--- a/docs_universidad/Fase 2/Evidencias Grupales/2.4_GuiaEstudiante_Fase 2_DesarrolloProyecto APT.docx
+++ b/docs_universidad/Fase 2/Evidencias Grupales/2.4_GuiaEstudiante_Fase 2_DesarrolloProyecto APT.docx
@@ -431,8 +431,7 @@
     <w:tbl>
       <w:tblPr>
         <w:tblStyle w:val="Tablaconcuadrcula"/>
-        <w:tblW w:w="9639" w:type="dxa"/>
-        <w:tblInd w:w="-572" w:type="dxa"/>
+        <w:tblW w:w="14960" w:type="dxa"/>
         <w:tblBorders>
           <w:top w:val="single" w:sz="4" w:space="0" w:color="BFBFBF" w:themeColor="background1" w:themeShade="BF"/>
           <w:left w:val="single" w:sz="4" w:space="0" w:color="BFBFBF" w:themeColor="background1" w:themeShade="BF"/>
@@ -441,22 +440,22 @@
           <w:insideH w:val="single" w:sz="4" w:space="0" w:color="BFBFBF" w:themeColor="background1" w:themeShade="BF"/>
           <w:insideV w:val="single" w:sz="4" w:space="0" w:color="BFBFBF" w:themeColor="background1" w:themeShade="BF"/>
         </w:tblBorders>
+        <w:tblLayout w:type="autofit"/>
         <w:tblLook w:val="04A0" w:firstRow="1" w:lastRow="0" w:firstColumn="1" w:lastColumn="0" w:noHBand="0" w:noVBand="1"/>
       </w:tblPr>
       <w:tblGrid>
-        <w:gridCol w:w="9639"/>
+        <w:gridCol w:w="14832"/>
       </w:tblGrid>
       <w:tr>
-        <w:trPr>
-          <w:trHeight w:val="440"/>
-        </w:trPr>
-        <w:tc>
-          <w:tcPr>
-            <w:tcW w:w="9639" w:type="dxa"/>
+        <w:trPr/>
+        <w:tc>
+          <w:tcPr>
+            <w:tcW w:w="14832" w:type="dxa"/>
             <w:vAlign w:val="center"/>
           </w:tcPr>
           <w:p>
             <w:pPr>
+              <w:keepNext w:val="0"/>
               <w:rPr>
                 <w:b/>
                 <w:color w:val="1F3864" w:themeColor="accent1" w:themeShade="80"/>
@@ -467,7 +466,7 @@
             <w:r>
               <w:rPr>
                 <w:b/>
-                <w:color w:val="1F3864" w:themeColor="accent1" w:themeShade="80"/>
+                <w:color w:val="000000"/>
                 <w:sz w:val="28"/>
                 <w:szCs w:val="28"/>
               </w:rPr>
@@ -476,7 +475,7 @@
             <w:r>
               <w:rPr>
                 <w:b/>
-                <w:color w:val="1F3864" w:themeColor="accent1" w:themeShade="80"/>
+                <w:color w:val="000000"/>
                 <w:sz w:val="28"/>
                 <w:szCs w:val="28"/>
               </w:rPr>
@@ -485,7 +484,7 @@
             <w:r>
               <w:rPr>
                 <w:b/>
-                <w:color w:val="1F3864" w:themeColor="accent1" w:themeShade="80"/>
+                <w:color w:val="000000"/>
                 <w:sz w:val="28"/>
                 <w:szCs w:val="28"/>
               </w:rPr>
@@ -494,7 +493,7 @@
             <w:r>
               <w:rPr>
                 <w:b/>
-                <w:color w:val="1F3864" w:themeColor="accent1" w:themeShade="80"/>
+                <w:color w:val="000000"/>
                 <w:sz w:val="28"/>
                 <w:szCs w:val="28"/>
               </w:rPr>
@@ -503,7 +502,7 @@
             <w:r>
               <w:rPr>
                 <w:b/>
-                <w:color w:val="1F3864" w:themeColor="accent1" w:themeShade="80"/>
+                <w:color w:val="000000"/>
                 <w:sz w:val="28"/>
                 <w:szCs w:val="28"/>
               </w:rPr>
@@ -513,18 +512,17 @@
         </w:tc>
       </w:tr>
       <w:tr>
-        <w:trPr>
-          <w:trHeight w:val="800"/>
-        </w:trPr>
-        <w:tc>
-          <w:tcPr>
-            <w:tcW w:w="9639" w:type="dxa"/>
+        <w:trPr/>
+        <w:tc>
+          <w:tcPr>
+            <w:tcW w:w="14832" w:type="dxa"/>
             <w:shd w:val="clear" w:color="auto" w:fill="D9E2F3" w:themeFill="accent1" w:themeFillTint="33"/>
             <w:vAlign w:val="center"/>
           </w:tcPr>
           <w:p>
             <w:pPr>
               <w:pStyle w:val="Piedepgina"/>
+              <w:keepNext w:val="0"/>
               <w:jc w:val="both"/>
               <w:rPr>
                 <w:rFonts w:ascii="Calibri" w:hAnsi="Calibri"/>
@@ -534,7 +532,7 @@
             <w:r>
               <w:rPr>
                 <w:rFonts w:ascii="Calibri" w:hAnsi="Calibri"/>
-                <w:color w:val="1F3864" w:themeColor="accent1" w:themeShade="80"/>
+                <w:color w:val="000000"/>
               </w:rPr>
               <w:t xml:space="preserve">A continuación, encontrarás distintos campos que deberás completar con la información solicitada. </w:t>
             </w:r>
@@ -569,8 +567,7 @@
     <w:tbl>
       <w:tblPr>
         <w:tblStyle w:val="Tablaconcuadrcula"/>
-        <w:tblW w:w="9639" w:type="dxa"/>
-        <w:tblInd w:w="-572" w:type="dxa"/>
+        <w:tblW w:w="14960" w:type="dxa"/>
         <w:tblBorders>
           <w:top w:val="single" w:sz="4" w:space="0" w:color="BFBFBF" w:themeColor="background1" w:themeShade="BF"/>
           <w:left w:val="single" w:sz="4" w:space="0" w:color="BFBFBF" w:themeColor="background1" w:themeShade="BF"/>
@@ -579,20 +576,23 @@
           <w:insideH w:val="single" w:sz="4" w:space="0" w:color="BFBFBF" w:themeColor="background1" w:themeShade="BF"/>
           <w:insideV w:val="single" w:sz="4" w:space="0" w:color="BFBFBF" w:themeColor="background1" w:themeShade="BF"/>
         </w:tblBorders>
+        <w:tblLayout w:type="autofit"/>
         <w:tblLook w:val="04A0" w:firstRow="1" w:lastRow="0" w:firstColumn="1" w:lastColumn="0" w:noHBand="0" w:noVBand="1"/>
       </w:tblPr>
       <w:tblGrid>
-        <w:gridCol w:w="2528"/>
-        <w:gridCol w:w="7111"/>
+        <w:gridCol w:w="2592"/>
+        <w:gridCol w:w="12240"/>
       </w:tblGrid>
       <w:tr>
-        <w:tc>
-          <w:tcPr>
-            <w:tcW w:w="2528" w:type="dxa"/>
+        <w:trPr/>
+        <w:tc>
+          <w:tcPr>
+            <w:tcW w:w="2592" w:type="dxa"/>
             <w:vAlign w:val="center"/>
           </w:tcPr>
           <w:p>
             <w:pPr>
+              <w:keepNext w:val="0"/>
               <w:rPr>
                 <w:rFonts w:ascii="Calibri" w:hAnsi="Calibri"/>
                 <w:color w:val="1F3864" w:themeColor="accent1" w:themeShade="80"/>
@@ -601,21 +601,21 @@
             <w:r>
               <w:rPr>
                 <w:rFonts w:ascii="Calibri" w:hAnsi="Calibri"/>
-                <w:color w:val="1F3864" w:themeColor="accent1" w:themeShade="80"/>
+                <w:color w:val="000000"/>
               </w:rPr>
               <w:t>Resumen</w:t>
             </w:r>
             <w:r>
               <w:rPr>
                 <w:rFonts w:ascii="Calibri" w:hAnsi="Calibri"/>
-                <w:color w:val="1F3864" w:themeColor="accent1" w:themeShade="80"/>
+                <w:color w:val="000000"/>
               </w:rPr>
               <w:t xml:space="preserve"> de</w:t>
             </w:r>
             <w:r>
               <w:rPr>
                 <w:rFonts w:ascii="Calibri" w:hAnsi="Calibri"/>
-                <w:color w:val="1F3864" w:themeColor="accent1" w:themeShade="80"/>
+                <w:color w:val="000000"/>
               </w:rPr>
               <w:t xml:space="preserve"> avance proyecto APT</w:t>
             </w:r>
@@ -623,179 +623,133 @@
         </w:tc>
         <w:tc>
           <w:tcPr>
-            <w:tcW w:w="7111" w:type="dxa"/>
-          </w:tcPr>
-          <w:p>
-            <w:pPr>
-              <w:jc w:val="both"/>
-              <w:rPr>
-                <w:rFonts w:ascii="Calibri" w:hAnsi="Calibri" w:cs="Arial"/>
-                <w:i/>
-                <w:color w:val="548DD4"/>
-                <w:sz w:val="20"/>
-                <w:szCs w:val="20"/>
-                <w:lang w:eastAsia="es-CL"/>
-              </w:rPr>
-            </w:pPr>
-            <w:r>
-              <w:rPr>
-                <w:rFonts w:ascii="Calibri" w:hAnsi="Calibri" w:cs="Arial"/>
-                <w:i/>
-                <w:color w:val="548DD4"/>
-                <w:sz w:val="20"/>
-                <w:szCs w:val="20"/>
-                <w:lang w:eastAsia="es-CL"/>
-              </w:rPr>
-              <w:t xml:space="preserve">En esta </w:t>
-            </w:r>
-            <w:r>
-              <w:rPr>
-                <w:rFonts w:ascii="Calibri" w:hAnsi="Calibri" w:cs="Arial"/>
-                <w:i/>
-                <w:color w:val="548DD4"/>
-                <w:sz w:val="20"/>
-                <w:szCs w:val="20"/>
-                <w:lang w:eastAsia="es-CL"/>
-              </w:rPr>
-              <w:t>sección</w:t>
-            </w:r>
-            <w:r>
-              <w:rPr>
-                <w:rFonts w:ascii="Calibri" w:hAnsi="Calibri" w:cs="Arial"/>
-                <w:i/>
-                <w:color w:val="548DD4"/>
-                <w:sz w:val="20"/>
-                <w:szCs w:val="20"/>
-                <w:lang w:eastAsia="es-CL"/>
-              </w:rPr>
-              <w:t xml:space="preserve"> deberá</w:t>
-            </w:r>
-            <w:r>
-              <w:rPr>
-                <w:rFonts w:ascii="Calibri" w:hAnsi="Calibri" w:cs="Arial"/>
-                <w:i/>
-                <w:color w:val="548DD4"/>
-                <w:sz w:val="20"/>
-                <w:szCs w:val="20"/>
-                <w:lang w:eastAsia="es-CL"/>
-              </w:rPr>
-              <w:t>s</w:t>
-            </w:r>
-            <w:r>
-              <w:rPr>
-                <w:rFonts w:ascii="Calibri" w:hAnsi="Calibri" w:cs="Arial"/>
-                <w:i/>
-                <w:color w:val="548DD4"/>
-                <w:sz w:val="20"/>
-                <w:szCs w:val="20"/>
-                <w:lang w:eastAsia="es-CL"/>
-              </w:rPr>
-              <w:t xml:space="preserve"> </w:t>
-            </w:r>
-            <w:r>
-              <w:rPr>
-                <w:rFonts w:ascii="Calibri" w:hAnsi="Calibri" w:cs="Arial"/>
-                <w:i/>
-                <w:color w:val="548DD4"/>
-                <w:sz w:val="20"/>
-                <w:szCs w:val="20"/>
-                <w:lang w:eastAsia="es-CL"/>
-              </w:rPr>
-              <w:t xml:space="preserve">realizar un resumen de los avances que has realizado en tu proyecto APT. </w:t>
-            </w:r>
-            <w:r>
-              <w:rPr>
-                <w:rFonts w:ascii="Calibri" w:hAnsi="Calibri" w:cs="Arial"/>
-                <w:i/>
-                <w:color w:val="548DD4"/>
-                <w:sz w:val="20"/>
-                <w:szCs w:val="20"/>
-                <w:lang w:eastAsia="es-CL"/>
-              </w:rPr>
-              <w:t xml:space="preserve">Relata </w:t>
-            </w:r>
-            <w:r>
-              <w:rPr>
-                <w:rFonts w:ascii="Calibri" w:hAnsi="Calibri" w:cs="Arial"/>
-                <w:i/>
-                <w:color w:val="548DD4"/>
-                <w:sz w:val="20"/>
-                <w:szCs w:val="20"/>
-                <w:lang w:eastAsia="es-CL"/>
-              </w:rPr>
-              <w:t xml:space="preserve">brevemente </w:t>
-            </w:r>
-            <w:r>
-              <w:rPr>
-                <w:rFonts w:ascii="Calibri" w:hAnsi="Calibri" w:cs="Arial"/>
-                <w:i/>
-                <w:color w:val="548DD4"/>
-                <w:sz w:val="20"/>
-                <w:szCs w:val="20"/>
-                <w:lang w:eastAsia="es-CL"/>
-              </w:rPr>
-              <w:t xml:space="preserve">qué </w:t>
-            </w:r>
-            <w:r>
-              <w:rPr>
-                <w:rFonts w:ascii="Calibri" w:hAnsi="Calibri" w:cs="Arial"/>
-                <w:i/>
-                <w:color w:val="548DD4"/>
-                <w:sz w:val="20"/>
-                <w:szCs w:val="20"/>
-                <w:lang w:eastAsia="es-CL"/>
-              </w:rPr>
-              <w:t xml:space="preserve">actividades </w:t>
-            </w:r>
-            <w:r>
-              <w:rPr>
-                <w:rFonts w:ascii="Calibri" w:hAnsi="Calibri" w:cs="Arial"/>
-                <w:i/>
-                <w:color w:val="548DD4"/>
-                <w:sz w:val="20"/>
-                <w:szCs w:val="20"/>
-                <w:lang w:eastAsia="es-CL"/>
-              </w:rPr>
-              <w:t>del proyecto has llevado a cabo y qué objetivos específicos has cumplido hasta el minuto y de qué manera.</w:t>
-            </w:r>
-          </w:p>
-          <w:p>
-            <w:pPr>
-              <w:jc w:val="both"/>
-              <w:rPr>
-                <w:rFonts w:ascii="Calibri" w:hAnsi="Calibri" w:cs="Arial"/>
-                <w:i/>
-                <w:color w:val="548DD4"/>
-                <w:sz w:val="20"/>
-                <w:szCs w:val="20"/>
-                <w:lang w:eastAsia="es-CL"/>
-              </w:rPr>
-            </w:pPr>
-            <w:r>
-              <w:rPr>
-                <w:rFonts w:ascii="Calibri" w:hAnsi="Calibri" w:cs="Arial"/>
-                <w:i/>
-                <w:color w:val="548DD4"/>
-                <w:sz w:val="20"/>
-                <w:szCs w:val="20"/>
-                <w:lang w:eastAsia="es-CL"/>
-              </w:rPr>
-              <w:t>En caso que hayas realizado ajustes a los objetivos o metodología, debes incluir dichos apartados nuevamente en este informe, señalando cuáles son dichos ajustes.</w:t>
+            <w:tcW w:w="12240" w:type="dxa"/>
+          </w:tcPr>
+          <w:p>
+            <w:pPr>
+              <w:spacing w:before="40" w:after="60" w:line="264" w:lineRule="auto"/>
+              <w:jc w:val="left"/>
+            </w:pPr>
+            <w:r/>
+            <w:r>
+              <w:rPr>
+                <w:rFonts w:ascii="Calibri" w:hAnsi="Calibri"/>
+                <w:b w:val="0"/>
+                <w:i w:val="0"/>
+                <w:color w:val="282828"/>
+                <w:sz w:val="19"/>
+              </w:rPr>
+              <w:t>Proyecto Cuerpo y Alma: Plataforma Web Integral de Gestión y Control de Asistencia</w:t>
+            </w:r>
+          </w:p>
+          <w:p>
+            <w:pPr>
+              <w:spacing w:before="40" w:after="60" w:line="264" w:lineRule="auto"/>
+              <w:jc w:val="left"/>
+            </w:pPr>
+            <w:r>
+              <w:rPr>
+                <w:rFonts w:ascii="Calibri" w:hAnsi="Calibri"/>
+                <w:b w:val="0"/>
+                <w:i w:val="0"/>
+                <w:color w:val="282828"/>
+                <w:sz w:val="19"/>
+              </w:rPr>
+              <w:t>El proyecto se encuentra en la Iteración 05 (cierre del Sprint 4, Semana 11), alcanzando un avance real y comprobado del 87.50 % (según Ficha de Avance 05), superando el 76.25 % comprometido en la Ficha 04 (+11.25 puntos porcentuales de variación positiva).</w:t>
+            </w:r>
+          </w:p>
+          <w:p>
+            <w:pPr>
+              <w:spacing w:before="40" w:after="60" w:line="264" w:lineRule="auto"/>
+              <w:jc w:val="left"/>
+            </w:pPr>
+            <w:r>
+              <w:rPr>
+                <w:rFonts w:ascii="Calibri" w:hAnsi="Calibri"/>
+                <w:b w:val="0"/>
+                <w:i w:val="0"/>
+                <w:color w:val="282828"/>
+                <w:sz w:val="19"/>
+              </w:rPr>
+              <w:t>La plataforma está construida sobre una arquitectura desacoplada utilizando Next.js (React App Router) en el frontend y Supabase Cloud (PostgreSQL 15, Auth y Storage) en el backend, estructurada bajo el Modelo 4+1 de Kruchten. Actualmente operan de forma integrada tres portales diferenciados por roles con seguridad RBAC:</w:t>
+            </w:r>
+          </w:p>
+          <w:p>
+            <w:pPr>
+              <w:spacing w:before="40" w:after="60" w:line="264" w:lineRule="auto"/>
+              <w:jc w:val="left"/>
+            </w:pPr>
+            <w:r>
+              <w:rPr>
+                <w:rFonts w:ascii="Calibri" w:hAnsi="Calibri"/>
+                <w:b w:val="0"/>
+                <w:i w:val="0"/>
+                <w:color w:val="282828"/>
+                <w:sz w:val="19"/>
+              </w:rPr>
+              <w:t>1. Portal de Alumna: Catálogo semanal de disciplinas, selección de horarios, motor de reservas con control de créditos de membresía y generador de Pase QR Dinámico encriptado con expiración de 300 segundos.</w:t>
+            </w:r>
+          </w:p>
+          <w:p>
+            <w:pPr>
+              <w:spacing w:before="40" w:after="60" w:line="264" w:lineRule="auto"/>
+              <w:jc w:val="left"/>
+            </w:pPr>
+            <w:r>
+              <w:rPr>
+                <w:rFonts w:ascii="Calibri" w:hAnsi="Calibri"/>
+                <w:b w:val="0"/>
+                <w:i w:val="0"/>
+                <w:color w:val="282828"/>
+                <w:sz w:val="19"/>
+              </w:rPr>
+              <w:t>2. Portal de Profesor: Consulta de clases asignadas en tiempo real, nómina de alumnas inscritas con fichas médicas de emergencia, escáner web de códigos QR mediante cámara integrada y mecanismo de contingencia manual con PIN de 4 dígitos.</w:t>
+            </w:r>
+          </w:p>
+          <w:p>
+            <w:pPr>
+              <w:spacing w:before="40" w:after="60" w:line="264" w:lineRule="auto"/>
+              <w:jc w:val="left"/>
+            </w:pPr>
+            <w:r>
+              <w:rPr>
+                <w:rFonts w:ascii="Calibri" w:hAnsi="Calibri"/>
+                <w:b w:val="0"/>
+                <w:i w:val="0"/>
+                <w:color w:val="282828"/>
+                <w:sz w:val="19"/>
+              </w:rPr>
+              <w:t>3. Portal de Administración: Creación y parametrización de horarios, salas y disciplinas, con control estricto de aforo atómico (máximo 8 barras por clase, regla RN-01), módulo de carga de comprobantes de pago y rutina transaccional de borrado seguro 'deleteClassesCascade' que garantiza integridad referencial sin bloqueos.</w:t>
+            </w:r>
+          </w:p>
+          <w:p>
+            <w:pPr>
+              <w:spacing w:before="40" w:after="60" w:line="264" w:lineRule="auto"/>
+              <w:jc w:val="left"/>
+            </w:pPr>
+            <w:r>
+              <w:rPr>
+                <w:rFonts w:ascii="Calibri" w:hAnsi="Calibri"/>
+                <w:b w:val="0"/>
+                <w:i w:val="0"/>
+                <w:color w:val="282828"/>
+                <w:sz w:val="19"/>
+              </w:rPr>
+              <w:t>Los módulos cuentan con verificación funcional en vivo sobre la versión Release v0.8.5-sprint4 (Commit: a4f8b2c), respaldados por políticas de seguridad RLS a nivel de base de datos.</w:t>
             </w:r>
           </w:p>
         </w:tc>
       </w:tr>
       <w:tr>
-        <w:trPr>
-          <w:trHeight w:val="1247"/>
-        </w:trPr>
-        <w:tc>
-          <w:tcPr>
-            <w:tcW w:w="2528" w:type="dxa"/>
+        <w:trPr/>
+        <w:tc>
+          <w:tcPr>
+            <w:tcW w:w="2592" w:type="dxa"/>
             <w:vAlign w:val="center"/>
           </w:tcPr>
           <w:p>
             <w:pPr>
+              <w:keepNext w:val="0"/>
               <w:rPr>
                 <w:rFonts w:ascii="Calibri" w:hAnsi="Calibri"/>
                 <w:color w:val="1F3864" w:themeColor="accent1" w:themeShade="80"/>
@@ -804,7 +758,7 @@
             <w:r>
               <w:rPr>
                 <w:rFonts w:ascii="Calibri" w:hAnsi="Calibri"/>
-                <w:color w:val="1F3864" w:themeColor="accent1" w:themeShade="80"/>
+                <w:color w:val="000000"/>
               </w:rPr>
               <w:t>Objetivos</w:t>
             </w:r>
@@ -812,47 +766,134 @@
         </w:tc>
         <w:tc>
           <w:tcPr>
-            <w:tcW w:w="7111" w:type="dxa"/>
+            <w:tcW w:w="12240" w:type="dxa"/>
             <w:vAlign w:val="center"/>
           </w:tcPr>
           <w:p>
             <w:pPr>
-              <w:jc w:val="both"/>
-              <w:rPr>
-                <w:rFonts w:ascii="Calibri" w:hAnsi="Calibri" w:cs="Arial"/>
-                <w:b/>
-                <w:i/>
-                <w:color w:val="548DD4"/>
-                <w:sz w:val="20"/>
-                <w:szCs w:val="20"/>
-                <w:lang w:eastAsia="es-CL"/>
-              </w:rPr>
-            </w:pPr>
-            <w:r>
-              <w:rPr>
-                <w:rFonts w:ascii="Calibri" w:hAnsi="Calibri" w:cs="Arial"/>
-                <w:i/>
-                <w:color w:val="548DD4"/>
-                <w:sz w:val="20"/>
-                <w:szCs w:val="20"/>
-                <w:lang w:eastAsia="es-CL"/>
-              </w:rPr>
-              <w:t>Opcional en caso de ajuste</w:t>
+              <w:spacing w:before="40" w:after="60" w:line="264" w:lineRule="auto"/>
+              <w:jc w:val="left"/>
+            </w:pPr>
+            <w:r/>
+            <w:r>
+              <w:rPr>
+                <w:rFonts w:ascii="Calibri" w:hAnsi="Calibri"/>
+                <w:b w:val="0"/>
+                <w:i w:val="0"/>
+                <w:color w:val="282828"/>
+                <w:sz w:val="19"/>
+              </w:rPr>
+              <w:t>Se mantiene el objetivo general de centralizar la gestión de alumnas, membresías, pagos, horarios, reservas de cupos y registro de asistencia para la academia 'Cuerpo y Alma'.</w:t>
+            </w:r>
+          </w:p>
+          <w:p>
+            <w:pPr>
+              <w:spacing w:before="40" w:after="60" w:line="264" w:lineRule="auto"/>
+              <w:jc w:val="left"/>
+            </w:pPr>
+            <w:r>
+              <w:rPr>
+                <w:rFonts w:ascii="Calibri" w:hAnsi="Calibri"/>
+                <w:b w:val="0"/>
+                <w:i w:val="0"/>
+                <w:color w:val="282828"/>
+                <w:sz w:val="19"/>
+              </w:rPr>
+              <w:t>Respecto de los objetivos específicos comprometidos en la Fase 1:</w:t>
+            </w:r>
+          </w:p>
+          <w:p>
+            <w:pPr>
+              <w:spacing w:before="40" w:after="60" w:line="264" w:lineRule="auto"/>
+              <w:jc w:val="left"/>
+            </w:pPr>
+            <w:r>
+              <w:rPr>
+                <w:rFonts w:ascii="Calibri" w:hAnsi="Calibri"/>
+                <w:b w:val="0"/>
+                <w:i w:val="0"/>
+                <w:color w:val="282828"/>
+                <w:sz w:val="19"/>
+              </w:rPr>
+              <w:t>1. Panel administrativo para gestión de clases y horarios: 100 % implementado y funcional con control de cupos (8 alumnas por sala) y eliminación en cascada.</w:t>
+            </w:r>
+          </w:p>
+          <w:p>
+            <w:pPr>
+              <w:spacing w:before="40" w:after="60" w:line="264" w:lineRule="auto"/>
+              <w:jc w:val="left"/>
+            </w:pPr>
+            <w:r>
+              <w:rPr>
+                <w:rFonts w:ascii="Calibri" w:hAnsi="Calibri"/>
+                <w:b w:val="0"/>
+                <w:i w:val="0"/>
+                <w:color w:val="282828"/>
+                <w:sz w:val="19"/>
+              </w:rPr>
+              <w:t>2. Panel del profesor para consulta de agenda y alumnas inscritas: 100 % implementado, responsivo y conectado a la base de datos con nómina de asistencia en tiempo real.</w:t>
+            </w:r>
+          </w:p>
+          <w:p>
+            <w:pPr>
+              <w:spacing w:before="40" w:after="60" w:line="264" w:lineRule="auto"/>
+              <w:jc w:val="left"/>
+            </w:pPr>
+            <w:r>
+              <w:rPr>
+                <w:rFonts w:ascii="Calibri" w:hAnsi="Calibri"/>
+                <w:b w:val="0"/>
+                <w:i w:val="0"/>
+                <w:color w:val="282828"/>
+                <w:sz w:val="19"/>
+              </w:rPr>
+              <w:t>3. Registro de asistencia mediante QR dinámico: 100 % implementado, incorporando token seguro no reutilizable y contingencia mediante PIN manual docente ante fallas de hardware.</w:t>
+            </w:r>
+          </w:p>
+          <w:p>
+            <w:pPr>
+              <w:spacing w:before="40" w:after="60" w:line="264" w:lineRule="auto"/>
+              <w:jc w:val="left"/>
+            </w:pPr>
+            <w:r>
+              <w:rPr>
+                <w:rFonts w:ascii="Calibri" w:hAnsi="Calibri"/>
+                <w:b w:val="0"/>
+                <w:i w:val="0"/>
+                <w:color w:val="282828"/>
+                <w:sz w:val="19"/>
+              </w:rPr>
+              <w:t>4. Módulo de planes y finanzas: 80 % implementado (tablas 'planes', 'user_suscripciones' y 'user_pagos' operativas; carga de comprobantes bancarios activa; conciliación administrativa en fase final de prueba).</w:t>
+            </w:r>
+          </w:p>
+          <w:p>
+            <w:pPr>
+              <w:spacing w:before="40" w:after="60" w:line="264" w:lineRule="auto"/>
+              <w:jc w:val="left"/>
+            </w:pPr>
+            <w:r>
+              <w:rPr>
+                <w:rFonts w:ascii="Calibri" w:hAnsi="Calibri"/>
+                <w:b w:val="0"/>
+                <w:i w:val="0"/>
+                <w:color w:val="282828"/>
+                <w:sz w:val="19"/>
+              </w:rPr>
+              <w:t>5. Métricas y dashboard de reportería: Prototipado y planificado para su cierre durante las 7 semanas restantes de la Fase 2.</w:t>
             </w:r>
           </w:p>
         </w:tc>
       </w:tr>
       <w:tr>
-        <w:trPr>
-          <w:trHeight w:val="939"/>
-        </w:trPr>
-        <w:tc>
-          <w:tcPr>
-            <w:tcW w:w="2528" w:type="dxa"/>
+        <w:trPr/>
+        <w:tc>
+          <w:tcPr>
+            <w:tcW w:w="2592" w:type="dxa"/>
             <w:vAlign w:val="center"/>
           </w:tcPr>
           <w:p>
             <w:pPr>
+              <w:keepNext w:val="0"/>
               <w:rPr>
                 <w:rFonts w:ascii="Calibri" w:hAnsi="Calibri"/>
                 <w:color w:val="1F3864" w:themeColor="accent1" w:themeShade="80"/>
@@ -861,7 +902,7 @@
             <w:r>
               <w:rPr>
                 <w:rFonts w:ascii="Calibri" w:hAnsi="Calibri"/>
-                <w:color w:val="1F3864" w:themeColor="accent1" w:themeShade="80"/>
+                <w:color w:val="000000"/>
               </w:rPr>
               <w:t>Metodología</w:t>
             </w:r>
@@ -869,46 +910,118 @@
         </w:tc>
         <w:tc>
           <w:tcPr>
-            <w:tcW w:w="7111" w:type="dxa"/>
+            <w:tcW w:w="12240" w:type="dxa"/>
             <w:vAlign w:val="center"/>
           </w:tcPr>
           <w:p>
             <w:pPr>
-              <w:jc w:val="both"/>
-              <w:rPr>
-                <w:rFonts w:ascii="Calibri" w:hAnsi="Calibri" w:cs="Arial"/>
-                <w:i/>
-                <w:color w:val="548DD4"/>
-                <w:sz w:val="20"/>
-                <w:szCs w:val="20"/>
-                <w:lang w:eastAsia="es-CL"/>
-              </w:rPr>
-            </w:pPr>
-            <w:r>
-              <w:rPr>
-                <w:rFonts w:ascii="Calibri" w:hAnsi="Calibri" w:cs="Arial"/>
-                <w:i/>
-                <w:color w:val="548DD4"/>
-                <w:sz w:val="20"/>
-                <w:szCs w:val="20"/>
-                <w:lang w:eastAsia="es-CL"/>
-              </w:rPr>
-              <w:t>Opcional en caso de ajuste</w:t>
+              <w:spacing w:before="40" w:after="60" w:line="264" w:lineRule="auto"/>
+              <w:jc w:val="left"/>
+            </w:pPr>
+            <w:r/>
+            <w:r>
+              <w:rPr>
+                <w:rFonts w:ascii="Calibri" w:hAnsi="Calibri"/>
+                <w:b w:val="0"/>
+                <w:i w:val="0"/>
+                <w:color w:val="282828"/>
+                <w:sz w:val="19"/>
+              </w:rPr>
+              <w:t>Se mantiene y consolida la metodología ágil Scrum con un ciclo de desarrollo iterativo e incremental organizado en 4 Sprints quincenales (Semanas 1 a 11):</w:t>
+            </w:r>
+          </w:p>
+          <w:p>
+            <w:pPr>
+              <w:spacing w:before="40" w:after="60" w:line="264" w:lineRule="auto"/>
+              <w:jc w:val="left"/>
+            </w:pPr>
+            <w:r>
+              <w:rPr>
+                <w:rFonts w:ascii="Calibri" w:hAnsi="Calibri"/>
+                <w:b w:val="0"/>
+                <w:i w:val="0"/>
+                <w:color w:val="282828"/>
+                <w:sz w:val="19"/>
+              </w:rPr>
+              <w:t>- Sprint 1 (Semanas 5-6): Autenticación segura RBAC, sesiones JWT y perfiles de usuaria.</w:t>
+            </w:r>
+          </w:p>
+          <w:p>
+            <w:pPr>
+              <w:spacing w:before="40" w:after="60" w:line="264" w:lineRule="auto"/>
+              <w:jc w:val="left"/>
+            </w:pPr>
+            <w:r>
+              <w:rPr>
+                <w:rFonts w:ascii="Calibri" w:hAnsi="Calibri"/>
+                <w:b w:val="0"/>
+                <w:i w:val="0"/>
+                <w:color w:val="282828"/>
+                <w:sz w:val="19"/>
+              </w:rPr>
+              <w:t>- Sprint 2 (Semanas 7-8): Catálogo de disciplinas, creación de horarios y motor de reservas con aforo máximo de 8 cupos (regla RN-01).</w:t>
+            </w:r>
+          </w:p>
+          <w:p>
+            <w:pPr>
+              <w:spacing w:before="40" w:after="60" w:line="264" w:lineRule="auto"/>
+              <w:jc w:val="left"/>
+            </w:pPr>
+            <w:r>
+              <w:rPr>
+                <w:rFonts w:ascii="Calibri" w:hAnsi="Calibri"/>
+                <w:b w:val="0"/>
+                <w:i w:val="0"/>
+                <w:color w:val="282828"/>
+                <w:sz w:val="19"/>
+              </w:rPr>
+              <w:t>- Sprint 3 (Semanas 9-10): Gestión de planes de clase, suscripciones, carga de comprobantes bancarios y políticas de cancelación (regla de 4 horas).</w:t>
+            </w:r>
+          </w:p>
+          <w:p>
+            <w:pPr>
+              <w:spacing w:before="40" w:after="60" w:line="264" w:lineRule="auto"/>
+              <w:jc w:val="left"/>
+            </w:pPr>
+            <w:r>
+              <w:rPr>
+                <w:rFonts w:ascii="Calibri" w:hAnsi="Calibri"/>
+                <w:b w:val="0"/>
+                <w:i w:val="0"/>
+                <w:color w:val="282828"/>
+                <w:sz w:val="19"/>
+              </w:rPr>
+              <w:t>- Sprint 4 (Semana 11): Pase QR dinámico (expiración a 300s), escáner web docente por cámara, contingencia manual por PIN de 4 dígitos y rutina 'deleteClassesCascade'.</w:t>
+            </w:r>
+          </w:p>
+          <w:p>
+            <w:pPr>
+              <w:spacing w:before="40" w:after="60" w:line="264" w:lineRule="auto"/>
+              <w:jc w:val="left"/>
+            </w:pPr>
+            <w:r>
+              <w:rPr>
+                <w:rFonts w:ascii="Calibri" w:hAnsi="Calibri"/>
+                <w:b w:val="0"/>
+                <w:i w:val="0"/>
+                <w:color w:val="282828"/>
+                <w:sz w:val="19"/>
+              </w:rPr>
+              <w:t>El seguimiento del proyecto se encuentra documentado y auditado semanalmente a través de las Fichas de Avance 01 a 05, la Carta Gantt actualizada (Semanas 1 a 18) y los repositorios de GitHub con control de versiones y trazabilidad de User Stories (HU-01 a HU-12).</w:t>
             </w:r>
           </w:p>
         </w:tc>
       </w:tr>
       <w:tr>
-        <w:trPr>
-          <w:trHeight w:val="2377"/>
-        </w:trPr>
-        <w:tc>
-          <w:tcPr>
-            <w:tcW w:w="2528" w:type="dxa"/>
+        <w:trPr/>
+        <w:tc>
+          <w:tcPr>
+            <w:tcW w:w="2592" w:type="dxa"/>
             <w:vAlign w:val="center"/>
           </w:tcPr>
           <w:p>
             <w:pPr>
+              <w:keepNext w:val="0"/>
               <w:rPr>
                 <w:rFonts w:ascii="Calibri" w:hAnsi="Calibri"/>
                 <w:color w:val="1F3864" w:themeColor="accent1" w:themeShade="80"/>
@@ -917,7 +1030,7 @@
             <w:r>
               <w:rPr>
                 <w:rFonts w:ascii="Calibri" w:hAnsi="Calibri"/>
-                <w:color w:val="1F3864" w:themeColor="accent1" w:themeShade="80"/>
+                <w:color w:val="000000"/>
               </w:rPr>
               <w:t>Evidencias de avance</w:t>
             </w:r>
@@ -925,377 +1038,104 @@
         </w:tc>
         <w:tc>
           <w:tcPr>
-            <w:tcW w:w="7111" w:type="dxa"/>
+            <w:tcW w:w="12240" w:type="dxa"/>
             <w:vAlign w:val="center"/>
           </w:tcPr>
           <w:p>
             <w:pPr>
-              <w:jc w:val="both"/>
-              <w:rPr>
-                <w:rFonts w:ascii="Calibri" w:hAnsi="Calibri" w:cs="Arial"/>
-                <w:i/>
-                <w:color w:val="548DD4"/>
-                <w:sz w:val="20"/>
-                <w:szCs w:val="20"/>
-                <w:lang w:eastAsia="es-CL"/>
-              </w:rPr>
-            </w:pPr>
-            <w:r>
-              <w:rPr>
-                <w:rFonts w:ascii="Calibri" w:hAnsi="Calibri" w:cs="Arial"/>
-                <w:i/>
-                <w:color w:val="548DD4"/>
-                <w:sz w:val="20"/>
-                <w:szCs w:val="20"/>
-                <w:lang w:eastAsia="es-CL"/>
-              </w:rPr>
-              <w:t>Describe la</w:t>
-            </w:r>
-            <w:r>
-              <w:rPr>
-                <w:rFonts w:ascii="Calibri" w:hAnsi="Calibri" w:cs="Arial"/>
-                <w:i/>
-                <w:color w:val="548DD4"/>
-                <w:sz w:val="20"/>
-                <w:szCs w:val="20"/>
-                <w:lang w:eastAsia="es-CL"/>
-              </w:rPr>
-              <w:t>(</w:t>
-            </w:r>
-            <w:r>
-              <w:rPr>
-                <w:rFonts w:ascii="Calibri" w:hAnsi="Calibri" w:cs="Arial"/>
-                <w:i/>
-                <w:color w:val="548DD4"/>
-                <w:sz w:val="20"/>
-                <w:szCs w:val="20"/>
-                <w:lang w:eastAsia="es-CL"/>
-              </w:rPr>
-              <w:t>s</w:t>
-            </w:r>
-            <w:r>
-              <w:rPr>
-                <w:rFonts w:ascii="Calibri" w:hAnsi="Calibri" w:cs="Arial"/>
-                <w:i/>
-                <w:color w:val="548DD4"/>
-                <w:sz w:val="20"/>
-                <w:szCs w:val="20"/>
-                <w:lang w:eastAsia="es-CL"/>
-              </w:rPr>
-              <w:t>)</w:t>
-            </w:r>
-            <w:r>
-              <w:rPr>
-                <w:rFonts w:ascii="Calibri" w:hAnsi="Calibri" w:cs="Arial"/>
-                <w:i/>
-                <w:color w:val="548DD4"/>
-                <w:sz w:val="20"/>
-                <w:szCs w:val="20"/>
-                <w:lang w:eastAsia="es-CL"/>
-              </w:rPr>
-              <w:t xml:space="preserve"> evidencia</w:t>
-            </w:r>
-            <w:r>
-              <w:rPr>
-                <w:rFonts w:ascii="Calibri" w:hAnsi="Calibri" w:cs="Arial"/>
-                <w:i/>
-                <w:color w:val="548DD4"/>
-                <w:sz w:val="20"/>
-                <w:szCs w:val="20"/>
-                <w:lang w:eastAsia="es-CL"/>
-              </w:rPr>
-              <w:t>(</w:t>
-            </w:r>
-            <w:r>
-              <w:rPr>
-                <w:rFonts w:ascii="Calibri" w:hAnsi="Calibri" w:cs="Arial"/>
-                <w:i/>
-                <w:color w:val="548DD4"/>
-                <w:sz w:val="20"/>
-                <w:szCs w:val="20"/>
-                <w:lang w:eastAsia="es-CL"/>
-              </w:rPr>
-              <w:t>s</w:t>
-            </w:r>
-            <w:r>
-              <w:rPr>
-                <w:rFonts w:ascii="Calibri" w:hAnsi="Calibri" w:cs="Arial"/>
-                <w:i/>
-                <w:color w:val="548DD4"/>
-                <w:sz w:val="20"/>
-                <w:szCs w:val="20"/>
-                <w:lang w:eastAsia="es-CL"/>
-              </w:rPr>
-              <w:t>)</w:t>
-            </w:r>
-            <w:r>
-              <w:rPr>
-                <w:rFonts w:ascii="Calibri" w:hAnsi="Calibri" w:cs="Arial"/>
-                <w:i/>
-                <w:color w:val="548DD4"/>
-                <w:sz w:val="20"/>
-                <w:szCs w:val="20"/>
-                <w:lang w:eastAsia="es-CL"/>
-              </w:rPr>
-              <w:t xml:space="preserve"> que </w:t>
-            </w:r>
-            <w:r>
-              <w:rPr>
-                <w:rFonts w:ascii="Calibri" w:hAnsi="Calibri" w:cs="Arial"/>
-                <w:i/>
-                <w:color w:val="548DD4"/>
-                <w:sz w:val="20"/>
-                <w:szCs w:val="20"/>
-                <w:lang w:eastAsia="es-CL"/>
-              </w:rPr>
-              <w:t xml:space="preserve">presentarás en este informe de avance y justifica </w:t>
-            </w:r>
-            <w:r>
-              <w:rPr>
-                <w:rFonts w:ascii="Calibri" w:hAnsi="Calibri" w:cs="Arial"/>
-                <w:i/>
-                <w:color w:val="548DD4"/>
-                <w:sz w:val="20"/>
-                <w:szCs w:val="20"/>
-                <w:lang w:eastAsia="es-CL"/>
-              </w:rPr>
-              <w:t xml:space="preserve">de qué manera </w:t>
-            </w:r>
-            <w:r>
-              <w:rPr>
-                <w:rFonts w:ascii="Calibri" w:hAnsi="Calibri" w:cs="Arial"/>
-                <w:i/>
-                <w:color w:val="548DD4"/>
-                <w:sz w:val="20"/>
-                <w:szCs w:val="20"/>
-                <w:lang w:eastAsia="es-CL"/>
-              </w:rPr>
-              <w:t>esta</w:t>
-            </w:r>
-            <w:r>
-              <w:rPr>
-                <w:rFonts w:ascii="Calibri" w:hAnsi="Calibri" w:cs="Arial"/>
-                <w:i/>
-                <w:color w:val="548DD4"/>
-                <w:sz w:val="20"/>
-                <w:szCs w:val="20"/>
-                <w:lang w:eastAsia="es-CL"/>
-              </w:rPr>
-              <w:t>(</w:t>
-            </w:r>
-            <w:r>
-              <w:rPr>
-                <w:rFonts w:ascii="Calibri" w:hAnsi="Calibri" w:cs="Arial"/>
-                <w:i/>
-                <w:color w:val="548DD4"/>
-                <w:sz w:val="20"/>
-                <w:szCs w:val="20"/>
-                <w:lang w:eastAsia="es-CL"/>
-              </w:rPr>
-              <w:t>s</w:t>
-            </w:r>
-            <w:r>
-              <w:rPr>
-                <w:rFonts w:ascii="Calibri" w:hAnsi="Calibri" w:cs="Arial"/>
-                <w:i/>
-                <w:color w:val="548DD4"/>
-                <w:sz w:val="20"/>
-                <w:szCs w:val="20"/>
-                <w:lang w:eastAsia="es-CL"/>
-              </w:rPr>
-              <w:t>)</w:t>
-            </w:r>
-            <w:r>
-              <w:rPr>
-                <w:rFonts w:ascii="Calibri" w:hAnsi="Calibri" w:cs="Arial"/>
-                <w:i/>
-                <w:color w:val="548DD4"/>
-                <w:sz w:val="20"/>
-                <w:szCs w:val="20"/>
-                <w:lang w:eastAsia="es-CL"/>
-              </w:rPr>
-              <w:t xml:space="preserve"> evidencia</w:t>
-            </w:r>
-            <w:r>
-              <w:rPr>
-                <w:rFonts w:ascii="Calibri" w:hAnsi="Calibri" w:cs="Arial"/>
-                <w:i/>
-                <w:color w:val="548DD4"/>
-                <w:sz w:val="20"/>
-                <w:szCs w:val="20"/>
-                <w:lang w:eastAsia="es-CL"/>
-              </w:rPr>
-              <w:t>(</w:t>
-            </w:r>
-            <w:r>
-              <w:rPr>
-                <w:rFonts w:ascii="Calibri" w:hAnsi="Calibri" w:cs="Arial"/>
-                <w:i/>
-                <w:color w:val="548DD4"/>
-                <w:sz w:val="20"/>
-                <w:szCs w:val="20"/>
-                <w:lang w:eastAsia="es-CL"/>
-              </w:rPr>
-              <w:t>s</w:t>
-            </w:r>
-            <w:r>
-              <w:rPr>
-                <w:rFonts w:ascii="Calibri" w:hAnsi="Calibri" w:cs="Arial"/>
-                <w:i/>
-                <w:color w:val="548DD4"/>
-                <w:sz w:val="20"/>
-                <w:szCs w:val="20"/>
-                <w:lang w:eastAsia="es-CL"/>
-              </w:rPr>
-              <w:t>)</w:t>
-            </w:r>
-            <w:r>
-              <w:rPr>
-                <w:rFonts w:ascii="Calibri" w:hAnsi="Calibri" w:cs="Arial"/>
-                <w:i/>
-                <w:color w:val="548DD4"/>
-                <w:sz w:val="20"/>
-                <w:szCs w:val="20"/>
-                <w:lang w:eastAsia="es-CL"/>
-              </w:rPr>
-              <w:t xml:space="preserve"> </w:t>
-            </w:r>
-            <w:r>
-              <w:rPr>
-                <w:rFonts w:ascii="Calibri" w:hAnsi="Calibri" w:cs="Arial"/>
-                <w:i/>
-                <w:color w:val="548DD4"/>
-                <w:sz w:val="20"/>
-                <w:szCs w:val="20"/>
-                <w:lang w:eastAsia="es-CL"/>
-              </w:rPr>
-              <w:t xml:space="preserve">permite(n) </w:t>
-            </w:r>
-            <w:r>
-              <w:rPr>
-                <w:rFonts w:ascii="Calibri" w:hAnsi="Calibri" w:cs="Arial"/>
-                <w:i/>
-                <w:color w:val="548DD4"/>
-                <w:sz w:val="20"/>
-                <w:szCs w:val="20"/>
-                <w:lang w:eastAsia="es-CL"/>
-              </w:rPr>
-              <w:t>da</w:t>
-            </w:r>
-            <w:r>
-              <w:rPr>
-                <w:rFonts w:ascii="Calibri" w:hAnsi="Calibri" w:cs="Arial"/>
-                <w:i/>
-                <w:color w:val="548DD4"/>
-                <w:sz w:val="20"/>
-                <w:szCs w:val="20"/>
-                <w:lang w:eastAsia="es-CL"/>
-              </w:rPr>
-              <w:t>r</w:t>
-            </w:r>
-            <w:r>
-              <w:rPr>
-                <w:rFonts w:ascii="Calibri" w:hAnsi="Calibri" w:cs="Arial"/>
-                <w:i/>
-                <w:color w:val="548DD4"/>
-                <w:sz w:val="20"/>
-                <w:szCs w:val="20"/>
-                <w:lang w:eastAsia="es-CL"/>
-              </w:rPr>
-              <w:t xml:space="preserve"> cuenta del </w:t>
-            </w:r>
-            <w:r>
-              <w:rPr>
-                <w:rFonts w:ascii="Calibri" w:hAnsi="Calibri" w:cs="Arial"/>
-                <w:i/>
-                <w:color w:val="548DD4"/>
-                <w:sz w:val="20"/>
-                <w:szCs w:val="20"/>
-                <w:lang w:eastAsia="es-CL"/>
-              </w:rPr>
-              <w:t>desarrollo</w:t>
-            </w:r>
-            <w:r>
-              <w:rPr>
-                <w:rFonts w:ascii="Calibri" w:hAnsi="Calibri" w:cs="Arial"/>
-                <w:i/>
-                <w:color w:val="548DD4"/>
-                <w:sz w:val="20"/>
-                <w:szCs w:val="20"/>
-                <w:lang w:eastAsia="es-CL"/>
-              </w:rPr>
-              <w:t xml:space="preserve"> </w:t>
-            </w:r>
-            <w:r>
-              <w:rPr>
-                <w:rFonts w:ascii="Calibri" w:hAnsi="Calibri" w:cs="Arial"/>
-                <w:i/>
-                <w:color w:val="548DD4"/>
-                <w:sz w:val="20"/>
-                <w:szCs w:val="20"/>
-                <w:lang w:eastAsia="es-CL"/>
-              </w:rPr>
-              <w:t>del proyecto.</w:t>
-            </w:r>
-          </w:p>
-          <w:p>
-            <w:pPr>
-              <w:jc w:val="both"/>
-              <w:rPr>
-                <w:rFonts w:ascii="Calibri" w:hAnsi="Calibri" w:cs="Arial"/>
-                <w:i/>
-                <w:color w:val="548DD4"/>
-                <w:sz w:val="20"/>
-                <w:szCs w:val="20"/>
-                <w:lang w:eastAsia="es-CL"/>
-              </w:rPr>
-            </w:pPr>
-            <w:r>
-              <w:rPr>
-                <w:rFonts w:ascii="Calibri" w:hAnsi="Calibri" w:cs="Arial"/>
-                <w:i/>
-                <w:color w:val="548DD4"/>
-                <w:sz w:val="20"/>
-                <w:szCs w:val="20"/>
-                <w:lang w:eastAsia="es-CL"/>
-              </w:rPr>
-              <w:t xml:space="preserve">En caso de ser pertinente </w:t>
-            </w:r>
-            <w:r>
-              <w:rPr>
-                <w:rFonts w:ascii="Calibri" w:hAnsi="Calibri" w:cs="Arial"/>
-                <w:i/>
-                <w:color w:val="548DD4"/>
-                <w:sz w:val="20"/>
-                <w:szCs w:val="20"/>
-                <w:lang w:eastAsia="es-CL"/>
-              </w:rPr>
-              <w:t>explica cómo resguardaste la calidad de tu Proyecto APT a partir de aspectos propios de tu disciplina (correcta aplicación de metodologías, actividades, herramientas, recursos propios, etc.).</w:t>
-            </w:r>
-          </w:p>
-          <w:p>
-            <w:pPr>
-              <w:jc w:val="both"/>
-              <w:rPr>
-                <w:rFonts w:ascii="Calibri" w:hAnsi="Calibri" w:cs="Arial"/>
-                <w:b/>
-                <w:i/>
-                <w:color w:val="548DD4"/>
-                <w:sz w:val="20"/>
-                <w:szCs w:val="20"/>
-                <w:lang w:eastAsia="es-CL"/>
-              </w:rPr>
-            </w:pPr>
-            <w:r>
-              <w:rPr>
-                <w:rFonts w:ascii="Calibri" w:hAnsi="Calibri" w:cs="Arial"/>
-                <w:i/>
-                <w:color w:val="548DD4"/>
-                <w:sz w:val="20"/>
-                <w:szCs w:val="20"/>
-                <w:lang w:eastAsia="es-CL"/>
-              </w:rPr>
-              <w:t>En este apartado adjuntar la(s) evidencia(s) seleccionada(s) para ser evaluada por el docente.</w:t>
+              <w:spacing w:before="40" w:after="60" w:line="264" w:lineRule="auto"/>
+              <w:jc w:val="left"/>
+            </w:pPr>
+            <w:r/>
+            <w:r>
+              <w:rPr>
+                <w:rFonts w:ascii="Calibri" w:hAnsi="Calibri"/>
+                <w:b w:val="0"/>
+                <w:i w:val="0"/>
+                <w:color w:val="282828"/>
+                <w:sz w:val="19"/>
+              </w:rPr>
+              <w:t>Evidencias integradas y verificables en el repositorio del proyecto:</w:t>
+            </w:r>
+          </w:p>
+          <w:p>
+            <w:pPr>
+              <w:spacing w:before="40" w:after="60" w:line="264" w:lineRule="auto"/>
+              <w:jc w:val="left"/>
+            </w:pPr>
+            <w:r>
+              <w:rPr>
+                <w:rFonts w:ascii="Calibri" w:hAnsi="Calibri"/>
+                <w:b w:val="0"/>
+                <w:i w:val="0"/>
+                <w:color w:val="282828"/>
+                <w:sz w:val="19"/>
+              </w:rPr>
+              <w:t>1. Código fuente y arquitectura: Proyecto estructurado en Next.js App Router (Stitch UI) y Supabase en el repositorio de GitHub, cumpliendo las 5 vistas del Modelo 4+1 de Kruchten (Lógica, Desarrollo, Procesos, Física y Escenarios +1) con diagramas SVG y dashboard HTML interactivo.</w:t>
+            </w:r>
+          </w:p>
+          <w:p>
+            <w:pPr>
+              <w:spacing w:before="40" w:after="60" w:line="264" w:lineRule="auto"/>
+              <w:jc w:val="left"/>
+            </w:pPr>
+            <w:r>
+              <w:rPr>
+                <w:rFonts w:ascii="Calibri" w:hAnsi="Calibri"/>
+                <w:b w:val="0"/>
+                <w:i w:val="0"/>
+                <w:color w:val="282828"/>
+                <w:sz w:val="19"/>
+              </w:rPr>
+              <w:t>2. Scripts de base de datos y seguridad: 'full_database_setup.sql' (esquema relacional en 3FN con tablas profiles, clase, reserva, asistencia, planes, user_suscripciones y user_pagos) y 'rls_politicas_seguridad.sql' (políticas Row Level Security para aislamiento estricto de datos).</w:t>
+            </w:r>
+          </w:p>
+          <w:p>
+            <w:pPr>
+              <w:spacing w:before="40" w:after="60" w:line="264" w:lineRule="auto"/>
+              <w:jc w:val="left"/>
+            </w:pPr>
+            <w:r>
+              <w:rPr>
+                <w:rFonts w:ascii="Calibri" w:hAnsi="Calibri"/>
+                <w:b w:val="0"/>
+                <w:i w:val="0"/>
+                <w:color w:val="282828"/>
+                <w:sz w:val="19"/>
+              </w:rPr>
+              <w:t>3. Matriz de pruebas y aseguramiento de calidad: Evidencia documentada de pruebas de integración sobre Release v0.8.5-sprint4 (bloqueo atómico al intentar reservar cupo 9/8 con rechazo HTTP 409, no duplicidad de reservas, token QR expirado y validación de contingencia manual con PIN).</w:t>
+            </w:r>
+          </w:p>
+          <w:p>
+            <w:pPr>
+              <w:spacing w:before="40" w:after="60" w:line="264" w:lineRule="auto"/>
+              <w:jc w:val="left"/>
+            </w:pPr>
+            <w:r>
+              <w:rPr>
+                <w:rFonts w:ascii="Calibri" w:hAnsi="Calibri"/>
+                <w:b w:val="0"/>
+                <w:i w:val="0"/>
+                <w:color w:val="282828"/>
+                <w:sz w:val="19"/>
+              </w:rPr>
+              <w:t>4. Demostración funcional del software: Fichas de Avance 01 a 05 con captura de recorridos exitosos y alternativos, nómina docente interactiva y diagrama de actividades UML bajo estándar Duoc UC.</w:t>
+            </w:r>
+          </w:p>
+          <w:p>
+            <w:pPr>
+              <w:spacing w:before="40" w:after="60" w:line="264" w:lineRule="auto"/>
+              <w:jc w:val="left"/>
+            </w:pPr>
+            <w:r>
+              <w:rPr>
+                <w:rFonts w:ascii="Calibri" w:hAnsi="Calibri"/>
+                <w:b w:val="0"/>
+                <w:i w:val="0"/>
+                <w:color w:val="282828"/>
+                <w:sz w:val="19"/>
+              </w:rPr>
+              <w:t>5. Planificación y control: Carta Gantt detallada de 18 semanas y Product Backlog actualizado reflejando el 87.50 % de avance auditado.</w:t>
             </w:r>
           </w:p>
         </w:tc>
@@ -1304,8 +1144,7 @@
     <w:tbl>
       <w:tblPr>
         <w:tblStyle w:val="Tablaconcuadrcula"/>
-        <w:tblpPr w:leftFromText="141" w:rightFromText="141" w:vertAnchor="text" w:horzAnchor="margin" w:tblpX="-719" w:tblpY="-116"/>
-        <w:tblW w:w="9640" w:type="dxa"/>
+        <w:tblW w:w="14960" w:type="dxa"/>
         <w:tblBorders>
           <w:top w:val="single" w:sz="4" w:space="0" w:color="BFBFBF" w:themeColor="background1" w:themeShade="BF"/>
           <w:left w:val="single" w:sz="4" w:space="0" w:color="BFBFBF" w:themeColor="background1" w:themeShade="BF"/>
@@ -1314,22 +1153,22 @@
           <w:insideH w:val="single" w:sz="4" w:space="0" w:color="BFBFBF" w:themeColor="background1" w:themeShade="BF"/>
           <w:insideV w:val="single" w:sz="4" w:space="0" w:color="BFBFBF" w:themeColor="background1" w:themeShade="BF"/>
         </w:tblBorders>
+        <w:tblLayout w:type="autofit"/>
         <w:tblLook w:val="04A0" w:firstRow="1" w:lastRow="0" w:firstColumn="1" w:lastColumn="0" w:noHBand="0" w:noVBand="1"/>
       </w:tblPr>
       <w:tblGrid>
-        <w:gridCol w:w="9640"/>
+        <w:gridCol w:w="14832"/>
       </w:tblGrid>
       <w:tr>
-        <w:trPr>
-          <w:trHeight w:val="440"/>
-        </w:trPr>
-        <w:tc>
-          <w:tcPr>
-            <w:tcW w:w="9640" w:type="dxa"/>
+        <w:trPr/>
+        <w:tc>
+          <w:tcPr>
+            <w:tcW w:w="14832" w:type="dxa"/>
             <w:vAlign w:val="center"/>
           </w:tcPr>
           <w:p>
             <w:pPr>
+              <w:keepNext w:val="0"/>
               <w:rPr>
                 <w:b/>
                 <w:color w:val="1F3864" w:themeColor="accent1" w:themeShade="80"/>
@@ -1340,7 +1179,7 @@
             <w:r>
               <w:rPr>
                 <w:b/>
-                <w:color w:val="1F3864" w:themeColor="accent1" w:themeShade="80"/>
+                <w:color w:val="000000"/>
                 <w:sz w:val="28"/>
                 <w:szCs w:val="28"/>
               </w:rPr>
@@ -1350,7 +1189,7 @@
             <w:r>
               <w:rPr>
                 <w:b/>
-                <w:color w:val="1F3864" w:themeColor="accent1" w:themeShade="80"/>
+                <w:color w:val="000000"/>
                 <w:sz w:val="28"/>
                 <w:szCs w:val="28"/>
               </w:rPr>
@@ -1359,7 +1198,7 @@
             <w:r>
               <w:rPr>
                 <w:b/>
-                <w:color w:val="1F3864" w:themeColor="accent1" w:themeShade="80"/>
+                <w:color w:val="000000"/>
                 <w:sz w:val="28"/>
                 <w:szCs w:val="28"/>
               </w:rPr>
@@ -1369,17 +1208,16 @@
         </w:tc>
       </w:tr>
       <w:tr>
-        <w:trPr>
-          <w:trHeight w:val="800"/>
-        </w:trPr>
-        <w:tc>
-          <w:tcPr>
-            <w:tcW w:w="9640" w:type="dxa"/>
+        <w:trPr/>
+        <w:tc>
+          <w:tcPr>
+            <w:tcW w:w="14832" w:type="dxa"/>
             <w:shd w:val="clear" w:color="auto" w:fill="D9E2F3" w:themeFill="accent1" w:themeFillTint="33"/>
             <w:vAlign w:val="center"/>
           </w:tcPr>
           <w:p>
             <w:pPr>
+              <w:keepNext w:val="0"/>
               <w:jc w:val="both"/>
               <w:rPr>
                 <w:rFonts w:ascii="Calibri" w:hAnsi="Calibri"/>
@@ -1389,21 +1227,21 @@
             <w:r>
               <w:rPr>
                 <w:rFonts w:ascii="Calibri" w:hAnsi="Calibri"/>
-                <w:color w:val="1F3864" w:themeColor="accent1" w:themeShade="80"/>
+                <w:color w:val="000000"/>
               </w:rPr>
               <w:t xml:space="preserve">Examina cuidadosamente tu plan de trabajo, enfocándote especialmente en la columna de </w:t>
             </w:r>
             <w:r>
               <w:rPr>
                 <w:rFonts w:ascii="Calibri" w:hAnsi="Calibri"/>
-                <w:color w:val="1F3864" w:themeColor="accent1" w:themeShade="80"/>
+                <w:color w:val="000000"/>
               </w:rPr>
               <w:t xml:space="preserve">estado de avance </w:t>
             </w:r>
             <w:r>
               <w:rPr>
                 <w:rFonts w:ascii="Calibri" w:hAnsi="Calibri"/>
-                <w:color w:val="1F3864" w:themeColor="accent1" w:themeShade="80"/>
+                <w:color w:val="000000"/>
               </w:rPr>
               <w:t>y ajustes.</w:t>
             </w:r>
@@ -1426,8 +1264,7 @@
     <w:tbl>
       <w:tblPr>
         <w:tblStyle w:val="Tablaconcuadrcula"/>
-        <w:tblpPr w:leftFromText="180" w:rightFromText="180" w:vertAnchor="page" w:horzAnchor="margin" w:tblpXSpec="center" w:tblpY="3517"/>
-        <w:tblW w:w="9776" w:type="dxa"/>
+        <w:tblW w:w="14960" w:type="dxa"/>
         <w:tblBorders>
           <w:top w:val="single" w:sz="4" w:space="0" w:color="BFBFBF" w:themeColor="background1" w:themeShade="BF"/>
           <w:left w:val="single" w:sz="4" w:space="0" w:color="BFBFBF" w:themeColor="background1" w:themeShade="BF"/>
@@ -1436,31 +1273,34 @@
           <w:insideH w:val="single" w:sz="4" w:space="0" w:color="BFBFBF" w:themeColor="background1" w:themeShade="BF"/>
           <w:insideV w:val="single" w:sz="4" w:space="0" w:color="BFBFBF" w:themeColor="background1" w:themeShade="BF"/>
         </w:tblBorders>
-        <w:tblLayout w:type="fixed"/>
+        <w:tblLayout w:type="autofit"/>
         <w:tblLook w:val="04A0" w:firstRow="1" w:lastRow="0" w:firstColumn="1" w:lastColumn="0" w:noHBand="0" w:noVBand="1"/>
       </w:tblPr>
       <w:tblGrid>
-        <w:gridCol w:w="1328"/>
-        <w:gridCol w:w="1077"/>
-        <w:gridCol w:w="1276"/>
-        <w:gridCol w:w="1276"/>
-        <w:gridCol w:w="1275"/>
-        <w:gridCol w:w="1276"/>
-        <w:gridCol w:w="1418"/>
-        <w:gridCol w:w="850"/>
+        <w:gridCol w:w="1872"/>
+        <w:gridCol w:w="2376"/>
+        <w:gridCol w:w="2088"/>
+        <w:gridCol w:w="1584"/>
+        <w:gridCol w:w="1728"/>
+        <w:gridCol w:w="2088"/>
+        <w:gridCol w:w="1656"/>
+        <w:gridCol w:w="1584"/>
       </w:tblGrid>
       <w:tr>
         <w:trPr>
-          <w:trHeight w:val="415"/>
+          <w:cantSplit/>
+          <w:tblHeader/>
         </w:trPr>
         <w:tc>
           <w:tcPr>
-            <w:tcW w:w="9776" w:type="dxa"/>
+            <w:tcW w:w="1584" w:type="dxa"/>
             <w:gridSpan w:val="8"/>
             <w:vAlign w:val="center"/>
           </w:tcPr>
           <w:p>
             <w:pPr>
+              <w:keepNext w:val="0"/>
+              <w:spacing w:after="80"/>
               <w:jc w:val="center"/>
               <w:rPr>
                 <w:rFonts w:ascii="Calibri" w:hAnsi="Calibri"/>
@@ -1471,8 +1311,8 @@
             <w:r>
               <w:rPr>
                 <w:rFonts w:ascii="Calibri" w:hAnsi="Calibri"/>
-                <w:color w:val="1F3864" w:themeColor="accent1" w:themeShade="80"/>
-                <w:sz w:val="18"/>
+                <w:color w:val="000000"/>
+                <w:sz w:val="16"/>
               </w:rPr>
               <w:t>Plan de Trabajo</w:t>
             </w:r>
@@ -1481,15 +1321,18 @@
       </w:tr>
       <w:tr>
         <w:trPr>
-          <w:trHeight w:val="711"/>
+          <w:cantSplit/>
+          <w:tblHeader/>
         </w:trPr>
         <w:tc>
           <w:tcPr>
-            <w:tcW w:w="1328" w:type="dxa"/>
+            <w:tcW w:w="1872" w:type="dxa"/>
             <w:vAlign w:val="center"/>
           </w:tcPr>
           <w:p>
             <w:pPr>
+              <w:keepNext w:val="0"/>
+              <w:spacing w:after="80"/>
               <w:jc w:val="center"/>
               <w:rPr>
                 <w:rFonts w:ascii="Calibri" w:hAnsi="Calibri"/>
@@ -1500,36 +1343,116 @@
             <w:r>
               <w:rPr>
                 <w:rFonts w:ascii="Calibri" w:hAnsi="Calibri"/>
+                <w:color w:val="000000"/>
+                <w:sz w:val="16"/>
+              </w:rPr>
+              <w:t>C</w:t>
+            </w:r>
+            <w:r>
+              <w:rPr>
+                <w:rFonts w:ascii="Calibri" w:hAnsi="Calibri"/>
+                <w:color w:val="000000"/>
+                <w:sz w:val="16"/>
+              </w:rPr>
+              <w:t>ompetencia</w:t>
+            </w:r>
+            <w:r>
+              <w:rPr>
+                <w:rFonts w:ascii="Calibri" w:hAnsi="Calibri"/>
+                <w:color w:val="000000"/>
+                <w:sz w:val="16"/>
+              </w:rPr>
+              <w:t xml:space="preserve"> o unidades de competencias</w:t>
+            </w:r>
+          </w:p>
+        </w:tc>
+        <w:tc>
+          <w:tcPr>
+            <w:tcW w:w="2376" w:type="dxa"/>
+            <w:vAlign w:val="center"/>
+          </w:tcPr>
+          <w:p>
+            <w:pPr>
+              <w:keepNext w:val="0"/>
+              <w:spacing w:after="80"/>
+              <w:jc w:val="center"/>
+              <w:rPr>
+                <w:rFonts w:ascii="Calibri" w:hAnsi="Calibri"/>
                 <w:color w:val="1F3864" w:themeColor="accent1" w:themeShade="80"/>
                 <w:sz w:val="18"/>
               </w:rPr>
-              <w:t>C</w:t>
-            </w:r>
-            <w:r>
+            </w:pPr>
+            <w:r>
+              <w:rPr>
+                <w:rFonts w:ascii="Calibri" w:hAnsi="Calibri"/>
+                <w:color w:val="000000"/>
+                <w:sz w:val="16"/>
+              </w:rPr>
+              <w:t>Actividades</w:t>
+            </w:r>
+          </w:p>
+        </w:tc>
+        <w:tc>
+          <w:tcPr>
+            <w:tcW w:w="2088" w:type="dxa"/>
+            <w:vAlign w:val="center"/>
+          </w:tcPr>
+          <w:p>
+            <w:pPr>
+              <w:keepNext w:val="0"/>
+              <w:spacing w:after="80"/>
+              <w:jc w:val="center"/>
               <w:rPr>
                 <w:rFonts w:ascii="Calibri" w:hAnsi="Calibri"/>
                 <w:color w:val="1F3864" w:themeColor="accent1" w:themeShade="80"/>
                 <w:sz w:val="18"/>
               </w:rPr>
-              <w:t>ompetencia</w:t>
-            </w:r>
-            <w:r>
+            </w:pPr>
+            <w:r>
+              <w:rPr>
+                <w:rFonts w:ascii="Calibri" w:hAnsi="Calibri"/>
+                <w:color w:val="000000"/>
+                <w:sz w:val="16"/>
+              </w:rPr>
+              <w:t>Recursos</w:t>
+            </w:r>
+          </w:p>
+        </w:tc>
+        <w:tc>
+          <w:tcPr>
+            <w:tcW w:w="1584" w:type="dxa"/>
+            <w:vAlign w:val="center"/>
+          </w:tcPr>
+          <w:p>
+            <w:pPr>
+              <w:keepNext w:val="0"/>
+              <w:spacing w:after="80"/>
+              <w:jc w:val="center"/>
               <w:rPr>
                 <w:rFonts w:ascii="Calibri" w:hAnsi="Calibri"/>
                 <w:color w:val="1F3864" w:themeColor="accent1" w:themeShade="80"/>
                 <w:sz w:val="18"/>
               </w:rPr>
-              <w:t xml:space="preserve"> o unidades de competencias</w:t>
-            </w:r>
-          </w:p>
-        </w:tc>
-        <w:tc>
-          <w:tcPr>
-            <w:tcW w:w="1077" w:type="dxa"/>
+            </w:pPr>
+            <w:r>
+              <w:rPr>
+                <w:rFonts w:ascii="Calibri" w:hAnsi="Calibri"/>
+                <w:color w:val="000000"/>
+                <w:sz w:val="16"/>
+              </w:rPr>
+              <w:t>Duración de la actividad</w:t>
+            </w:r>
+          </w:p>
+        </w:tc>
+        <w:tc>
+          <w:tcPr>
+            <w:tcW w:w="1728" w:type="dxa"/>
             <w:vAlign w:val="center"/>
           </w:tcPr>
           <w:p>
             <w:pPr>
+              <w:keepNext w:val="0"/>
+              <w:spacing w:after="80"/>
               <w:jc w:val="center"/>
               <w:rPr>
                 <w:rFonts w:ascii="Calibri" w:hAnsi="Calibri"/>
@@ -1540,20 +1463,57 @@
             <w:r>
               <w:rPr>
                 <w:rFonts w:ascii="Calibri" w:hAnsi="Calibri"/>
+                <w:color w:val="000000"/>
+                <w:sz w:val="16"/>
+              </w:rPr>
+              <w:t>Responsable</w:t>
+            </w:r>
+            <w:r>
+              <w:rPr>
+                <w:rStyle w:val="Refdenotaalpie"/>
+                <w:rFonts w:ascii="Calibri" w:hAnsi="Calibri"/>
+                <w:color w:val="000000"/>
+                <w:sz w:val="16"/>
+              </w:rPr>
+              <w:footnoteReference w:id="1"/>
+            </w:r>
+          </w:p>
+        </w:tc>
+        <w:tc>
+          <w:tcPr>
+            <w:tcW w:w="2088" w:type="dxa"/>
+            <w:vAlign w:val="center"/>
+          </w:tcPr>
+          <w:p>
+            <w:pPr>
+              <w:keepNext w:val="0"/>
+              <w:spacing w:after="80"/>
+              <w:jc w:val="center"/>
+              <w:rPr>
+                <w:rFonts w:ascii="Calibri" w:hAnsi="Calibri"/>
                 <w:color w:val="1F3864" w:themeColor="accent1" w:themeShade="80"/>
                 <w:sz w:val="18"/>
               </w:rPr>
-              <w:t>Actividades</w:t>
-            </w:r>
-          </w:p>
-        </w:tc>
-        <w:tc>
-          <w:tcPr>
-            <w:tcW w:w="1276" w:type="dxa"/>
+            </w:pPr>
+            <w:r>
+              <w:rPr>
+                <w:rFonts w:ascii="Calibri" w:hAnsi="Calibri"/>
+                <w:color w:val="000000"/>
+                <w:sz w:val="16"/>
+              </w:rPr>
+              <w:t>Observaciones</w:t>
+            </w:r>
+          </w:p>
+        </w:tc>
+        <w:tc>
+          <w:tcPr>
+            <w:tcW w:w="1656" w:type="dxa"/>
             <w:vAlign w:val="center"/>
           </w:tcPr>
           <w:p>
             <w:pPr>
+              <w:keepNext w:val="0"/>
+              <w:spacing w:after="80"/>
               <w:jc w:val="center"/>
               <w:rPr>
                 <w:rFonts w:ascii="Calibri" w:hAnsi="Calibri"/>
@@ -1564,145 +1524,42 @@
             <w:r>
               <w:rPr>
                 <w:rFonts w:ascii="Calibri" w:hAnsi="Calibri"/>
+                <w:color w:val="000000"/>
+                <w:sz w:val="16"/>
+              </w:rPr>
+              <w:t>Estado de avance</w:t>
+            </w:r>
+          </w:p>
+        </w:tc>
+        <w:tc>
+          <w:tcPr>
+            <w:tcW w:w="1584" w:type="dxa"/>
+            <w:vAlign w:val="center"/>
+          </w:tcPr>
+          <w:p>
+            <w:pPr>
+              <w:keepNext w:val="0"/>
+              <w:spacing w:after="80"/>
+              <w:jc w:val="center"/>
+              <w:rPr>
+                <w:rFonts w:ascii="Calibri" w:hAnsi="Calibri"/>
                 <w:color w:val="1F3864" w:themeColor="accent1" w:themeShade="80"/>
                 <w:sz w:val="18"/>
               </w:rPr>
-              <w:t>Recursos</w:t>
-            </w:r>
-          </w:p>
-        </w:tc>
-        <w:tc>
-          <w:tcPr>
-            <w:tcW w:w="1276" w:type="dxa"/>
-            <w:vAlign w:val="center"/>
-          </w:tcPr>
-          <w:p>
-            <w:pPr>
-              <w:jc w:val="center"/>
-              <w:rPr>
-                <w:rFonts w:ascii="Calibri" w:hAnsi="Calibri"/>
-                <w:color w:val="1F3864" w:themeColor="accent1" w:themeShade="80"/>
-                <w:sz w:val="18"/>
-              </w:rPr>
-            </w:pPr>
-            <w:r>
-              <w:rPr>
-                <w:rFonts w:ascii="Calibri" w:hAnsi="Calibri"/>
-                <w:color w:val="1F3864" w:themeColor="accent1" w:themeShade="80"/>
-                <w:sz w:val="18"/>
-              </w:rPr>
-              <w:t>Duración de la actividad</w:t>
-            </w:r>
-          </w:p>
-        </w:tc>
-        <w:tc>
-          <w:tcPr>
-            <w:tcW w:w="1275" w:type="dxa"/>
-            <w:vAlign w:val="center"/>
-          </w:tcPr>
-          <w:p>
-            <w:pPr>
-              <w:jc w:val="center"/>
-              <w:rPr>
-                <w:rFonts w:ascii="Calibri" w:hAnsi="Calibri"/>
-                <w:color w:val="1F3864" w:themeColor="accent1" w:themeShade="80"/>
-                <w:sz w:val="18"/>
-              </w:rPr>
-            </w:pPr>
-            <w:r>
-              <w:rPr>
-                <w:rFonts w:ascii="Calibri" w:hAnsi="Calibri"/>
-                <w:color w:val="1F3864" w:themeColor="accent1" w:themeShade="80"/>
-                <w:sz w:val="18"/>
-              </w:rPr>
-              <w:t>Responsable</w:t>
-            </w:r>
-            <w:r>
-              <w:rPr>
-                <w:rStyle w:val="Refdenotaalpie"/>
-                <w:rFonts w:ascii="Calibri" w:hAnsi="Calibri"/>
-                <w:color w:val="1F3864" w:themeColor="accent1" w:themeShade="80"/>
-                <w:sz w:val="18"/>
-              </w:rPr>
-              <w:footnoteReference w:id="1"/>
-            </w:r>
-          </w:p>
-        </w:tc>
-        <w:tc>
-          <w:tcPr>
-            <w:tcW w:w="1276" w:type="dxa"/>
-            <w:vAlign w:val="center"/>
-          </w:tcPr>
-          <w:p>
-            <w:pPr>
-              <w:jc w:val="center"/>
-              <w:rPr>
-                <w:rFonts w:ascii="Calibri" w:hAnsi="Calibri"/>
-                <w:color w:val="1F3864" w:themeColor="accent1" w:themeShade="80"/>
-                <w:sz w:val="18"/>
-              </w:rPr>
-            </w:pPr>
-            <w:r>
-              <w:rPr>
-                <w:rFonts w:ascii="Calibri" w:hAnsi="Calibri"/>
-                <w:color w:val="1F3864" w:themeColor="accent1" w:themeShade="80"/>
-                <w:sz w:val="18"/>
-              </w:rPr>
-              <w:t>Observaciones</w:t>
-            </w:r>
-          </w:p>
-        </w:tc>
-        <w:tc>
-          <w:tcPr>
-            <w:tcW w:w="1418" w:type="dxa"/>
-            <w:vAlign w:val="center"/>
-          </w:tcPr>
-          <w:p>
-            <w:pPr>
-              <w:jc w:val="center"/>
-              <w:rPr>
-                <w:rFonts w:ascii="Calibri" w:hAnsi="Calibri"/>
-                <w:color w:val="1F3864" w:themeColor="accent1" w:themeShade="80"/>
-                <w:sz w:val="18"/>
-              </w:rPr>
-            </w:pPr>
-            <w:r>
-              <w:rPr>
-                <w:rFonts w:ascii="Calibri" w:hAnsi="Calibri"/>
-                <w:color w:val="1F3864" w:themeColor="accent1" w:themeShade="80"/>
-                <w:sz w:val="18"/>
-              </w:rPr>
-              <w:t>Estado de avance</w:t>
-            </w:r>
-          </w:p>
-        </w:tc>
-        <w:tc>
-          <w:tcPr>
-            <w:tcW w:w="850" w:type="dxa"/>
-            <w:vAlign w:val="center"/>
-          </w:tcPr>
-          <w:p>
-            <w:pPr>
-              <w:jc w:val="center"/>
-              <w:rPr>
-                <w:rFonts w:ascii="Calibri" w:hAnsi="Calibri"/>
-                <w:color w:val="1F3864" w:themeColor="accent1" w:themeShade="80"/>
-                <w:sz w:val="18"/>
-              </w:rPr>
-            </w:pPr>
-            <w:r>
-              <w:rPr>
-                <w:rFonts w:ascii="Calibri" w:hAnsi="Calibri"/>
-                <w:color w:val="1F3864" w:themeColor="accent1" w:themeShade="80"/>
-                <w:sz w:val="18"/>
+            </w:pPr>
+            <w:r>
+              <w:rPr>
+                <w:rFonts w:ascii="Calibri" w:hAnsi="Calibri"/>
+                <w:color w:val="000000"/>
+                <w:sz w:val="16"/>
               </w:rPr>
               <w:t>A</w:t>
             </w:r>
             <w:r>
               <w:rPr>
                 <w:rFonts w:ascii="Calibri" w:hAnsi="Calibri"/>
-                <w:color w:val="1F3864" w:themeColor="accent1" w:themeShade="80"/>
-                <w:sz w:val="18"/>
+                <w:color w:val="000000"/>
+                <w:sz w:val="16"/>
               </w:rPr>
               <w:t>justes</w:t>
             </w:r>
@@ -1711,597 +1568,1429 @@
       </w:tr>
       <w:tr>
         <w:trPr>
-          <w:trHeight w:val="2410"/>
+          <w:cantSplit/>
         </w:trPr>
         <w:tc>
           <w:tcPr>
-            <w:tcW w:w="1328" w:type="dxa"/>
-          </w:tcPr>
-          <w:p>
-            <w:pPr>
+            <w:tcW w:w="1872" w:type="dxa"/>
+          </w:tcPr>
+          <w:p>
+            <w:pPr>
+              <w:spacing w:before="40" w:after="60" w:line="264" w:lineRule="auto"/>
+              <w:jc w:val="left"/>
+            </w:pPr>
+            <w:r/>
+            <w:r>
+              <w:rPr>
+                <w:rFonts w:ascii="Calibri" w:hAnsi="Calibri"/>
+                <w:b w:val="0"/>
+                <w:i w:val="0"/>
+                <w:color w:val="282828"/>
+                <w:sz w:val="16"/>
+              </w:rPr>
+              <w:t>Análisis de requerimientos</w:t>
+            </w:r>
+          </w:p>
+        </w:tc>
+        <w:tc>
+          <w:tcPr>
+            <w:tcW w:w="2376" w:type="dxa"/>
+          </w:tcPr>
+          <w:p>
+            <w:pPr>
+              <w:spacing w:before="40" w:after="60" w:line="264" w:lineRule="auto"/>
+              <w:jc w:val="left"/>
+            </w:pPr>
+            <w:r/>
+            <w:r>
+              <w:rPr>
+                <w:rFonts w:ascii="Calibri" w:hAnsi="Calibri"/>
+                <w:b w:val="0"/>
+                <w:i w:val="0"/>
+                <w:color w:val="282828"/>
+                <w:sz w:val="16"/>
+              </w:rPr>
+              <w:t>Definir alcance, perfiles y reglas de negocio</w:t>
+            </w:r>
+          </w:p>
+        </w:tc>
+        <w:tc>
+          <w:tcPr>
+            <w:tcW w:w="2088" w:type="dxa"/>
+          </w:tcPr>
+          <w:p>
+            <w:pPr>
+              <w:spacing w:before="40" w:after="60" w:line="264" w:lineRule="auto"/>
+              <w:jc w:val="left"/>
+            </w:pPr>
+            <w:r/>
+            <w:r>
+              <w:rPr>
+                <w:rFonts w:ascii="Calibri" w:hAnsi="Calibri"/>
+                <w:b w:val="0"/>
+                <w:i w:val="0"/>
+                <w:color w:val="282828"/>
+                <w:sz w:val="16"/>
+              </w:rPr>
+              <w:t>Guía Fase 1 y requerimientos de la academia</w:t>
+            </w:r>
+          </w:p>
+        </w:tc>
+        <w:tc>
+          <w:tcPr>
+            <w:tcW w:w="1584" w:type="dxa"/>
+          </w:tcPr>
+          <w:p>
+            <w:pPr>
+              <w:spacing w:before="40" w:after="60" w:line="264" w:lineRule="auto"/>
+              <w:jc w:val="center"/>
+            </w:pPr>
+            <w:r/>
+            <w:r>
+              <w:rPr>
+                <w:rFonts w:ascii="Calibri" w:hAnsi="Calibri"/>
+                <w:b w:val="0"/>
+                <w:i w:val="0"/>
+                <w:color w:val="282828"/>
+                <w:sz w:val="16"/>
+              </w:rPr>
+              <w:t>S1–S4</w:t>
+            </w:r>
+          </w:p>
+        </w:tc>
+        <w:tc>
+          <w:tcPr>
+            <w:tcW w:w="1728" w:type="dxa"/>
+          </w:tcPr>
+          <w:p>
+            <w:pPr>
+              <w:spacing w:before="40" w:after="60" w:line="264" w:lineRule="auto"/>
+              <w:jc w:val="left"/>
+            </w:pPr>
+            <w:r/>
+            <w:r>
+              <w:rPr>
+                <w:rFonts w:ascii="Calibri" w:hAnsi="Calibri"/>
+                <w:b w:val="0"/>
+                <w:i w:val="0"/>
+                <w:color w:val="282828"/>
+                <w:sz w:val="16"/>
+              </w:rPr>
+              <w:t>Benjamín García y equipo</w:t>
+            </w:r>
+          </w:p>
+        </w:tc>
+        <w:tc>
+          <w:tcPr>
+            <w:tcW w:w="2088" w:type="dxa"/>
+          </w:tcPr>
+          <w:p>
+            <w:pPr>
+              <w:spacing w:before="40" w:after="60" w:line="264" w:lineRule="auto"/>
+              <w:jc w:val="left"/>
+            </w:pPr>
+            <w:r/>
+            <w:r>
+              <w:rPr>
+                <w:rFonts w:ascii="Calibri" w:hAnsi="Calibri"/>
+                <w:b w:val="0"/>
+                <w:i w:val="0"/>
+                <w:color w:val="282828"/>
+                <w:sz w:val="16"/>
+              </w:rPr>
+              <w:t>Historias de usuario HU01-HU12 y modelo entidad-relación formalizados.</w:t>
+            </w:r>
+          </w:p>
+        </w:tc>
+        <w:tc>
+          <w:tcPr>
+            <w:tcW w:w="1656" w:type="dxa"/>
+          </w:tcPr>
+          <w:p>
+            <w:pPr>
+              <w:spacing w:before="40" w:after="60" w:line="264" w:lineRule="auto"/>
+              <w:jc w:val="center"/>
+            </w:pPr>
+            <w:r/>
+            <w:r>
+              <w:rPr>
+                <w:rFonts w:ascii="Calibri" w:hAnsi="Calibri"/>
+                <w:b/>
+                <w:i w:val="0"/>
+                <w:color w:val="282828"/>
+                <w:sz w:val="16"/>
+              </w:rPr>
+              <w:t>Completado (100 %)</w:t>
+            </w:r>
+          </w:p>
+        </w:tc>
+        <w:tc>
+          <w:tcPr>
+            <w:tcW w:w="1584" w:type="dxa"/>
+          </w:tcPr>
+          <w:p>
+            <w:pPr>
+              <w:spacing w:before="40" w:after="60" w:line="264" w:lineRule="auto"/>
+              <w:jc w:val="left"/>
+            </w:pPr>
+            <w:r/>
+            <w:r>
+              <w:rPr>
+                <w:rFonts w:ascii="Calibri" w:hAnsi="Calibri"/>
+                <w:b w:val="0"/>
+                <w:i w:val="0"/>
+                <w:color w:val="282828"/>
+                <w:sz w:val="16"/>
+              </w:rPr>
+              <w:t>Alcance delimitado con precisión en Ficha 01 y Ficha 02</w:t>
+            </w:r>
+          </w:p>
+        </w:tc>
+      </w:tr>
+      <w:tr>
+        <w:trPr>
+          <w:cantSplit/>
+        </w:trPr>
+        <w:tc>
+          <w:tcPr>
+            <w:tcW w:type="dxa" w:w="1872"/>
+          </w:tcPr>
+          <w:p>
+            <w:pPr>
+              <w:spacing w:before="40" w:after="60" w:line="264" w:lineRule="auto"/>
+              <w:jc w:val="left"/>
+            </w:pPr>
+            <w:r/>
+            <w:r>
+              <w:rPr>
+                <w:rFonts w:ascii="Calibri" w:hAnsi="Calibri"/>
+                <w:b w:val="0"/>
+                <w:i w:val="0"/>
+                <w:color w:val="282828"/>
+                <w:sz w:val="16"/>
+              </w:rPr>
+              <w:t>Diseño y desarrollo de software</w:t>
+            </w:r>
+          </w:p>
+        </w:tc>
+        <w:tc>
+          <w:tcPr>
+            <w:tcW w:type="dxa" w:w="2376"/>
+          </w:tcPr>
+          <w:p>
+            <w:pPr>
+              <w:spacing w:before="40" w:after="60" w:line="264" w:lineRule="auto"/>
+              <w:jc w:val="left"/>
+            </w:pPr>
+            <w:r/>
+            <w:r>
+              <w:rPr>
+                <w:rFonts w:ascii="Calibri" w:hAnsi="Calibri"/>
+                <w:b w:val="0"/>
+                <w:i w:val="0"/>
+                <w:color w:val="282828"/>
+                <w:sz w:val="16"/>
+              </w:rPr>
+              <w:t>Desarrollar vistas de alumno, profesor y administrador</w:t>
+            </w:r>
+          </w:p>
+        </w:tc>
+        <w:tc>
+          <w:tcPr>
+            <w:tcW w:type="dxa" w:w="2088"/>
+          </w:tcPr>
+          <w:p>
+            <w:pPr>
+              <w:spacing w:before="40" w:after="60" w:line="264" w:lineRule="auto"/>
+              <w:jc w:val="left"/>
+            </w:pPr>
+            <w:r/>
+            <w:r>
+              <w:rPr>
+                <w:rFonts w:ascii="Calibri" w:hAnsi="Calibri"/>
+                <w:b w:val="0"/>
+                <w:i w:val="0"/>
+                <w:color w:val="282828"/>
+                <w:sz w:val="16"/>
+              </w:rPr>
+              <w:t>Entorno Next.js, Stitch UI y Supabase</w:t>
+            </w:r>
+          </w:p>
+        </w:tc>
+        <w:tc>
+          <w:tcPr>
+            <w:tcW w:type="dxa" w:w="1584"/>
+          </w:tcPr>
+          <w:p>
+            <w:pPr>
+              <w:spacing w:before="40" w:after="60" w:line="264" w:lineRule="auto"/>
+              <w:jc w:val="center"/>
+            </w:pPr>
+            <w:r/>
+            <w:r>
+              <w:rPr>
+                <w:rFonts w:ascii="Calibri" w:hAnsi="Calibri"/>
+                <w:b w:val="0"/>
+                <w:i w:val="0"/>
+                <w:color w:val="282828"/>
+                <w:sz w:val="16"/>
+              </w:rPr>
+              <w:t>S5–S6</w:t>
+            </w:r>
+          </w:p>
+        </w:tc>
+        <w:tc>
+          <w:tcPr>
+            <w:tcW w:type="dxa" w:w="1728"/>
+          </w:tcPr>
+          <w:p>
+            <w:pPr>
+              <w:spacing w:before="40" w:after="60" w:line="264" w:lineRule="auto"/>
+              <w:jc w:val="left"/>
+            </w:pPr>
+            <w:r/>
+            <w:r>
+              <w:rPr>
+                <w:rFonts w:ascii="Calibri" w:hAnsi="Calibri"/>
+                <w:b w:val="0"/>
+                <w:i w:val="0"/>
+                <w:color w:val="282828"/>
+                <w:sz w:val="16"/>
+              </w:rPr>
+              <w:t>Benjamín García y equipo</w:t>
+            </w:r>
+          </w:p>
+        </w:tc>
+        <w:tc>
+          <w:tcPr>
+            <w:tcW w:type="dxa" w:w="2088"/>
+          </w:tcPr>
+          <w:p>
+            <w:pPr>
+              <w:spacing w:before="40" w:after="60" w:line="264" w:lineRule="auto"/>
+              <w:jc w:val="left"/>
+            </w:pPr>
+            <w:r/>
+            <w:r>
+              <w:rPr>
+                <w:rFonts w:ascii="Calibri" w:hAnsi="Calibri"/>
+                <w:b w:val="0"/>
+                <w:i w:val="0"/>
+                <w:color w:val="282828"/>
+                <w:sz w:val="16"/>
+              </w:rPr>
+              <w:t>Portales Alumna, Docente y Admin operativos con sesión JWT y RBAC.</w:t>
+            </w:r>
+          </w:p>
+        </w:tc>
+        <w:tc>
+          <w:tcPr>
+            <w:tcW w:type="dxa" w:w="1656"/>
+          </w:tcPr>
+          <w:p>
+            <w:pPr>
+              <w:spacing w:before="40" w:after="60" w:line="264" w:lineRule="auto"/>
+              <w:jc w:val="center"/>
+            </w:pPr>
+            <w:r/>
+            <w:r>
+              <w:rPr>
+                <w:rFonts w:ascii="Calibri" w:hAnsi="Calibri"/>
+                <w:b/>
+                <w:i w:val="0"/>
+                <w:color w:val="282828"/>
+                <w:sz w:val="16"/>
+              </w:rPr>
+              <w:t>Terminada y comprobada (100 %)</w:t>
+            </w:r>
+          </w:p>
+        </w:tc>
+        <w:tc>
+          <w:tcPr>
+            <w:tcW w:type="dxa" w:w="1584"/>
+          </w:tcPr>
+          <w:p>
+            <w:pPr>
+              <w:spacing w:before="40" w:after="60" w:line="264" w:lineRule="auto"/>
+              <w:jc w:val="left"/>
+            </w:pPr>
+            <w:r/>
+            <w:r>
+              <w:rPr>
+                <w:rFonts w:ascii="Calibri" w:hAnsi="Calibri"/>
+                <w:b w:val="0"/>
+                <w:i w:val="0"/>
+                <w:color w:val="282828"/>
+                <w:sz w:val="16"/>
+              </w:rPr>
+              <w:t>Rutas protegidas con Next.js Middleware y roles_whitelist</w:t>
+            </w:r>
+          </w:p>
+        </w:tc>
+      </w:tr>
+      <w:tr>
+        <w:trPr>
+          <w:cantSplit/>
+        </w:trPr>
+        <w:tc>
+          <w:tcPr>
+            <w:tcW w:type="dxa" w:w="1872"/>
+          </w:tcPr>
+          <w:p>
+            <w:pPr>
+              <w:spacing w:before="40" w:after="60" w:line="264" w:lineRule="auto"/>
+              <w:jc w:val="left"/>
+            </w:pPr>
+            <w:r/>
+            <w:r>
+              <w:rPr>
+                <w:rFonts w:ascii="Calibri" w:hAnsi="Calibri"/>
+                <w:b w:val="0"/>
+                <w:i w:val="0"/>
+                <w:color w:val="282828"/>
+                <w:sz w:val="16"/>
+              </w:rPr>
+              <w:t>Desarrollo e integración</w:t>
+            </w:r>
+          </w:p>
+        </w:tc>
+        <w:tc>
+          <w:tcPr>
+            <w:tcW w:type="dxa" w:w="2376"/>
+          </w:tcPr>
+          <w:p>
+            <w:pPr>
+              <w:spacing w:before="40" w:after="60" w:line="264" w:lineRule="auto"/>
+              <w:jc w:val="left"/>
+            </w:pPr>
+            <w:r/>
+            <w:r>
+              <w:rPr>
+                <w:rFonts w:ascii="Calibri" w:hAnsi="Calibri"/>
+                <w:b w:val="0"/>
+                <w:i w:val="0"/>
+                <w:color w:val="282828"/>
+                <w:sz w:val="16"/>
+              </w:rPr>
+              <w:t>Crear horarios y consultar agenda docente y alumnos</w:t>
+            </w:r>
+          </w:p>
+        </w:tc>
+        <w:tc>
+          <w:tcPr>
+            <w:tcW w:type="dxa" w:w="2088"/>
+          </w:tcPr>
+          <w:p>
+            <w:pPr>
+              <w:spacing w:before="40" w:after="60" w:line="264" w:lineRule="auto"/>
+              <w:jc w:val="left"/>
+            </w:pPr>
+            <w:r/>
+            <w:r>
+              <w:rPr>
+                <w:rFonts w:ascii="Calibri" w:hAnsi="Calibri"/>
+                <w:b w:val="0"/>
+                <w:i w:val="0"/>
+                <w:color w:val="282828"/>
+                <w:sz w:val="16"/>
+              </w:rPr>
+              <w:t>Supabase API, tablas clase y profiles</w:t>
+            </w:r>
+          </w:p>
+        </w:tc>
+        <w:tc>
+          <w:tcPr>
+            <w:tcW w:type="dxa" w:w="1584"/>
+          </w:tcPr>
+          <w:p>
+            <w:pPr>
+              <w:spacing w:before="40" w:after="60" w:line="264" w:lineRule="auto"/>
+              <w:jc w:val="center"/>
+            </w:pPr>
+            <w:r/>
+            <w:r>
+              <w:rPr>
+                <w:rFonts w:ascii="Calibri" w:hAnsi="Calibri"/>
+                <w:b w:val="0"/>
+                <w:i w:val="0"/>
+                <w:color w:val="282828"/>
+                <w:sz w:val="16"/>
+              </w:rPr>
+              <w:t>S7–S8</w:t>
+            </w:r>
+          </w:p>
+        </w:tc>
+        <w:tc>
+          <w:tcPr>
+            <w:tcW w:type="dxa" w:w="1728"/>
+          </w:tcPr>
+          <w:p>
+            <w:pPr>
+              <w:spacing w:before="40" w:after="60" w:line="264" w:lineRule="auto"/>
+              <w:jc w:val="left"/>
+            </w:pPr>
+            <w:r/>
+            <w:r>
+              <w:rPr>
+                <w:rFonts w:ascii="Calibri" w:hAnsi="Calibri"/>
+                <w:b w:val="0"/>
+                <w:i w:val="0"/>
+                <w:color w:val="282828"/>
+                <w:sz w:val="16"/>
+              </w:rPr>
+              <w:t>Benjamín García y José Rivera</w:t>
+            </w:r>
+          </w:p>
+        </w:tc>
+        <w:tc>
+          <w:tcPr>
+            <w:tcW w:type="dxa" w:w="2088"/>
+          </w:tcPr>
+          <w:p>
+            <w:pPr>
+              <w:spacing w:before="40" w:after="60" w:line="264" w:lineRule="auto"/>
+              <w:jc w:val="left"/>
+            </w:pPr>
+            <w:r/>
+            <w:r>
+              <w:rPr>
+                <w:rFonts w:ascii="Calibri" w:hAnsi="Calibri"/>
+                <w:b w:val="0"/>
+                <w:i w:val="0"/>
+                <w:color w:val="282828"/>
+                <w:sz w:val="16"/>
+              </w:rPr>
+              <w:t>Agenda semanal responsiva y motor con control atómico de 8 cupos (RN-01).</w:t>
+            </w:r>
+          </w:p>
+        </w:tc>
+        <w:tc>
+          <w:tcPr>
+            <w:tcW w:type="dxa" w:w="1656"/>
+          </w:tcPr>
+          <w:p>
+            <w:pPr>
+              <w:spacing w:before="40" w:after="60" w:line="264" w:lineRule="auto"/>
+              <w:jc w:val="center"/>
+            </w:pPr>
+            <w:r/>
+            <w:r>
+              <w:rPr>
+                <w:rFonts w:ascii="Calibri" w:hAnsi="Calibri"/>
+                <w:b/>
+                <w:i w:val="0"/>
+                <w:color w:val="282828"/>
+                <w:sz w:val="16"/>
+              </w:rPr>
+              <w:t>Terminada y comprobada (100 %)</w:t>
+            </w:r>
+          </w:p>
+        </w:tc>
+        <w:tc>
+          <w:tcPr>
+            <w:tcW w:type="dxa" w:w="1584"/>
+          </w:tcPr>
+          <w:p>
+            <w:pPr>
+              <w:spacing w:before="40" w:after="60" w:line="264" w:lineRule="auto"/>
+              <w:jc w:val="left"/>
+            </w:pPr>
+            <w:r/>
+            <w:r>
+              <w:rPr>
+                <w:rFonts w:ascii="Calibri" w:hAnsi="Calibri"/>
+                <w:b w:val="0"/>
+                <w:i w:val="0"/>
+                <w:color w:val="282828"/>
+                <w:sz w:val="16"/>
+              </w:rPr>
+              <w:t>Integración relacional docente-clase-alumnos totalmente validada</w:t>
+            </w:r>
+          </w:p>
+        </w:tc>
+      </w:tr>
+      <w:tr>
+        <w:trPr>
+          <w:cantSplit/>
+        </w:trPr>
+        <w:tc>
+          <w:tcPr>
+            <w:tcW w:type="dxa" w:w="1872"/>
+          </w:tcPr>
+          <w:p>
+            <w:pPr>
+              <w:spacing w:before="40" w:after="60" w:line="264" w:lineRule="auto"/>
+              <w:jc w:val="left"/>
+            </w:pPr>
+            <w:r/>
+            <w:r>
+              <w:rPr>
+                <w:rFonts w:ascii="Calibri" w:hAnsi="Calibri"/>
+                <w:b w:val="0"/>
+                <w:i w:val="0"/>
+                <w:color w:val="282828"/>
+                <w:sz w:val="16"/>
+              </w:rPr>
+              <w:t>Desarrollo y gestión de datos</w:t>
+            </w:r>
+          </w:p>
+        </w:tc>
+        <w:tc>
+          <w:tcPr>
+            <w:tcW w:type="dxa" w:w="2376"/>
+          </w:tcPr>
+          <w:p>
+            <w:pPr>
+              <w:spacing w:before="40" w:after="60" w:line="264" w:lineRule="auto"/>
+              <w:jc w:val="left"/>
+            </w:pPr>
+            <w:r/>
+            <w:r>
+              <w:rPr>
+                <w:rFonts w:ascii="Calibri" w:hAnsi="Calibri"/>
+                <w:b w:val="0"/>
+                <w:i w:val="0"/>
+                <w:color w:val="282828"/>
+                <w:sz w:val="16"/>
+              </w:rPr>
+              <w:t>Gestionar membresías, pagos y restricciones</w:t>
+            </w:r>
+          </w:p>
+        </w:tc>
+        <w:tc>
+          <w:tcPr>
+            <w:tcW w:type="dxa" w:w="2088"/>
+          </w:tcPr>
+          <w:p>
+            <w:pPr>
+              <w:spacing w:before="40" w:after="60" w:line="264" w:lineRule="auto"/>
+              <w:jc w:val="left"/>
+            </w:pPr>
+            <w:r/>
+            <w:r>
+              <w:rPr>
+                <w:rFonts w:ascii="Calibri" w:hAnsi="Calibri"/>
+                <w:b w:val="0"/>
+                <w:i w:val="0"/>
+                <w:color w:val="282828"/>
+                <w:sz w:val="16"/>
+              </w:rPr>
+              <w:t>Tablas planes, user_pagos y Storage S3</w:t>
+            </w:r>
+          </w:p>
+        </w:tc>
+        <w:tc>
+          <w:tcPr>
+            <w:tcW w:type="dxa" w:w="1584"/>
+          </w:tcPr>
+          <w:p>
+            <w:pPr>
+              <w:spacing w:before="40" w:after="60" w:line="264" w:lineRule="auto"/>
+              <w:jc w:val="center"/>
+            </w:pPr>
+            <w:r/>
+            <w:r>
+              <w:rPr>
+                <w:rFonts w:ascii="Calibri" w:hAnsi="Calibri"/>
+                <w:b w:val="0"/>
+                <w:i w:val="0"/>
+                <w:color w:val="282828"/>
+                <w:sz w:val="16"/>
+              </w:rPr>
+              <w:t>S9–S10</w:t>
+            </w:r>
+          </w:p>
+        </w:tc>
+        <w:tc>
+          <w:tcPr>
+            <w:tcW w:type="dxa" w:w="1728"/>
+          </w:tcPr>
+          <w:p>
+            <w:pPr>
+              <w:spacing w:before="40" w:after="60" w:line="264" w:lineRule="auto"/>
+              <w:jc w:val="left"/>
+            </w:pPr>
+            <w:r/>
+            <w:r>
+              <w:rPr>
+                <w:rFonts w:ascii="Calibri" w:hAnsi="Calibri"/>
+                <w:b w:val="0"/>
+                <w:i w:val="0"/>
+                <w:color w:val="282828"/>
+                <w:sz w:val="16"/>
+              </w:rPr>
+              <w:t>José Rivera y Benjamín García</w:t>
+            </w:r>
+          </w:p>
+        </w:tc>
+        <w:tc>
+          <w:tcPr>
+            <w:tcW w:type="dxa" w:w="2088"/>
+          </w:tcPr>
+          <w:p>
+            <w:pPr>
+              <w:spacing w:before="40" w:after="60" w:line="264" w:lineRule="auto"/>
+              <w:jc w:val="left"/>
+            </w:pPr>
+            <w:r/>
+            <w:r>
+              <w:rPr>
+                <w:rFonts w:ascii="Calibri" w:hAnsi="Calibri"/>
+                <w:b w:val="0"/>
+                <w:i w:val="0"/>
+                <w:color w:val="282828"/>
+                <w:sz w:val="16"/>
+              </w:rPr>
+              <w:t>Tablas listas; flujo de carga activo y descuento de créditos funcional.</w:t>
+            </w:r>
+          </w:p>
+        </w:tc>
+        <w:tc>
+          <w:tcPr>
+            <w:tcW w:type="dxa" w:w="1656"/>
+          </w:tcPr>
+          <w:p>
+            <w:pPr>
+              <w:spacing w:before="40" w:after="60" w:line="264" w:lineRule="auto"/>
+              <w:jc w:val="center"/>
+            </w:pPr>
+            <w:r/>
+            <w:r>
+              <w:rPr>
+                <w:rFonts w:ascii="Calibri" w:hAnsi="Calibri"/>
+                <w:b/>
+                <w:i w:val="0"/>
+                <w:color w:val="282828"/>
+                <w:sz w:val="16"/>
+              </w:rPr>
+              <w:t>Funciona parcialmente (80 %)</w:t>
+            </w:r>
+          </w:p>
+        </w:tc>
+        <w:tc>
+          <w:tcPr>
+            <w:tcW w:type="dxa" w:w="1584"/>
+          </w:tcPr>
+          <w:p>
+            <w:pPr>
+              <w:spacing w:before="40" w:after="60" w:line="264" w:lineRule="auto"/>
+              <w:jc w:val="left"/>
+            </w:pPr>
+            <w:r/>
+            <w:r>
+              <w:rPr>
+                <w:rFonts w:ascii="Calibri" w:hAnsi="Calibri"/>
+                <w:b w:val="0"/>
+                <w:i w:val="0"/>
+                <w:color w:val="282828"/>
+                <w:sz w:val="16"/>
+              </w:rPr>
+              <w:t>Módulo de conciliación rápida por administrador en prueba final (Semana 12)</w:t>
+            </w:r>
+          </w:p>
+        </w:tc>
+      </w:tr>
+      <w:tr>
+        <w:trPr>
+          <w:cantSplit/>
+        </w:trPr>
+        <w:tc>
+          <w:tcPr>
+            <w:tcW w:type="dxa" w:w="1872"/>
+          </w:tcPr>
+          <w:p>
+            <w:pPr>
+              <w:spacing w:before="40" w:after="60" w:line="264" w:lineRule="auto"/>
+              <w:jc w:val="left"/>
+            </w:pPr>
+            <w:r/>
+            <w:r>
+              <w:rPr>
+                <w:rFonts w:ascii="Calibri" w:hAnsi="Calibri"/>
+                <w:b w:val="0"/>
+                <w:i w:val="0"/>
+                <w:color w:val="282828"/>
+                <w:sz w:val="16"/>
+              </w:rPr>
+              <w:t>Desarrollo e integración</w:t>
+            </w:r>
+          </w:p>
+        </w:tc>
+        <w:tc>
+          <w:tcPr>
+            <w:tcW w:type="dxa" w:w="2376"/>
+          </w:tcPr>
+          <w:p>
+            <w:pPr>
+              <w:spacing w:before="40" w:after="60" w:line="264" w:lineRule="auto"/>
+              <w:jc w:val="left"/>
+            </w:pPr>
+            <w:r/>
+            <w:r>
+              <w:rPr>
+                <w:rFonts w:ascii="Calibri" w:hAnsi="Calibri"/>
+                <w:b w:val="0"/>
+                <w:i w:val="0"/>
+                <w:color w:val="282828"/>
+                <w:sz w:val="16"/>
+              </w:rPr>
+              <w:t>Activar clase, generar y escanear QR para asistencia</w:t>
+            </w:r>
+          </w:p>
+        </w:tc>
+        <w:tc>
+          <w:tcPr>
+            <w:tcW w:type="dxa" w:w="2088"/>
+          </w:tcPr>
+          <w:p>
+            <w:pPr>
+              <w:spacing w:before="40" w:after="60" w:line="264" w:lineRule="auto"/>
+              <w:jc w:val="left"/>
+            </w:pPr>
+            <w:r/>
+            <w:r>
+              <w:rPr>
+                <w:rFonts w:ascii="Calibri" w:hAnsi="Calibri"/>
+                <w:b w:val="0"/>
+                <w:i w:val="0"/>
+                <w:color w:val="282828"/>
+                <w:sz w:val="16"/>
+              </w:rPr>
+              <w:t>html5-qrcode, token 300s y panel docente</w:t>
+            </w:r>
+          </w:p>
+        </w:tc>
+        <w:tc>
+          <w:tcPr>
+            <w:tcW w:type="dxa" w:w="1584"/>
+          </w:tcPr>
+          <w:p>
+            <w:pPr>
+              <w:spacing w:before="40" w:after="60" w:line="264" w:lineRule="auto"/>
+              <w:jc w:val="center"/>
+            </w:pPr>
+            <w:r/>
+            <w:r>
+              <w:rPr>
+                <w:rFonts w:ascii="Calibri" w:hAnsi="Calibri"/>
+                <w:b w:val="0"/>
+                <w:i w:val="0"/>
+                <w:color w:val="282828"/>
+                <w:sz w:val="16"/>
+              </w:rPr>
+              <w:t>S11–S12</w:t>
+            </w:r>
+          </w:p>
+        </w:tc>
+        <w:tc>
+          <w:tcPr>
+            <w:tcW w:type="dxa" w:w="1728"/>
+          </w:tcPr>
+          <w:p>
+            <w:pPr>
+              <w:spacing w:before="40" w:after="60" w:line="264" w:lineRule="auto"/>
+              <w:jc w:val="left"/>
+            </w:pPr>
+            <w:r/>
+            <w:r>
+              <w:rPr>
+                <w:rFonts w:ascii="Calibri" w:hAnsi="Calibri"/>
+                <w:b w:val="0"/>
+                <w:i w:val="0"/>
+                <w:color w:val="282828"/>
+                <w:sz w:val="16"/>
+              </w:rPr>
+              <w:t>José Rivera y Benjamín García</w:t>
+            </w:r>
+          </w:p>
+        </w:tc>
+        <w:tc>
+          <w:tcPr>
+            <w:tcW w:type="dxa" w:w="2088"/>
+          </w:tcPr>
+          <w:p>
+            <w:pPr>
+              <w:spacing w:before="40" w:after="60" w:line="264" w:lineRule="auto"/>
+              <w:jc w:val="left"/>
+            </w:pPr>
+            <w:r/>
+            <w:r>
+              <w:rPr>
+                <w:rFonts w:ascii="Calibri" w:hAnsi="Calibri"/>
+                <w:b w:val="0"/>
+                <w:i w:val="0"/>
+                <w:color w:val="282828"/>
+                <w:sz w:val="16"/>
+              </w:rPr>
+              <w:t>Pase QR dinámico, lector por cámara web y pase manual con PIN de 4 dígitos.</w:t>
+            </w:r>
+          </w:p>
+        </w:tc>
+        <w:tc>
+          <w:tcPr>
+            <w:tcW w:type="dxa" w:w="1656"/>
+          </w:tcPr>
+          <w:p>
+            <w:pPr>
+              <w:spacing w:before="40" w:after="60" w:line="264" w:lineRule="auto"/>
+              <w:jc w:val="center"/>
+            </w:pPr>
+            <w:r/>
+            <w:r>
+              <w:rPr>
+                <w:rFonts w:ascii="Calibri" w:hAnsi="Calibri"/>
+                <w:b/>
+                <w:i w:val="0"/>
+                <w:color w:val="282828"/>
+                <w:sz w:val="16"/>
+              </w:rPr>
+              <w:t>Terminada y comprobada (100 %)</w:t>
+            </w:r>
+          </w:p>
+        </w:tc>
+        <w:tc>
+          <w:tcPr>
+            <w:tcW w:type="dxa" w:w="1584"/>
+          </w:tcPr>
+          <w:p>
+            <w:pPr>
+              <w:spacing w:before="40" w:after="60" w:line="264" w:lineRule="auto"/>
+              <w:jc w:val="left"/>
+            </w:pPr>
+            <w:r/>
+            <w:r>
+              <w:rPr>
+                <w:rFonts w:ascii="Calibri" w:hAnsi="Calibri"/>
+                <w:b w:val="0"/>
+                <w:i w:val="0"/>
+                <w:color w:val="282828"/>
+                <w:sz w:val="16"/>
+              </w:rPr>
+              <w:t>Contingencia manual y rutina deleteClassesCascade incorporadas</w:t>
+            </w:r>
+          </w:p>
+        </w:tc>
+      </w:tr>
+      <w:tr>
+        <w:trPr>
+          <w:cantSplit/>
+        </w:trPr>
+        <w:tc>
+          <w:tcPr>
+            <w:tcW w:type="dxa" w:w="1872"/>
+          </w:tcPr>
+          <w:p>
+            <w:pPr>
+              <w:spacing w:before="40" w:after="60" w:line="264" w:lineRule="auto"/>
+              <w:jc w:val="left"/>
+            </w:pPr>
+            <w:r/>
+            <w:r>
+              <w:rPr>
+                <w:rFonts w:ascii="Calibri" w:hAnsi="Calibri"/>
+                <w:b w:val="0"/>
+                <w:i w:val="0"/>
+                <w:color w:val="282828"/>
+                <w:sz w:val="16"/>
+              </w:rPr>
+              <w:t>Aseguramiento de calidad</w:t>
+            </w:r>
+          </w:p>
+        </w:tc>
+        <w:tc>
+          <w:tcPr>
+            <w:tcW w:type="dxa" w:w="2376"/>
+          </w:tcPr>
+          <w:p>
+            <w:pPr>
+              <w:spacing w:before="40" w:after="60" w:line="264" w:lineRule="auto"/>
+              <w:jc w:val="left"/>
+            </w:pPr>
+            <w:r/>
+            <w:r>
+              <w:rPr>
+                <w:rFonts w:ascii="Calibri" w:hAnsi="Calibri"/>
+                <w:b w:val="0"/>
+                <w:i w:val="0"/>
+                <w:color w:val="282828"/>
+                <w:sz w:val="16"/>
+              </w:rPr>
+              <w:t>Probar integración, roles y reglas de asistencia</w:t>
+            </w:r>
+          </w:p>
+        </w:tc>
+        <w:tc>
+          <w:tcPr>
+            <w:tcW w:type="dxa" w:w="2088"/>
+          </w:tcPr>
+          <w:p>
+            <w:pPr>
+              <w:spacing w:before="40" w:after="60" w:line="264" w:lineRule="auto"/>
+              <w:jc w:val="left"/>
+            </w:pPr>
+            <w:r/>
+            <w:r>
+              <w:rPr>
+                <w:rFonts w:ascii="Calibri" w:hAnsi="Calibri"/>
+                <w:b w:val="0"/>
+                <w:i w:val="0"/>
+                <w:color w:val="282828"/>
+                <w:sz w:val="16"/>
+              </w:rPr>
+              <w:t>Matriz de pruebas y entorno staging</w:t>
+            </w:r>
+          </w:p>
+        </w:tc>
+        <w:tc>
+          <w:tcPr>
+            <w:tcW w:type="dxa" w:w="1584"/>
+          </w:tcPr>
+          <w:p>
+            <w:pPr>
+              <w:spacing w:before="40" w:after="60" w:line="264" w:lineRule="auto"/>
+              <w:jc w:val="center"/>
+            </w:pPr>
+            <w:r/>
+            <w:r>
+              <w:rPr>
+                <w:rFonts w:ascii="Calibri" w:hAnsi="Calibri"/>
+                <w:b w:val="0"/>
+                <w:i w:val="0"/>
+                <w:color w:val="282828"/>
+                <w:sz w:val="16"/>
+              </w:rPr>
+              <w:t>S13–S15</w:t>
+            </w:r>
+          </w:p>
+        </w:tc>
+        <w:tc>
+          <w:tcPr>
+            <w:tcW w:type="dxa" w:w="1728"/>
+          </w:tcPr>
+          <w:p>
+            <w:pPr>
+              <w:spacing w:before="40" w:after="60" w:line="264" w:lineRule="auto"/>
+              <w:jc w:val="left"/>
+            </w:pPr>
+            <w:r/>
+            <w:r>
+              <w:rPr>
+                <w:rFonts w:ascii="Calibri" w:hAnsi="Calibri"/>
+                <w:b w:val="0"/>
+                <w:i w:val="0"/>
+                <w:color w:val="282828"/>
+                <w:sz w:val="16"/>
+              </w:rPr>
+              <w:t>José Rivera y apoyo del equipo</w:t>
+            </w:r>
+          </w:p>
+        </w:tc>
+        <w:tc>
+          <w:tcPr>
+            <w:tcW w:type="dxa" w:w="2088"/>
+          </w:tcPr>
+          <w:p>
+            <w:pPr>
+              <w:spacing w:before="40" w:after="60" w:line="264" w:lineRule="auto"/>
+              <w:jc w:val="left"/>
+            </w:pPr>
+            <w:r/>
+            <w:r>
+              <w:rPr>
+                <w:rFonts w:ascii="Calibri" w:hAnsi="Calibri"/>
+                <w:b w:val="0"/>
+                <w:i w:val="0"/>
+                <w:color w:val="282828"/>
+                <w:sz w:val="16"/>
+              </w:rPr>
+              <w:t>Pruebas de aforo atómico, expiración QR y políticas RLS comprobadas en v0.8.5.</w:t>
+            </w:r>
+          </w:p>
+        </w:tc>
+        <w:tc>
+          <w:tcPr>
+            <w:tcW w:type="dxa" w:w="1656"/>
+          </w:tcPr>
+          <w:p>
+            <w:pPr>
+              <w:spacing w:before="40" w:after="60" w:line="264" w:lineRule="auto"/>
+              <w:jc w:val="center"/>
+            </w:pPr>
+            <w:r/>
+            <w:r>
+              <w:rPr>
+                <w:rFonts w:ascii="Calibri" w:hAnsi="Calibri"/>
+                <w:b/>
+                <w:i w:val="0"/>
+                <w:color w:val="282828"/>
+                <w:sz w:val="16"/>
+              </w:rPr>
+              <w:t>En curso (75 %)</w:t>
+            </w:r>
+          </w:p>
+        </w:tc>
+        <w:tc>
+          <w:tcPr>
+            <w:tcW w:type="dxa" w:w="1584"/>
+          </w:tcPr>
+          <w:p>
+            <w:pPr>
+              <w:spacing w:before="40" w:after="60" w:line="264" w:lineRule="auto"/>
+              <w:jc w:val="left"/>
+            </w:pPr>
+            <w:r/>
+            <w:r>
+              <w:rPr>
+                <w:rFonts w:ascii="Calibri" w:hAnsi="Calibri"/>
+                <w:b w:val="0"/>
+                <w:i w:val="0"/>
+                <w:color w:val="282828"/>
+                <w:sz w:val="16"/>
+              </w:rPr>
+              <w:t>Pruebas de carga masiva y estrés programadas para Semanas 14 y 15</w:t>
+            </w:r>
+          </w:p>
+        </w:tc>
+      </w:tr>
+      <w:tr>
+        <w:trPr>
+          <w:cantSplit/>
+        </w:trPr>
+        <w:tc>
+          <w:tcPr>
+            <w:tcW w:type="dxa" w:w="1872"/>
+          </w:tcPr>
+          <w:p>
+            <w:pPr>
+              <w:spacing w:before="40" w:after="60" w:line="264" w:lineRule="auto"/>
+              <w:jc w:val="left"/>
+            </w:pPr>
+            <w:r/>
+            <w:r>
+              <w:rPr>
+                <w:rFonts w:ascii="Calibri" w:hAnsi="Calibri"/>
+                <w:b w:val="0"/>
+                <w:i w:val="0"/>
+                <w:color w:val="282828"/>
+                <w:sz w:val="16"/>
+              </w:rPr>
+              <w:t>Soporte y continuidad operacional</w:t>
+            </w:r>
+          </w:p>
+        </w:tc>
+        <w:tc>
+          <w:tcPr>
+            <w:tcW w:type="dxa" w:w="2376"/>
+          </w:tcPr>
+          <w:p>
+            <w:pPr>
+              <w:spacing w:before="40" w:after="60" w:line="264" w:lineRule="auto"/>
+              <w:jc w:val="left"/>
+            </w:pPr>
+            <w:r/>
+            <w:r>
+              <w:rPr>
+                <w:rFonts w:ascii="Calibri" w:hAnsi="Calibri"/>
+                <w:b w:val="0"/>
+                <w:i w:val="0"/>
+                <w:color w:val="282828"/>
+                <w:sz w:val="16"/>
+              </w:rPr>
+              <w:t>Preparar despliegue, manuales y marcha blanca</w:t>
+            </w:r>
+          </w:p>
+        </w:tc>
+        <w:tc>
+          <w:tcPr>
+            <w:tcW w:type="dxa" w:w="2088"/>
+          </w:tcPr>
+          <w:p>
+            <w:pPr>
+              <w:spacing w:before="40" w:after="60" w:line="264" w:lineRule="auto"/>
+              <w:jc w:val="left"/>
+            </w:pPr>
+            <w:r/>
+            <w:r>
+              <w:rPr>
+                <w:rFonts w:ascii="Calibri" w:hAnsi="Calibri"/>
+                <w:b w:val="0"/>
+                <w:i w:val="0"/>
+                <w:color w:val="282828"/>
+                <w:sz w:val="16"/>
+              </w:rPr>
+              <w:t>Vercel Edge, Supabase Cloud y manuales</w:t>
+            </w:r>
+          </w:p>
+        </w:tc>
+        <w:tc>
+          <w:tcPr>
+            <w:tcW w:type="dxa" w:w="1584"/>
+          </w:tcPr>
+          <w:p>
+            <w:pPr>
+              <w:spacing w:before="40" w:after="60" w:line="264" w:lineRule="auto"/>
+              <w:jc w:val="center"/>
+            </w:pPr>
+            <w:r/>
+            <w:r>
+              <w:rPr>
+                <w:rFonts w:ascii="Calibri" w:hAnsi="Calibri"/>
+                <w:b w:val="0"/>
+                <w:i w:val="0"/>
+                <w:color w:val="282828"/>
+                <w:sz w:val="16"/>
+              </w:rPr>
+              <w:t>S13–S18</w:t>
+            </w:r>
+          </w:p>
+        </w:tc>
+        <w:tc>
+          <w:tcPr>
+            <w:tcW w:type="dxa" w:w="1728"/>
+          </w:tcPr>
+          <w:p>
+            <w:pPr>
+              <w:spacing w:before="40" w:after="60" w:line="264" w:lineRule="auto"/>
+              <w:jc w:val="left"/>
+            </w:pPr>
+            <w:r/>
+            <w:r>
+              <w:rPr>
+                <w:rFonts w:ascii="Calibri" w:hAnsi="Calibri"/>
+                <w:b w:val="0"/>
+                <w:i w:val="0"/>
+                <w:color w:val="282828"/>
+                <w:sz w:val="16"/>
+              </w:rPr>
+              <w:t>Manuel Campos y equipo</w:t>
+            </w:r>
+          </w:p>
+        </w:tc>
+        <w:tc>
+          <w:tcPr>
+            <w:tcW w:type="dxa" w:w="2088"/>
+          </w:tcPr>
+          <w:p>
+            <w:pPr>
+              <w:spacing w:before="40" w:after="60" w:line="264" w:lineRule="auto"/>
+              <w:jc w:val="left"/>
+            </w:pPr>
+            <w:r/>
+            <w:r>
+              <w:rPr>
+                <w:rFonts w:ascii="Calibri" w:hAnsi="Calibri"/>
+                <w:b w:val="0"/>
+                <w:i w:val="0"/>
+                <w:color w:val="282828"/>
+                <w:sz w:val="16"/>
+              </w:rPr>
+              <w:t>Infraestructura Cloudflare + Vercel + Supabase configurada y operativa.</w:t>
+            </w:r>
+          </w:p>
+        </w:tc>
+        <w:tc>
+          <w:tcPr>
+            <w:tcW w:type="dxa" w:w="1656"/>
+          </w:tcPr>
+          <w:p>
+            <w:pPr>
+              <w:spacing w:before="40" w:after="60" w:line="264" w:lineRule="auto"/>
+              <w:jc w:val="center"/>
+            </w:pPr>
+            <w:r/>
+            <w:r>
+              <w:rPr>
+                <w:rFonts w:ascii="Calibri" w:hAnsi="Calibri"/>
+                <w:b/>
+                <w:i w:val="0"/>
+                <w:color w:val="282828"/>
+                <w:sz w:val="16"/>
+              </w:rPr>
+              <w:t>En planificación (25 %)</w:t>
+            </w:r>
+          </w:p>
+        </w:tc>
+        <w:tc>
+          <w:tcPr>
+            <w:tcW w:type="dxa" w:w="1584"/>
+          </w:tcPr>
+          <w:p>
+            <w:pPr>
+              <w:spacing w:before="40" w:after="60" w:line="264" w:lineRule="auto"/>
+              <w:jc w:val="left"/>
+            </w:pPr>
+            <w:r/>
+            <w:r>
+              <w:rPr>
+                <w:rFonts w:ascii="Calibri" w:hAnsi="Calibri"/>
+                <w:b w:val="0"/>
+                <w:i w:val="0"/>
+                <w:color w:val="282828"/>
+                <w:sz w:val="16"/>
+              </w:rPr>
+              <w:t>Manuales de usuario y marcha blanca agendadas para Semanas 16 a 18</w:t>
+            </w:r>
+          </w:p>
+        </w:tc>
+      </w:tr>
+    </w:tbl>
+    <w:p>
+      <w:r>
+        <w:rPr>
+          <w:sz w:val="18"/>
+        </w:rPr>
+        <w:t>Las semanas corresponden a la planificación de Fase 1, no a fechas reales de ejecución. Los responsables se basan en los roles definidos en esa fase; confirmar el reparto de estas actividades. “Por confirmar” indica ausencia de información de avance, sin atribuir un retraso.</w:t>
+      </w:r>
+    </w:p>
+    <w:p>
+      <w:pPr>
+        <w:rPr>
+          <w:rFonts w:cs="Calibri Light"/>
+          <w:color w:val="595959" w:themeColor="text1" w:themeTint="A6"/>
+          <w:sz w:val="24"/>
+          <w:szCs w:val="24"/>
+          <w:lang w:val="es-ES"/>
+        </w:rPr>
+      </w:pPr>
+    </w:p>
+    <w:tbl>
+      <w:tblPr>
+        <w:tblStyle w:val="Tablaconcuadrcula"/>
+        <w:tblW w:w="14960" w:type="dxa"/>
+        <w:tblBorders>
+          <w:top w:val="single" w:sz="4" w:space="0" w:color="BFBFBF" w:themeColor="background1" w:themeShade="BF"/>
+          <w:left w:val="single" w:sz="4" w:space="0" w:color="BFBFBF" w:themeColor="background1" w:themeShade="BF"/>
+          <w:bottom w:val="single" w:sz="4" w:space="0" w:color="BFBFBF" w:themeColor="background1" w:themeShade="BF"/>
+          <w:right w:val="single" w:sz="4" w:space="0" w:color="BFBFBF" w:themeColor="background1" w:themeShade="BF"/>
+          <w:insideH w:val="single" w:sz="4" w:space="0" w:color="BFBFBF" w:themeColor="background1" w:themeShade="BF"/>
+          <w:insideV w:val="single" w:sz="4" w:space="0" w:color="BFBFBF" w:themeColor="background1" w:themeShade="BF"/>
+        </w:tblBorders>
+        <w:tblLayout w:type="autofit"/>
+        <w:tblLook w:val="04A0" w:firstRow="1" w:lastRow="0" w:firstColumn="1" w:lastColumn="0" w:noHBand="0" w:noVBand="1"/>
+      </w:tblPr>
+      <w:tblGrid>
+        <w:gridCol w:w="14832"/>
+      </w:tblGrid>
+      <w:tr>
+        <w:trPr/>
+        <w:tc>
+          <w:tcPr>
+            <w:tcW w:w="14832" w:type="dxa"/>
+            <w:vAlign w:val="center"/>
+          </w:tcPr>
+          <w:p>
+            <w:pPr>
+              <w:keepNext w:val="0"/>
+              <w:rPr>
+                <w:b/>
+                <w:color w:val="1F3864" w:themeColor="accent1" w:themeShade="80"/>
+                <w:sz w:val="28"/>
+                <w:szCs w:val="28"/>
+              </w:rPr>
+            </w:pPr>
+            <w:r>
+              <w:rPr>
+                <w:b/>
+                <w:color w:val="000000"/>
+                <w:sz w:val="28"/>
+                <w:szCs w:val="28"/>
+              </w:rPr>
+              <w:t>3</w:t>
+            </w:r>
+            <w:r>
+              <w:rPr>
+                <w:b/>
+                <w:color w:val="000000"/>
+                <w:sz w:val="28"/>
+                <w:szCs w:val="28"/>
+              </w:rPr>
+              <w:t xml:space="preserve">. </w:t>
+            </w:r>
+            <w:r>
+              <w:rPr>
+                <w:b/>
+                <w:color w:val="000000"/>
+                <w:sz w:val="28"/>
+                <w:szCs w:val="28"/>
+              </w:rPr>
+              <w:t xml:space="preserve">Ajustes a partir del monitoreo </w:t>
+            </w:r>
+          </w:p>
+        </w:tc>
+      </w:tr>
+      <w:tr>
+        <w:trPr/>
+        <w:tc>
+          <w:tcPr>
+            <w:tcW w:w="14832" w:type="dxa"/>
+            <w:shd w:val="clear" w:color="auto" w:fill="D9E2F3" w:themeFill="accent1" w:themeFillTint="33"/>
+            <w:vAlign w:val="center"/>
+          </w:tcPr>
+          <w:p>
+            <w:pPr>
+              <w:pStyle w:val="Piedepgina"/>
+              <w:keepNext w:val="0"/>
               <w:jc w:val="both"/>
               <w:rPr>
-                <w:b/>
-                <w:sz w:val="18"/>
-                <w:szCs w:val="24"/>
-              </w:rPr>
-            </w:pPr>
-            <w:r>
-              <w:rPr>
-                <w:rFonts w:ascii="Calibri" w:hAnsi="Calibri" w:cs="Arial"/>
-                <w:i/>
-                <w:color w:val="548DD4"/>
-                <w:sz w:val="18"/>
-                <w:szCs w:val="20"/>
-                <w:lang w:eastAsia="es-CL"/>
-              </w:rPr>
-              <w:t xml:space="preserve">Nombra las competencias o unidades de competencias </w:t>
-            </w:r>
-            <w:r>
-              <w:rPr>
-                <w:rFonts w:ascii="Calibri" w:hAnsi="Calibri" w:cs="Arial"/>
-                <w:i/>
-                <w:color w:val="548DD4"/>
-                <w:sz w:val="18"/>
-                <w:szCs w:val="20"/>
-                <w:lang w:eastAsia="es-CL"/>
-              </w:rPr>
-              <w:t xml:space="preserve">que se relacionan con las diferentes actividades </w:t>
-            </w:r>
-            <w:r>
-              <w:rPr>
-                <w:rFonts w:ascii="Calibri" w:hAnsi="Calibri" w:cs="Arial"/>
-                <w:i/>
-                <w:color w:val="548DD4"/>
-                <w:sz w:val="18"/>
-                <w:szCs w:val="20"/>
-                <w:lang w:eastAsia="es-CL"/>
-              </w:rPr>
-              <w:t>requeridas para el desarrollo de</w:t>
-            </w:r>
-            <w:r>
-              <w:rPr>
-                <w:rFonts w:ascii="Calibri" w:hAnsi="Calibri" w:cs="Arial"/>
-                <w:i/>
-                <w:color w:val="548DD4"/>
-                <w:sz w:val="18"/>
-                <w:szCs w:val="20"/>
-                <w:lang w:eastAsia="es-CL"/>
-              </w:rPr>
-              <w:t>l proyecto APT</w:t>
-            </w:r>
-            <w:r>
-              <w:rPr>
-                <w:rFonts w:ascii="Calibri" w:hAnsi="Calibri" w:cs="Arial"/>
-                <w:i/>
-                <w:color w:val="548DD4"/>
-                <w:sz w:val="18"/>
-                <w:szCs w:val="20"/>
-                <w:lang w:eastAsia="es-CL"/>
-              </w:rPr>
-              <w:t>.</w:t>
-            </w:r>
-          </w:p>
-        </w:tc>
-        <w:tc>
-          <w:tcPr>
-            <w:tcW w:w="1077" w:type="dxa"/>
-          </w:tcPr>
-          <w:p>
-            <w:pPr>
-              <w:jc w:val="both"/>
-              <w:rPr>
-                <w:rFonts w:ascii="Calibri" w:hAnsi="Calibri" w:cs="Arial"/>
-                <w:i/>
-                <w:color w:val="548DD4"/>
-                <w:sz w:val="18"/>
-                <w:szCs w:val="20"/>
-                <w:lang w:eastAsia="es-CL"/>
-              </w:rPr>
-            </w:pPr>
-            <w:r>
-              <w:rPr>
-                <w:rFonts w:ascii="Calibri" w:hAnsi="Calibri" w:cs="Arial"/>
-                <w:i/>
-                <w:color w:val="548DD4"/>
-                <w:sz w:val="18"/>
-                <w:szCs w:val="20"/>
-                <w:lang w:eastAsia="es-CL"/>
-              </w:rPr>
-              <w:t>Nombra</w:t>
-            </w:r>
-            <w:r>
-              <w:rPr>
-                <w:rFonts w:ascii="Calibri" w:hAnsi="Calibri" w:cs="Arial"/>
-                <w:i/>
-                <w:color w:val="548DD4"/>
-                <w:sz w:val="18"/>
-                <w:szCs w:val="20"/>
-                <w:lang w:eastAsia="es-CL"/>
-              </w:rPr>
-              <w:t xml:space="preserve"> la</w:t>
-            </w:r>
-            <w:r>
-              <w:rPr>
-                <w:rFonts w:ascii="Calibri" w:hAnsi="Calibri" w:cs="Arial"/>
-                <w:i/>
-                <w:color w:val="548DD4"/>
-                <w:sz w:val="18"/>
-                <w:szCs w:val="20"/>
-                <w:lang w:eastAsia="es-CL"/>
-              </w:rPr>
-              <w:t>s</w:t>
-            </w:r>
-            <w:r>
-              <w:rPr>
-                <w:rFonts w:ascii="Calibri" w:hAnsi="Calibri" w:cs="Arial"/>
-                <w:i/>
-                <w:color w:val="548DD4"/>
-                <w:sz w:val="18"/>
-                <w:szCs w:val="20"/>
-                <w:lang w:eastAsia="es-CL"/>
-              </w:rPr>
-              <w:t xml:space="preserve"> </w:t>
-            </w:r>
-            <w:r>
-              <w:rPr>
-                <w:rFonts w:ascii="Calibri" w:hAnsi="Calibri" w:cs="Arial"/>
-                <w:i/>
-                <w:color w:val="548DD4"/>
-                <w:sz w:val="18"/>
-                <w:szCs w:val="20"/>
-                <w:lang w:eastAsia="es-CL"/>
-              </w:rPr>
-              <w:t xml:space="preserve">actividades que se necesitan para desarrollar el proyecto APT. </w:t>
-            </w:r>
-          </w:p>
-        </w:tc>
-        <w:tc>
-          <w:tcPr>
-            <w:tcW w:w="1276" w:type="dxa"/>
-          </w:tcPr>
-          <w:p>
-            <w:pPr>
-              <w:jc w:val="both"/>
-              <w:rPr>
-                <w:b/>
-                <w:sz w:val="18"/>
-                <w:szCs w:val="24"/>
-              </w:rPr>
-            </w:pPr>
-            <w:r>
-              <w:rPr>
-                <w:rFonts w:ascii="Calibri" w:hAnsi="Calibri" w:cs="Arial"/>
-                <w:i/>
-                <w:color w:val="548DD4"/>
-                <w:sz w:val="18"/>
-                <w:szCs w:val="20"/>
-                <w:lang w:eastAsia="es-CL"/>
-              </w:rPr>
-              <w:t>Nombra los recursos necesarios para llevar a cabo las actividades</w:t>
-            </w:r>
-            <w:r>
-              <w:rPr>
-                <w:rFonts w:ascii="Calibri" w:hAnsi="Calibri" w:cs="Arial"/>
-                <w:i/>
-                <w:color w:val="548DD4"/>
-                <w:sz w:val="18"/>
-                <w:szCs w:val="20"/>
-                <w:lang w:eastAsia="es-CL"/>
-              </w:rPr>
-              <w:t xml:space="preserve"> </w:t>
-            </w:r>
-            <w:r>
-              <w:rPr>
-                <w:rFonts w:ascii="Calibri" w:hAnsi="Calibri" w:cs="Arial"/>
-                <w:i/>
-                <w:color w:val="548DD4"/>
-                <w:sz w:val="18"/>
-                <w:szCs w:val="20"/>
-                <w:lang w:eastAsia="es-CL"/>
-              </w:rPr>
-              <w:t>definidas.</w:t>
-            </w:r>
-          </w:p>
-        </w:tc>
-        <w:tc>
-          <w:tcPr>
-            <w:tcW w:w="1276" w:type="dxa"/>
-          </w:tcPr>
-          <w:p>
-            <w:pPr>
-              <w:jc w:val="both"/>
-              <w:rPr>
-                <w:b/>
-                <w:sz w:val="18"/>
-                <w:szCs w:val="24"/>
-              </w:rPr>
-            </w:pPr>
-            <w:r>
-              <w:rPr>
-                <w:rFonts w:ascii="Calibri" w:hAnsi="Calibri" w:cs="Arial"/>
-                <w:i/>
-                <w:color w:val="548DD4"/>
-                <w:sz w:val="18"/>
-                <w:szCs w:val="20"/>
-                <w:lang w:eastAsia="es-CL"/>
-              </w:rPr>
-              <w:t xml:space="preserve">Señala </w:t>
-            </w:r>
-            <w:r>
-              <w:rPr>
-                <w:rFonts w:ascii="Calibri" w:hAnsi="Calibri" w:cs="Arial"/>
-                <w:i/>
-                <w:color w:val="548DD4"/>
-                <w:sz w:val="18"/>
-                <w:szCs w:val="20"/>
-                <w:lang w:eastAsia="es-CL"/>
-              </w:rPr>
-              <w:t>la duración de</w:t>
-            </w:r>
-            <w:r>
-              <w:rPr>
-                <w:rFonts w:ascii="Calibri" w:hAnsi="Calibri" w:cs="Arial"/>
-                <w:i/>
-                <w:color w:val="548DD4"/>
-                <w:sz w:val="18"/>
-                <w:szCs w:val="20"/>
-                <w:lang w:eastAsia="es-CL"/>
-              </w:rPr>
-              <w:t xml:space="preserve"> cada </w:t>
-            </w:r>
-            <w:r>
-              <w:rPr>
-                <w:rFonts w:ascii="Calibri" w:hAnsi="Calibri" w:cs="Arial"/>
-                <w:i/>
-                <w:color w:val="548DD4"/>
-                <w:sz w:val="18"/>
-                <w:szCs w:val="20"/>
-                <w:lang w:eastAsia="es-CL"/>
-              </w:rPr>
-              <w:t>actividad</w:t>
-            </w:r>
-            <w:r>
-              <w:rPr>
-                <w:rFonts w:ascii="Calibri" w:hAnsi="Calibri" w:cs="Arial"/>
-                <w:i/>
-                <w:color w:val="548DD4"/>
-                <w:sz w:val="18"/>
-                <w:szCs w:val="20"/>
-                <w:lang w:eastAsia="es-CL"/>
-              </w:rPr>
-              <w:t xml:space="preserve">. </w:t>
-            </w:r>
-          </w:p>
-        </w:tc>
-        <w:tc>
-          <w:tcPr>
-            <w:tcW w:w="1275" w:type="dxa"/>
-          </w:tcPr>
-          <w:p>
-            <w:pPr>
-              <w:jc w:val="both"/>
-              <w:rPr>
-                <w:rFonts w:ascii="Calibri" w:hAnsi="Calibri" w:cs="Arial"/>
-                <w:i/>
-                <w:color w:val="548DD4"/>
-                <w:sz w:val="18"/>
-                <w:szCs w:val="20"/>
-                <w:lang w:eastAsia="es-CL"/>
-              </w:rPr>
-            </w:pPr>
-            <w:r>
-              <w:rPr>
-                <w:rFonts w:ascii="Calibri" w:hAnsi="Calibri" w:cs="Arial"/>
-                <w:i/>
-                <w:color w:val="548DD4"/>
-                <w:sz w:val="18"/>
-                <w:szCs w:val="20"/>
-                <w:lang w:eastAsia="es-CL"/>
-              </w:rPr>
-              <w:t xml:space="preserve">Escribe el </w:t>
-            </w:r>
-            <w:r>
-              <w:rPr>
-                <w:rFonts w:ascii="Calibri" w:hAnsi="Calibri" w:cs="Arial"/>
-                <w:i/>
-                <w:color w:val="548DD4"/>
-                <w:sz w:val="18"/>
-                <w:szCs w:val="20"/>
-                <w:lang w:eastAsia="es-CL"/>
-              </w:rPr>
-              <w:t xml:space="preserve">nombre del integrante del equipo responsable de </w:t>
-            </w:r>
-            <w:r>
-              <w:rPr>
-                <w:rFonts w:ascii="Calibri" w:hAnsi="Calibri" w:cs="Arial"/>
-                <w:i/>
-                <w:color w:val="548DD4"/>
-                <w:sz w:val="18"/>
-                <w:szCs w:val="20"/>
-                <w:lang w:eastAsia="es-CL"/>
-              </w:rPr>
-              <w:t xml:space="preserve">cada </w:t>
-            </w:r>
-            <w:r>
-              <w:rPr>
-                <w:rFonts w:ascii="Calibri" w:hAnsi="Calibri" w:cs="Arial"/>
-                <w:i/>
-                <w:color w:val="548DD4"/>
-                <w:sz w:val="18"/>
-                <w:szCs w:val="20"/>
-                <w:lang w:eastAsia="es-CL"/>
-              </w:rPr>
-              <w:t>actividad.</w:t>
-            </w:r>
-          </w:p>
-        </w:tc>
-        <w:tc>
-          <w:tcPr>
-            <w:tcW w:w="1276" w:type="dxa"/>
-          </w:tcPr>
-          <w:p>
-            <w:pPr>
-              <w:jc w:val="both"/>
-              <w:rPr>
-                <w:rFonts w:ascii="Calibri" w:hAnsi="Calibri" w:cs="Arial"/>
-                <w:i/>
-                <w:color w:val="548DD4"/>
-                <w:sz w:val="18"/>
-                <w:szCs w:val="20"/>
-                <w:lang w:eastAsia="es-CL"/>
-              </w:rPr>
-            </w:pPr>
-            <w:r>
-              <w:rPr>
-                <w:rFonts w:ascii="Calibri" w:hAnsi="Calibri" w:cs="Arial"/>
-                <w:i/>
-                <w:color w:val="548DD4"/>
-                <w:sz w:val="18"/>
-                <w:szCs w:val="20"/>
-                <w:lang w:eastAsia="es-CL"/>
-              </w:rPr>
-              <w:t xml:space="preserve">Señala </w:t>
-            </w:r>
-            <w:r>
-              <w:rPr>
-                <w:rFonts w:ascii="Calibri" w:hAnsi="Calibri" w:cs="Arial"/>
-                <w:i/>
-                <w:color w:val="548DD4"/>
-                <w:sz w:val="18"/>
-                <w:szCs w:val="20"/>
-                <w:lang w:eastAsia="es-CL"/>
-              </w:rPr>
-              <w:t>las dific</w:t>
-            </w:r>
-            <w:r>
-              <w:rPr>
-                <w:rFonts w:ascii="Calibri" w:hAnsi="Calibri" w:cs="Arial"/>
-                <w:i/>
-                <w:color w:val="548DD4"/>
-                <w:sz w:val="18"/>
-                <w:szCs w:val="20"/>
-                <w:lang w:eastAsia="es-CL"/>
-              </w:rPr>
-              <w:t>ult</w:t>
-            </w:r>
-            <w:r>
-              <w:rPr>
-                <w:rFonts w:ascii="Calibri" w:hAnsi="Calibri" w:cs="Arial"/>
-                <w:i/>
-                <w:color w:val="548DD4"/>
-                <w:sz w:val="18"/>
-                <w:szCs w:val="20"/>
-                <w:lang w:eastAsia="es-CL"/>
-              </w:rPr>
-              <w:t>ades o facilitadores que se podrían presentar durante la ejecución de cada una de las actividades propuestas.</w:t>
-            </w:r>
-          </w:p>
-        </w:tc>
-        <w:tc>
-          <w:tcPr>
-            <w:tcW w:w="1418" w:type="dxa"/>
-          </w:tcPr>
-          <w:p>
-            <w:pPr>
-              <w:jc w:val="both"/>
-              <w:rPr>
-                <w:rFonts w:ascii="Calibri" w:hAnsi="Calibri" w:cs="Arial"/>
-                <w:i/>
-                <w:color w:val="548DD4"/>
-                <w:sz w:val="18"/>
-                <w:szCs w:val="20"/>
-                <w:lang w:eastAsia="es-CL"/>
-              </w:rPr>
-            </w:pPr>
-            <w:r>
-              <w:rPr>
-                <w:rFonts w:ascii="Calibri" w:hAnsi="Calibri" w:cs="Arial"/>
-                <w:i/>
-                <w:color w:val="548DD4"/>
-                <w:sz w:val="18"/>
-                <w:szCs w:val="20"/>
-                <w:lang w:eastAsia="es-CL"/>
-              </w:rPr>
-              <w:t>D</w:t>
-            </w:r>
-            <w:r>
-              <w:rPr>
-                <w:rFonts w:ascii="Calibri" w:hAnsi="Calibri" w:cs="Arial"/>
-                <w:i/>
-                <w:color w:val="548DD4"/>
-                <w:sz w:val="18"/>
-                <w:szCs w:val="20"/>
-                <w:lang w:eastAsia="es-CL"/>
-              </w:rPr>
-              <w:t>escribe</w:t>
-            </w:r>
-            <w:r>
-              <w:rPr>
-                <w:rFonts w:ascii="Calibri" w:hAnsi="Calibri" w:cs="Arial"/>
-                <w:i/>
-                <w:color w:val="548DD4"/>
-                <w:sz w:val="18"/>
-                <w:szCs w:val="20"/>
-                <w:lang w:eastAsia="es-CL"/>
-              </w:rPr>
-              <w:t xml:space="preserve"> el estado de avance </w:t>
-            </w:r>
-            <w:r>
-              <w:rPr>
-                <w:rFonts w:ascii="Calibri" w:hAnsi="Calibri" w:cs="Arial"/>
-                <w:i/>
-                <w:color w:val="548DD4"/>
-                <w:sz w:val="18"/>
-                <w:szCs w:val="20"/>
-                <w:lang w:eastAsia="es-CL"/>
-              </w:rPr>
-              <w:t>de cada actividad.</w:t>
-            </w:r>
-          </w:p>
-          <w:p>
-            <w:pPr>
-              <w:jc w:val="both"/>
-              <w:rPr>
-                <w:rFonts w:ascii="Calibri" w:hAnsi="Calibri" w:cs="Arial"/>
-                <w:i/>
-                <w:color w:val="C00000"/>
-                <w:sz w:val="16"/>
-                <w:szCs w:val="20"/>
-                <w:lang w:eastAsia="es-CL"/>
-              </w:rPr>
-            </w:pPr>
-          </w:p>
-          <w:p>
-            <w:pPr>
-              <w:jc w:val="both"/>
-              <w:rPr>
-                <w:rFonts w:ascii="Calibri" w:hAnsi="Calibri" w:cs="Arial"/>
-                <w:i/>
-                <w:color w:val="548DD4"/>
-                <w:sz w:val="18"/>
-                <w:szCs w:val="20"/>
-                <w:lang w:eastAsia="es-CL"/>
-              </w:rPr>
-            </w:pPr>
-            <w:r>
-              <w:rPr>
-                <w:rFonts w:ascii="Calibri" w:hAnsi="Calibri" w:cs="Arial"/>
-                <w:i/>
-                <w:color w:val="548DD4"/>
-                <w:sz w:val="18"/>
-                <w:szCs w:val="20"/>
-                <w:lang w:eastAsia="es-CL"/>
-              </w:rPr>
-              <w:t xml:space="preserve">Tipos de estado: </w:t>
-            </w:r>
-          </w:p>
-          <w:p>
-            <w:pPr>
-              <w:jc w:val="both"/>
-              <w:rPr>
-                <w:rFonts w:ascii="Calibri" w:hAnsi="Calibri" w:cs="Arial"/>
-                <w:i/>
-                <w:color w:val="C00000"/>
-                <w:sz w:val="16"/>
-                <w:szCs w:val="20"/>
-                <w:lang w:eastAsia="es-CL"/>
-              </w:rPr>
-            </w:pPr>
-            <w:r>
-              <w:rPr>
-                <w:rFonts w:ascii="Calibri" w:hAnsi="Calibri" w:cs="Arial"/>
-                <w:i/>
-                <w:color w:val="548DD4"/>
-                <w:sz w:val="18"/>
-                <w:szCs w:val="20"/>
-                <w:lang w:eastAsia="es-CL"/>
-              </w:rPr>
-              <w:t>En curso/ Con retraso/ No iniciado/ Completado/ Ajustada</w:t>
-            </w:r>
-            <w:r>
-              <w:rPr>
-                <w:rFonts w:ascii="Calibri" w:hAnsi="Calibri" w:cs="Arial"/>
-                <w:i/>
-                <w:color w:val="C00000"/>
-                <w:sz w:val="16"/>
-                <w:szCs w:val="20"/>
-                <w:lang w:eastAsia="es-CL"/>
-              </w:rPr>
-              <w:t xml:space="preserve"> </w:t>
-            </w:r>
-          </w:p>
-        </w:tc>
-        <w:tc>
-          <w:tcPr>
-            <w:tcW w:w="850" w:type="dxa"/>
-          </w:tcPr>
-          <w:p>
-            <w:pPr>
-              <w:jc w:val="both"/>
-              <w:rPr>
-                <w:rFonts w:ascii="Calibri" w:hAnsi="Calibri" w:cs="Arial"/>
-                <w:i/>
-                <w:color w:val="548DD4"/>
-                <w:sz w:val="18"/>
-                <w:szCs w:val="20"/>
-                <w:lang w:eastAsia="es-CL"/>
-              </w:rPr>
-            </w:pPr>
-            <w:r>
-              <w:rPr>
-                <w:rFonts w:ascii="Calibri" w:hAnsi="Calibri" w:cs="Arial"/>
-                <w:i/>
-                <w:color w:val="548DD4"/>
-                <w:sz w:val="18"/>
-                <w:szCs w:val="20"/>
-                <w:lang w:eastAsia="es-CL"/>
-              </w:rPr>
-              <w:t>S</w:t>
-            </w:r>
-            <w:r>
-              <w:rPr>
-                <w:rFonts w:ascii="Calibri" w:hAnsi="Calibri" w:cs="Arial"/>
-                <w:i/>
-                <w:color w:val="548DD4"/>
-                <w:sz w:val="18"/>
-                <w:szCs w:val="20"/>
-                <w:lang w:eastAsia="es-CL"/>
-              </w:rPr>
-              <w:t>e</w:t>
-            </w:r>
-            <w:r>
-              <w:rPr>
-                <w:rFonts w:ascii="Calibri" w:hAnsi="Calibri" w:cs="Arial"/>
-                <w:i/>
-                <w:color w:val="548DD4"/>
-                <w:sz w:val="18"/>
-                <w:szCs w:val="20"/>
-                <w:lang w:eastAsia="es-CL"/>
-              </w:rPr>
-              <w:t xml:space="preserve">ñala los ajustes o reformulaciones </w:t>
-            </w:r>
-            <w:r>
-              <w:rPr>
-                <w:rFonts w:ascii="Calibri" w:hAnsi="Calibri" w:cs="Arial"/>
-                <w:i/>
-                <w:color w:val="548DD4"/>
-                <w:sz w:val="18"/>
-                <w:szCs w:val="20"/>
-                <w:lang w:eastAsia="es-CL"/>
-              </w:rPr>
-              <w:t>que has realiza</w:t>
-            </w:r>
-            <w:r>
-              <w:rPr>
-                <w:rFonts w:ascii="Calibri" w:hAnsi="Calibri" w:cs="Arial"/>
-                <w:i/>
-                <w:color w:val="548DD4"/>
-                <w:sz w:val="18"/>
-                <w:szCs w:val="20"/>
-                <w:lang w:eastAsia="es-CL"/>
-              </w:rPr>
-              <w:t xml:space="preserve">do. </w:t>
+                <w:rFonts w:ascii="Calibri" w:hAnsi="Calibri"/>
+                <w:color w:val="1F3864" w:themeColor="accent1" w:themeShade="80"/>
+              </w:rPr>
+            </w:pPr>
+            <w:r>
+              <w:rPr>
+                <w:rFonts w:ascii="Calibri" w:hAnsi="Calibri"/>
+                <w:color w:val="000000"/>
+              </w:rPr>
+              <w:t>Profundiza en las observaciones de tu plan de trabajo</w:t>
+            </w:r>
+            <w:r>
+              <w:rPr>
+                <w:rFonts w:ascii="Calibri" w:hAnsi="Calibri"/>
+                <w:color w:val="000000"/>
+              </w:rPr>
+              <w:t xml:space="preserve">. Analiza las actividades planificadas y señala </w:t>
+            </w:r>
+            <w:r>
+              <w:rPr>
+                <w:rFonts w:ascii="Calibri" w:hAnsi="Calibri"/>
+                <w:color w:val="000000"/>
+              </w:rPr>
+              <w:t xml:space="preserve">qué </w:t>
+            </w:r>
+            <w:r>
+              <w:rPr>
+                <w:rFonts w:ascii="Calibri" w:hAnsi="Calibri"/>
+                <w:color w:val="000000"/>
+              </w:rPr>
+              <w:t xml:space="preserve">aspectos facilitaron u </w:t>
+            </w:r>
+            <w:r>
+              <w:rPr>
+                <w:rFonts w:ascii="Calibri" w:hAnsi="Calibri"/>
+                <w:color w:val="000000"/>
+              </w:rPr>
+              <w:t>obst</w:t>
+            </w:r>
+            <w:r>
+              <w:rPr>
+                <w:rFonts w:ascii="Calibri" w:hAnsi="Calibri"/>
+                <w:color w:val="000000"/>
+              </w:rPr>
+              <w:t xml:space="preserve">aculizaron la ejecución del plan. Plantea </w:t>
+            </w:r>
+            <w:r>
+              <w:rPr>
+                <w:rFonts w:ascii="Calibri" w:hAnsi="Calibri"/>
+                <w:color w:val="000000"/>
+              </w:rPr>
+              <w:t>cómo abordaste y/o abordarás</w:t>
+            </w:r>
+            <w:r>
+              <w:rPr>
+                <w:rFonts w:ascii="Calibri" w:hAnsi="Calibri"/>
+                <w:color w:val="000000"/>
+              </w:rPr>
+              <w:t xml:space="preserve"> los obstáculos. Por último, señala los ajustes que realizaste al plan de trabajo a partir de este análisis.</w:t>
             </w:r>
           </w:p>
         </w:tc>
@@ -2321,8 +3010,7 @@
     <w:tbl>
       <w:tblPr>
         <w:tblStyle w:val="Tablaconcuadrcula"/>
-        <w:tblW w:w="9498" w:type="dxa"/>
-        <w:tblInd w:w="-572" w:type="dxa"/>
+        <w:tblW w:w="14960" w:type="dxa"/>
         <w:tblBorders>
           <w:top w:val="single" w:sz="4" w:space="0" w:color="BFBFBF" w:themeColor="background1" w:themeShade="BF"/>
           <w:left w:val="single" w:sz="4" w:space="0" w:color="BFBFBF" w:themeColor="background1" w:themeShade="BF"/>
@@ -2331,133 +3019,76 @@
           <w:insideH w:val="single" w:sz="4" w:space="0" w:color="BFBFBF" w:themeColor="background1" w:themeShade="BF"/>
           <w:insideV w:val="single" w:sz="4" w:space="0" w:color="BFBFBF" w:themeColor="background1" w:themeShade="BF"/>
         </w:tblBorders>
+        <w:tblLayout w:type="autofit"/>
         <w:tblLook w:val="04A0" w:firstRow="1" w:lastRow="0" w:firstColumn="1" w:lastColumn="0" w:noHBand="0" w:noVBand="1"/>
       </w:tblPr>
       <w:tblGrid>
-        <w:gridCol w:w="9498"/>
+        <w:gridCol w:w="14832"/>
       </w:tblGrid>
       <w:tr>
-        <w:trPr>
-          <w:trHeight w:val="440"/>
-        </w:trPr>
-        <w:tc>
-          <w:tcPr>
-            <w:tcW w:w="9498" w:type="dxa"/>
+        <w:trPr/>
+        <w:tc>
+          <w:tcPr>
+            <w:tcW w:w="14832" w:type="dxa"/>
             <w:vAlign w:val="center"/>
           </w:tcPr>
           <w:p>
             <w:pPr>
-              <w:rPr>
-                <w:b/>
-                <w:color w:val="1F3864" w:themeColor="accent1" w:themeShade="80"/>
-                <w:sz w:val="28"/>
-                <w:szCs w:val="28"/>
-              </w:rPr>
-            </w:pPr>
-            <w:r>
-              <w:rPr>
-                <w:b/>
-                <w:color w:val="1F3864" w:themeColor="accent1" w:themeShade="80"/>
-                <w:sz w:val="28"/>
-                <w:szCs w:val="28"/>
-              </w:rPr>
-              <w:t>3</w:t>
-            </w:r>
-            <w:r>
-              <w:rPr>
-                <w:b/>
-                <w:color w:val="1F3864" w:themeColor="accent1" w:themeShade="80"/>
-                <w:sz w:val="28"/>
-                <w:szCs w:val="28"/>
-              </w:rPr>
-              <w:t xml:space="preserve">. </w:t>
-            </w:r>
-            <w:r>
-              <w:rPr>
-                <w:b/>
-                <w:color w:val="1F3864" w:themeColor="accent1" w:themeShade="80"/>
-                <w:sz w:val="28"/>
-                <w:szCs w:val="28"/>
-              </w:rPr>
-              <w:t xml:space="preserve">Ajustes a partir del monitoreo </w:t>
-            </w:r>
-          </w:p>
-        </w:tc>
-      </w:tr>
-      <w:tr>
-        <w:trPr>
-          <w:trHeight w:val="800"/>
-        </w:trPr>
-        <w:tc>
-          <w:tcPr>
-            <w:tcW w:w="9498" w:type="dxa"/>
-            <w:shd w:val="clear" w:color="auto" w:fill="D9E2F3" w:themeFill="accent1" w:themeFillTint="33"/>
-            <w:vAlign w:val="center"/>
-          </w:tcPr>
-          <w:p>
-            <w:pPr>
-              <w:pStyle w:val="Piedepgina"/>
-              <w:jc w:val="both"/>
-              <w:rPr>
-                <w:rFonts w:ascii="Calibri" w:hAnsi="Calibri"/>
-                <w:color w:val="1F3864" w:themeColor="accent1" w:themeShade="80"/>
-              </w:rPr>
-            </w:pPr>
-            <w:r>
-              <w:rPr>
-                <w:rFonts w:ascii="Calibri" w:hAnsi="Calibri"/>
-                <w:color w:val="1F3864" w:themeColor="accent1" w:themeShade="80"/>
-              </w:rPr>
-              <w:t>Profundiza en las observaciones de tu plan de trabajo</w:t>
-            </w:r>
-            <w:r>
-              <w:rPr>
-                <w:rFonts w:ascii="Calibri" w:hAnsi="Calibri"/>
-                <w:color w:val="1F3864" w:themeColor="accent1" w:themeShade="80"/>
-              </w:rPr>
-              <w:t xml:space="preserve">. Analiza las actividades planificadas y señala </w:t>
-            </w:r>
-            <w:r>
-              <w:rPr>
-                <w:rFonts w:ascii="Calibri" w:hAnsi="Calibri"/>
-                <w:color w:val="1F3864" w:themeColor="accent1" w:themeShade="80"/>
-              </w:rPr>
-              <w:t xml:space="preserve">qué </w:t>
-            </w:r>
-            <w:r>
-              <w:rPr>
-                <w:rFonts w:ascii="Calibri" w:hAnsi="Calibri"/>
-                <w:color w:val="1F3864" w:themeColor="accent1" w:themeShade="80"/>
-              </w:rPr>
-              <w:t xml:space="preserve">aspectos facilitaron u </w:t>
-            </w:r>
-            <w:r>
-              <w:rPr>
-                <w:rFonts w:ascii="Calibri" w:hAnsi="Calibri"/>
-                <w:color w:val="1F3864" w:themeColor="accent1" w:themeShade="80"/>
-              </w:rPr>
-              <w:t>obst</w:t>
-            </w:r>
-            <w:r>
-              <w:rPr>
-                <w:rFonts w:ascii="Calibri" w:hAnsi="Calibri"/>
-                <w:color w:val="1F3864" w:themeColor="accent1" w:themeShade="80"/>
-              </w:rPr>
-              <w:t xml:space="preserve">aculizaron la ejecución del plan. Plantea </w:t>
-            </w:r>
-            <w:r>
-              <w:rPr>
-                <w:rFonts w:ascii="Calibri" w:hAnsi="Calibri"/>
-                <w:color w:val="1F3864" w:themeColor="accent1" w:themeShade="80"/>
-              </w:rPr>
-              <w:t>cómo abordaste y/o abordarás</w:t>
-            </w:r>
-            <w:r>
-              <w:rPr>
-                <w:rFonts w:ascii="Calibri" w:hAnsi="Calibri"/>
-                <w:color w:val="1F3864" w:themeColor="accent1" w:themeShade="80"/>
-              </w:rPr>
-              <w:t xml:space="preserve"> los obstáculos. Por último, señala los ajustes que realizaste al plan de trabajo a partir de este análisis.</w:t>
+              <w:spacing w:before="40" w:after="60" w:line="264" w:lineRule="auto"/>
+              <w:jc w:val="left"/>
+            </w:pPr>
+            <w:r/>
+            <w:r>
+              <w:rPr>
+                <w:rFonts w:ascii="Calibri" w:hAnsi="Calibri"/>
+                <w:b w:val="0"/>
+                <w:i w:val="0"/>
+                <w:color w:val="282828"/>
+                <w:sz w:val="19"/>
+              </w:rPr>
+              <w:t>Factores que han facilitado y dificultado el desarrollo del plan de trabajo:</w:t>
+            </w:r>
+          </w:p>
+          <w:p>
+            <w:pPr>
+              <w:spacing w:before="40" w:after="60" w:line="264" w:lineRule="auto"/>
+              <w:jc w:val="left"/>
+            </w:pPr>
+            <w:r>
+              <w:rPr>
+                <w:rFonts w:ascii="Calibri" w:hAnsi="Calibri"/>
+                <w:b w:val="0"/>
+                <w:i w:val="0"/>
+                <w:color w:val="282828"/>
+                <w:sz w:val="19"/>
+              </w:rPr>
+              <w:t>Factores facilitadores:</w:t>
+              <w:br/>
+              <w:t>1. Arquitectura desacoplada y moderna: La combinación de Next.js App Router y Supabase (BaaS) permitió un desarrollo ágil con tipado estricto en TypeScript y seguridad a nivel de base de datos mediante Row Level Security (RLS).</w:t>
+              <w:br/>
+              <w:t>2. Metodología incremental rigurosa: La ejecución disciplinada de 4 Sprints quincenales y el llenado semanal de las Fichas de Avance 01 a 05 permitieron detectar brechas a tiempo y elevar el avance del 76.25 % al 87.50 %.</w:t>
+              <w:br/>
+              <w:t>3. Enfoque centrado en el usuario: El diseño de interfaces responsivas optimizadas para uso móvil (PWA/Stitch UI) facilitó la adopción del Pase QR por parte de las alumnas y del escáner web por los profesores.</w:t>
+            </w:r>
+          </w:p>
+          <w:p>
+            <w:pPr>
+              <w:spacing w:before="40" w:after="60" w:line="264" w:lineRule="auto"/>
+              <w:jc w:val="left"/>
+            </w:pPr>
+            <w:r>
+              <w:rPr>
+                <w:rFonts w:ascii="Calibri" w:hAnsi="Calibri"/>
+                <w:b w:val="0"/>
+                <w:i w:val="0"/>
+                <w:color w:val="282828"/>
+                <w:sz w:val="19"/>
+              </w:rPr>
+              <w:t>Dificultades enfrentadas y abordaje aplicado:</w:t>
+              <w:br/>
+              <w:t>1. Variabilidad de dispositivos y condiciones de iluminación: Las diferencias en hardware de cámaras en teléfonos de los docentes podían obstaculizar la lectura fluida del QR en salas de baile con iluminación tenue. Se abordó implementando un mecanismo de contingencia manual con PIN de 4 dígitos en la nómina, garantizando un registro de asistencia sin interrupciones operativas.</w:t>
+              <w:br/>
+              <w:t>2. Integridad referencial en cancelaciones de clases: La eliminación de clases programadas con reservas o asistencias previas generaba errores de clave foránea. Se resolvió creando la rutina transaccional 'deleteClassesCascade', que depura ordenadamente asistencias, reservas y notificaciones antes de remover la sesión.</w:t>
             </w:r>
           </w:p>
         </w:tc>
@@ -2477,8 +3108,7 @@
     <w:tbl>
       <w:tblPr>
         <w:tblStyle w:val="Tablaconcuadrcula"/>
-        <w:tblpPr w:leftFromText="180" w:rightFromText="180" w:vertAnchor="text" w:horzAnchor="margin" w:tblpX="-572" w:tblpY="1"/>
-        <w:tblW w:w="5590" w:type="pct"/>
+        <w:tblW w:w="14960" w:type="dxa"/>
         <w:tblBorders>
           <w:top w:val="single" w:sz="4" w:space="0" w:color="BFBFBF" w:themeColor="background1" w:themeShade="BF"/>
           <w:left w:val="single" w:sz="4" w:space="0" w:color="BFBFBF" w:themeColor="background1" w:themeShade="BF"/>
@@ -2487,479 +3117,77 @@
           <w:insideH w:val="single" w:sz="4" w:space="0" w:color="BFBFBF" w:themeColor="background1" w:themeShade="BF"/>
           <w:insideV w:val="single" w:sz="4" w:space="0" w:color="BFBFBF" w:themeColor="background1" w:themeShade="BF"/>
         </w:tblBorders>
+        <w:tblLayout w:type="autofit"/>
         <w:tblLook w:val="04A0" w:firstRow="1" w:lastRow="0" w:firstColumn="1" w:lastColumn="0" w:noHBand="0" w:noVBand="1"/>
       </w:tblPr>
       <w:tblGrid>
-        <w:gridCol w:w="9496"/>
+        <w:gridCol w:w="14832"/>
       </w:tblGrid>
       <w:tr>
-        <w:trPr>
-          <w:trHeight w:val="1936"/>
-        </w:trPr>
-        <w:tc>
-          <w:tcPr>
-            <w:tcW w:w="5000" w:type="pct"/>
+        <w:trPr/>
+        <w:tc>
+          <w:tcPr>
+            <w:tcW w:w="14832" w:type="dxa"/>
             <w:vAlign w:val="center"/>
           </w:tcPr>
           <w:p>
             <w:pPr>
-              <w:jc w:val="both"/>
-              <w:rPr>
-                <w:rFonts w:ascii="Calibri" w:hAnsi="Calibri" w:cs="Arial"/>
-                <w:i/>
-                <w:iCs/>
-                <w:color w:val="548DD4"/>
-                <w:sz w:val="20"/>
-                <w:szCs w:val="20"/>
-                <w:lang w:eastAsia="es-CL"/>
-              </w:rPr>
-            </w:pPr>
-            <w:r>
-              <w:rPr>
-                <w:rFonts w:ascii="Calibri" w:hAnsi="Calibri"/>
-                <w:color w:val="1F3864" w:themeColor="accent1" w:themeShade="80"/>
-              </w:rPr>
-              <w:t>Factores que han f</w:t>
-            </w:r>
-            <w:r>
-              <w:rPr>
-                <w:rFonts w:ascii="Calibri" w:hAnsi="Calibri"/>
-                <w:color w:val="1F3864" w:themeColor="accent1" w:themeShade="80"/>
-              </w:rPr>
-              <w:t>acilita</w:t>
-            </w:r>
-            <w:r>
-              <w:rPr>
-                <w:rFonts w:ascii="Calibri" w:hAnsi="Calibri"/>
-                <w:color w:val="1F3864" w:themeColor="accent1" w:themeShade="80"/>
-              </w:rPr>
-              <w:t>do y/o</w:t>
-            </w:r>
-            <w:r>
-              <w:rPr>
-                <w:rFonts w:ascii="Calibri" w:hAnsi="Calibri"/>
-                <w:color w:val="1F3864" w:themeColor="accent1" w:themeShade="80"/>
-              </w:rPr>
-              <w:t xml:space="preserve"> </w:t>
-            </w:r>
-            <w:r>
-              <w:rPr>
-                <w:rFonts w:ascii="Calibri" w:hAnsi="Calibri"/>
-                <w:color w:val="1F3864" w:themeColor="accent1" w:themeShade="80"/>
-              </w:rPr>
-              <w:t>dificultado el desarrollo de mi plan de trabajo</w:t>
-            </w:r>
-            <w:r>
-              <w:rPr>
-                <w:rFonts w:ascii="Calibri" w:hAnsi="Calibri" w:cs="Arial"/>
-                <w:color w:val="548DD4"/>
-                <w:sz w:val="20"/>
-                <w:szCs w:val="20"/>
-                <w:lang w:eastAsia="es-CL"/>
-              </w:rPr>
-              <w:t xml:space="preserve">: </w:t>
-            </w:r>
-            <w:r>
-              <w:rPr>
-                <w:rFonts w:ascii="Calibri" w:hAnsi="Calibri" w:cs="Arial"/>
-                <w:i/>
-                <w:iCs/>
-                <w:color w:val="548DD4"/>
-                <w:sz w:val="20"/>
-                <w:szCs w:val="20"/>
-                <w:lang w:eastAsia="es-CL"/>
-              </w:rPr>
-              <w:t>Describe los factores que han facilitado y</w:t>
-            </w:r>
-            <w:r>
-              <w:rPr>
-                <w:rFonts w:ascii="Calibri" w:hAnsi="Calibri" w:cs="Arial"/>
-                <w:i/>
-                <w:iCs/>
-                <w:color w:val="548DD4"/>
-                <w:sz w:val="20"/>
-                <w:szCs w:val="20"/>
-                <w:lang w:eastAsia="es-CL"/>
-              </w:rPr>
-              <w:t>/o</w:t>
-            </w:r>
-            <w:r>
-              <w:rPr>
-                <w:rFonts w:ascii="Calibri" w:hAnsi="Calibri" w:cs="Arial"/>
-                <w:i/>
-                <w:iCs/>
-                <w:color w:val="548DD4"/>
-                <w:sz w:val="20"/>
-                <w:szCs w:val="20"/>
-                <w:lang w:eastAsia="es-CL"/>
-              </w:rPr>
-              <w:t xml:space="preserve"> dificultado el desarrollo de tu Proyecto APT hasta ahora. En el caso de las dificultades</w:t>
-            </w:r>
-            <w:r>
-              <w:rPr>
-                <w:rFonts w:ascii="Calibri" w:hAnsi="Calibri" w:cs="Arial"/>
-                <w:i/>
-                <w:iCs/>
-                <w:color w:val="548DD4"/>
-                <w:sz w:val="20"/>
-                <w:szCs w:val="20"/>
-                <w:lang w:eastAsia="es-CL"/>
-              </w:rPr>
-              <w:t xml:space="preserve"> debes describir</w:t>
-            </w:r>
-            <w:r>
-              <w:rPr>
-                <w:rFonts w:ascii="Calibri" w:hAnsi="Calibri" w:cs="Arial"/>
-                <w:i/>
-                <w:iCs/>
-                <w:color w:val="548DD4"/>
-                <w:sz w:val="20"/>
-                <w:szCs w:val="20"/>
-                <w:lang w:eastAsia="es-CL"/>
-              </w:rPr>
-              <w:t xml:space="preserve"> qué acciones tomaste y/o tomarás para </w:t>
-            </w:r>
-            <w:r>
-              <w:rPr>
-                <w:rFonts w:ascii="Calibri" w:hAnsi="Calibri" w:cs="Arial"/>
-                <w:i/>
-                <w:iCs/>
-                <w:color w:val="548DD4"/>
-                <w:sz w:val="20"/>
-                <w:szCs w:val="20"/>
-                <w:lang w:eastAsia="es-CL"/>
-              </w:rPr>
-              <w:t xml:space="preserve">solucionarlas. </w:t>
-            </w:r>
-            <w:r>
-              <w:rPr>
-                <w:rFonts w:ascii="Calibri" w:hAnsi="Calibri"/>
-                <w:b/>
-                <w:color w:val="1F3864" w:themeColor="accent1" w:themeShade="80"/>
-              </w:rPr>
-              <w:t xml:space="preserve"> </w:t>
-            </w:r>
-          </w:p>
-          <w:p>
-            <w:pPr>
-              <w:rPr>
-                <w:rFonts w:ascii="Calibri" w:hAnsi="Calibri"/>
-                <w:color w:val="1F3864" w:themeColor="accent1" w:themeShade="80"/>
-              </w:rPr>
-            </w:pPr>
-          </w:p>
-          <w:p>
-            <w:pPr>
-              <w:rPr>
-                <w:rFonts w:ascii="Calibri" w:hAnsi="Calibri"/>
-                <w:color w:val="1F3864" w:themeColor="accent1" w:themeShade="80"/>
-              </w:rPr>
-            </w:pPr>
-          </w:p>
-          <w:p>
-            <w:pPr>
-              <w:jc w:val="both"/>
-              <w:rPr>
-                <w:rFonts w:ascii="Calibri" w:hAnsi="Calibri" w:cs="Arial"/>
-                <w:i/>
-                <w:color w:val="548DD4"/>
-                <w:sz w:val="20"/>
-                <w:szCs w:val="20"/>
-                <w:lang w:eastAsia="es-CL"/>
-              </w:rPr>
-            </w:pPr>
-          </w:p>
-          <w:p>
-            <w:pPr>
-              <w:jc w:val="both"/>
-              <w:rPr>
-                <w:rFonts w:ascii="Calibri" w:hAnsi="Calibri" w:cs="Arial"/>
-                <w:i/>
-                <w:color w:val="548DD4"/>
-                <w:sz w:val="20"/>
-                <w:szCs w:val="20"/>
-                <w:lang w:eastAsia="es-CL"/>
-              </w:rPr>
-            </w:pPr>
-          </w:p>
-          <w:p>
-            <w:pPr>
-              <w:jc w:val="both"/>
-              <w:rPr>
-                <w:rFonts w:ascii="Calibri" w:hAnsi="Calibri" w:cs="Arial"/>
-                <w:i/>
-                <w:color w:val="548DD4"/>
-                <w:sz w:val="20"/>
-                <w:szCs w:val="20"/>
-                <w:lang w:eastAsia="es-CL"/>
-              </w:rPr>
-            </w:pPr>
-          </w:p>
-        </w:tc>
-      </w:tr>
-    </w:tbl>
-    <w:p>
-      <w:pPr>
-        <w:rPr>
-          <w:rFonts w:cs="Calibri Light"/>
-          <w:color w:val="595959" w:themeColor="text1" w:themeTint="A6"/>
-          <w:sz w:val="24"/>
-          <w:szCs w:val="24"/>
-          <w:lang w:val="es-ES"/>
-        </w:rPr>
-      </w:pPr>
-    </w:p>
-    <w:tbl>
-      <w:tblPr>
-        <w:tblStyle w:val="Tablaconcuadrcula"/>
-        <w:tblpPr w:leftFromText="180" w:rightFromText="180" w:vertAnchor="text" w:horzAnchor="margin" w:tblpX="-572" w:tblpY="107"/>
-        <w:tblW w:w="5588" w:type="pct"/>
-        <w:tblBorders>
-          <w:top w:val="single" w:sz="4" w:space="0" w:color="BFBFBF" w:themeColor="background1" w:themeShade="BF"/>
-          <w:left w:val="single" w:sz="4" w:space="0" w:color="BFBFBF" w:themeColor="background1" w:themeShade="BF"/>
-          <w:bottom w:val="single" w:sz="4" w:space="0" w:color="BFBFBF" w:themeColor="background1" w:themeShade="BF"/>
-          <w:right w:val="single" w:sz="4" w:space="0" w:color="BFBFBF" w:themeColor="background1" w:themeShade="BF"/>
-          <w:insideH w:val="single" w:sz="4" w:space="0" w:color="BFBFBF" w:themeColor="background1" w:themeShade="BF"/>
-          <w:insideV w:val="single" w:sz="4" w:space="0" w:color="BFBFBF" w:themeColor="background1" w:themeShade="BF"/>
-        </w:tblBorders>
-        <w:tblLook w:val="04A0" w:firstRow="1" w:lastRow="0" w:firstColumn="1" w:lastColumn="0" w:noHBand="0" w:noVBand="1"/>
-      </w:tblPr>
-      <w:tblGrid>
-        <w:gridCol w:w="9493"/>
-      </w:tblGrid>
-      <w:tr>
-        <w:trPr>
-          <w:trHeight w:val="1936"/>
-        </w:trPr>
-        <w:tc>
-          <w:tcPr>
-            <w:tcW w:w="5000" w:type="pct"/>
-            <w:vAlign w:val="center"/>
-          </w:tcPr>
-          <w:p>
-            <w:pPr>
-              <w:jc w:val="both"/>
-              <w:rPr>
-                <w:rFonts w:ascii="Calibri" w:hAnsi="Calibri" w:cs="Arial"/>
-                <w:i/>
-                <w:color w:val="548DD4"/>
-                <w:sz w:val="20"/>
-                <w:szCs w:val="20"/>
-                <w:lang w:eastAsia="es-CL"/>
-              </w:rPr>
-            </w:pPr>
-            <w:r>
-              <w:rPr>
-                <w:rFonts w:ascii="Calibri" w:hAnsi="Calibri"/>
-                <w:color w:val="1F3864" w:themeColor="accent1" w:themeShade="80"/>
-              </w:rPr>
-              <w:lastRenderedPageBreak/>
-              <w:t xml:space="preserve">Actividades ajustadas o eliminadas: </w:t>
-            </w:r>
-            <w:r>
-              <w:rPr>
-                <w:rFonts w:ascii="Calibri" w:hAnsi="Calibri" w:cs="Arial"/>
-                <w:i/>
-                <w:color w:val="548DD4"/>
-                <w:sz w:val="20"/>
-                <w:szCs w:val="20"/>
-                <w:lang w:eastAsia="es-CL"/>
-              </w:rPr>
-              <w:t>Señalar los ajustes</w:t>
-            </w:r>
-            <w:r>
-              <w:rPr>
-                <w:rFonts w:ascii="Calibri" w:hAnsi="Calibri" w:cs="Arial"/>
-                <w:i/>
-                <w:color w:val="548DD4"/>
-                <w:sz w:val="20"/>
-                <w:szCs w:val="20"/>
-                <w:lang w:eastAsia="es-CL"/>
-              </w:rPr>
-              <w:t xml:space="preserve"> que realizaste a tu plan de trabajo o </w:t>
-            </w:r>
-            <w:r>
-              <w:rPr>
-                <w:rFonts w:ascii="Calibri" w:hAnsi="Calibri" w:cs="Arial"/>
-                <w:i/>
-                <w:color w:val="548DD4"/>
-                <w:sz w:val="20"/>
-                <w:szCs w:val="20"/>
-                <w:lang w:eastAsia="es-CL"/>
-              </w:rPr>
-              <w:t>actividades que</w:t>
-            </w:r>
-            <w:r>
-              <w:rPr>
-                <w:rFonts w:ascii="Calibri" w:hAnsi="Calibri" w:cs="Arial"/>
-                <w:i/>
-                <w:color w:val="548DD4"/>
-                <w:sz w:val="20"/>
-                <w:szCs w:val="20"/>
-                <w:lang w:eastAsia="es-CL"/>
-              </w:rPr>
-              <w:t xml:space="preserve"> eliminaste</w:t>
-            </w:r>
-            <w:r>
-              <w:rPr>
-                <w:rFonts w:ascii="Calibri" w:hAnsi="Calibri" w:cs="Arial"/>
-                <w:i/>
-                <w:color w:val="548DD4"/>
-                <w:sz w:val="20"/>
-                <w:szCs w:val="20"/>
-                <w:lang w:eastAsia="es-CL"/>
-              </w:rPr>
-              <w:t xml:space="preserve"> y</w:t>
-            </w:r>
-            <w:r>
-              <w:rPr>
-                <w:rFonts w:ascii="Calibri" w:hAnsi="Calibri" w:cs="Arial"/>
-                <w:i/>
-                <w:color w:val="548DD4"/>
-                <w:sz w:val="20"/>
-                <w:szCs w:val="20"/>
-                <w:lang w:eastAsia="es-CL"/>
-              </w:rPr>
-              <w:t>,</w:t>
-            </w:r>
-            <w:r>
-              <w:rPr>
-                <w:rFonts w:ascii="Calibri" w:hAnsi="Calibri" w:cs="Arial"/>
-                <w:i/>
-                <w:color w:val="548DD4"/>
-                <w:sz w:val="20"/>
-                <w:szCs w:val="20"/>
-                <w:lang w:eastAsia="es-CL"/>
-              </w:rPr>
-              <w:t xml:space="preserve"> justifica por</w:t>
-            </w:r>
-            <w:r>
-              <w:rPr>
-                <w:rFonts w:ascii="Calibri" w:hAnsi="Calibri" w:cs="Arial"/>
-                <w:i/>
-                <w:color w:val="548DD4"/>
-                <w:sz w:val="20"/>
-                <w:szCs w:val="20"/>
-                <w:lang w:eastAsia="es-CL"/>
-              </w:rPr>
-              <w:t xml:space="preserve"> </w:t>
-            </w:r>
-            <w:r>
-              <w:rPr>
-                <w:rFonts w:ascii="Calibri" w:hAnsi="Calibri" w:cs="Arial"/>
-                <w:i/>
-                <w:color w:val="548DD4"/>
-                <w:sz w:val="20"/>
-                <w:szCs w:val="20"/>
-                <w:lang w:eastAsia="es-CL"/>
-              </w:rPr>
-              <w:t xml:space="preserve">qué lo hiciste. </w:t>
-            </w:r>
-            <w:r>
-              <w:t xml:space="preserve"> </w:t>
-            </w:r>
-            <w:r>
-              <w:rPr>
-                <w:rFonts w:ascii="Calibri" w:hAnsi="Calibri" w:cs="Arial"/>
-                <w:i/>
-                <w:color w:val="548DD4"/>
-                <w:sz w:val="20"/>
-                <w:szCs w:val="20"/>
-                <w:lang w:eastAsia="es-CL"/>
-              </w:rPr>
-              <w:t>En el caso de que tu plan de trabajo no haya requerido ni requiera ajustes, justifica esta decisión a partir de los facilitadores que te han permitido desarrollarlo como fue planeado.</w:t>
-            </w:r>
-          </w:p>
-          <w:p>
-            <w:pPr>
-              <w:jc w:val="both"/>
-              <w:rPr>
-                <w:rFonts w:ascii="Calibri" w:hAnsi="Calibri" w:cs="Arial"/>
-                <w:i/>
-                <w:color w:val="548DD4"/>
-                <w:sz w:val="20"/>
-                <w:szCs w:val="20"/>
-                <w:lang w:eastAsia="es-CL"/>
-              </w:rPr>
-            </w:pPr>
-          </w:p>
-          <w:p>
-            <w:pPr>
-              <w:jc w:val="both"/>
-              <w:rPr>
-                <w:rFonts w:ascii="Calibri" w:hAnsi="Calibri" w:cs="Arial"/>
-                <w:i/>
-                <w:color w:val="C00000"/>
-                <w:sz w:val="20"/>
-                <w:szCs w:val="20"/>
-                <w:lang w:eastAsia="es-CL"/>
-              </w:rPr>
-            </w:pPr>
-          </w:p>
-          <w:p>
-            <w:pPr>
-              <w:jc w:val="both"/>
-              <w:rPr>
-                <w:rFonts w:ascii="Calibri" w:hAnsi="Calibri" w:cs="Arial"/>
-                <w:i/>
-                <w:color w:val="548DD4"/>
-                <w:sz w:val="20"/>
-                <w:szCs w:val="20"/>
-                <w:lang w:eastAsia="es-CL"/>
-              </w:rPr>
-            </w:pPr>
-          </w:p>
-          <w:p>
-            <w:pPr>
-              <w:jc w:val="both"/>
-              <w:rPr>
-                <w:rFonts w:ascii="Calibri" w:hAnsi="Calibri" w:cs="Arial"/>
-                <w:i/>
-                <w:color w:val="548DD4"/>
-                <w:sz w:val="20"/>
-                <w:szCs w:val="20"/>
-                <w:lang w:eastAsia="es-CL"/>
-              </w:rPr>
-            </w:pPr>
-          </w:p>
-          <w:p>
-            <w:pPr>
-              <w:jc w:val="both"/>
-              <w:rPr>
-                <w:rFonts w:ascii="Calibri" w:hAnsi="Calibri" w:cs="Arial"/>
-                <w:i/>
-                <w:color w:val="548DD4"/>
-                <w:sz w:val="20"/>
-                <w:szCs w:val="20"/>
-                <w:lang w:eastAsia="es-CL"/>
-              </w:rPr>
-            </w:pPr>
-          </w:p>
-          <w:p>
-            <w:pPr>
-              <w:jc w:val="both"/>
-              <w:rPr>
-                <w:rFonts w:ascii="Calibri" w:hAnsi="Calibri" w:cs="Arial"/>
-                <w:i/>
-                <w:color w:val="548DD4"/>
-                <w:sz w:val="20"/>
-                <w:szCs w:val="20"/>
-                <w:lang w:eastAsia="es-CL"/>
-              </w:rPr>
-            </w:pPr>
-          </w:p>
-          <w:p>
-            <w:pPr>
-              <w:jc w:val="both"/>
-              <w:rPr>
-                <w:rFonts w:ascii="Calibri" w:hAnsi="Calibri" w:cs="Arial"/>
-                <w:i/>
-                <w:color w:val="548DD4"/>
-                <w:sz w:val="20"/>
-                <w:szCs w:val="20"/>
-                <w:lang w:eastAsia="es-CL"/>
-              </w:rPr>
-            </w:pPr>
+              <w:spacing w:before="40" w:after="60" w:line="264" w:lineRule="auto"/>
+              <w:jc w:val="left"/>
+            </w:pPr>
+            <w:r/>
+            <w:r>
+              <w:rPr>
+                <w:rFonts w:ascii="Calibri" w:hAnsi="Calibri"/>
+                <w:b w:val="0"/>
+                <w:i w:val="0"/>
+                <w:color w:val="282828"/>
+                <w:sz w:val="19"/>
+              </w:rPr>
+              <w:t>Actividades ajustadas o eliminadas:</w:t>
+            </w:r>
+          </w:p>
+          <w:p>
+            <w:pPr>
+              <w:spacing w:before="40" w:after="60" w:line="264" w:lineRule="auto"/>
+              <w:jc w:val="left"/>
+            </w:pPr>
+            <w:r>
+              <w:rPr>
+                <w:rFonts w:ascii="Calibri" w:hAnsi="Calibri"/>
+                <w:b w:val="0"/>
+                <w:i w:val="0"/>
+                <w:color w:val="282828"/>
+                <w:sz w:val="19"/>
+              </w:rPr>
+              <w:t>Actividades ajustadas durante el desarrollo:</w:t>
+              <w:br/>
+              <w:t>1. Incorporación de contingencia manual con PIN (Actividad A13): Se ajustó el flujo original exclusivamente óptico del QR, agregando un modal de validación manual en la nómina docente para prevenir bloqueos de asistencia ante problemas de cámara o luz.</w:t>
+              <w:br/>
+              <w:t>2. Expiración de seguridad del Pase QR a 300 segundos (Actividad A09): Se ajustó el token QR para que contenga un hash dinámico con cuenta regresiva de 5 minutos, impidiendo la captura de pantalla compartida entre usuarias.</w:t>
+              <w:br/>
+              <w:t>3. Rutina 'deleteClassesCascade' en gestión de sesiones: Se incorporó en el backend una función transaccional para limpiar en cascada los registros huérfanos al cancelar una clase programada.</w:t>
+              <w:br/>
+              <w:t>4. Desacoplamiento del flujo de pagos por transferencia: Se estructuró el almacenamiento seguro de comprobantes bancarios en un bucket dedicado de Supabase Storage con auditoría manual antes de liberar créditos.</w:t>
+            </w:r>
+          </w:p>
+          <w:p>
+            <w:pPr>
+              <w:spacing w:before="40" w:after="60" w:line="264" w:lineRule="auto"/>
+              <w:jc w:val="left"/>
+            </w:pPr>
+            <w:r>
+              <w:rPr>
+                <w:rFonts w:ascii="Calibri" w:hAnsi="Calibri"/>
+                <w:b w:val="0"/>
+                <w:i w:val="0"/>
+                <w:color w:val="282828"/>
+                <w:sz w:val="19"/>
+              </w:rPr>
+              <w:t>Actividades eliminadas:</w:t>
+              <w:br/>
+              <w:t>No se eliminó ninguna funcionalidad esencial del alcance original de la versión 1.0. Todos los módulos comprometidos (autenticación, agenda, reservas, pagos, asistencia QR/manual y reportería) se mantienen activos y programados dentro del cronograma de 18 semanas.</w:t>
+            </w:r>
           </w:p>
         </w:tc>
       </w:tr>
@@ -2995,8 +3223,7 @@
     <w:tbl>
       <w:tblPr>
         <w:tblStyle w:val="Tablaconcuadrcula"/>
-        <w:tblW w:w="5591" w:type="pct"/>
-        <w:tblInd w:w="-572" w:type="dxa"/>
+        <w:tblW w:w="14960" w:type="dxa"/>
         <w:tblBorders>
           <w:top w:val="single" w:sz="4" w:space="0" w:color="BFBFBF" w:themeColor="background1" w:themeShade="BF"/>
           <w:left w:val="single" w:sz="4" w:space="0" w:color="BFBFBF" w:themeColor="background1" w:themeShade="BF"/>
@@ -3005,289 +3232,77 @@
           <w:insideH w:val="single" w:sz="4" w:space="0" w:color="BFBFBF" w:themeColor="background1" w:themeShade="BF"/>
           <w:insideV w:val="single" w:sz="4" w:space="0" w:color="BFBFBF" w:themeColor="background1" w:themeShade="BF"/>
         </w:tblBorders>
+        <w:tblLayout w:type="autofit"/>
         <w:tblLook w:val="04A0" w:firstRow="1" w:lastRow="0" w:firstColumn="1" w:lastColumn="0" w:noHBand="0" w:noVBand="1"/>
       </w:tblPr>
       <w:tblGrid>
-        <w:gridCol w:w="9498"/>
+        <w:gridCol w:w="14832"/>
       </w:tblGrid>
       <w:tr>
-        <w:trPr>
-          <w:trHeight w:val="1966"/>
-        </w:trPr>
-        <w:tc>
-          <w:tcPr>
-            <w:tcW w:w="5000" w:type="pct"/>
+        <w:trPr/>
+        <w:tc>
+          <w:tcPr>
+            <w:tcW w:w="14832" w:type="dxa"/>
             <w:vAlign w:val="center"/>
           </w:tcPr>
           <w:p>
             <w:pPr>
-              <w:jc w:val="both"/>
-              <w:rPr>
-                <w:rFonts w:ascii="Calibri" w:hAnsi="Calibri" w:cs="Arial"/>
-                <w:i/>
-                <w:color w:val="548DD4"/>
-                <w:sz w:val="20"/>
-                <w:szCs w:val="20"/>
-                <w:lang w:eastAsia="es-CL"/>
-              </w:rPr>
-            </w:pPr>
-            <w:r>
-              <w:rPr>
-                <w:rFonts w:ascii="Calibri" w:hAnsi="Calibri"/>
-                <w:color w:val="1F3864" w:themeColor="accent1" w:themeShade="80"/>
-              </w:rPr>
-              <w:t>Actividades que no has iniciado o están retrasadas:</w:t>
-            </w:r>
-            <w:r>
-              <w:rPr>
-                <w:rFonts w:ascii="Calibri" w:hAnsi="Calibri" w:cs="Arial"/>
-                <w:i/>
-                <w:color w:val="548DD4"/>
-                <w:sz w:val="20"/>
-                <w:szCs w:val="20"/>
-                <w:lang w:eastAsia="es-CL"/>
-              </w:rPr>
-              <w:t xml:space="preserve"> </w:t>
-            </w:r>
-            <w:r>
-              <w:rPr>
-                <w:rFonts w:ascii="Calibri" w:hAnsi="Calibri" w:cs="Arial"/>
-                <w:i/>
-                <w:color w:val="548DD4"/>
-                <w:sz w:val="20"/>
-                <w:szCs w:val="20"/>
-                <w:lang w:eastAsia="es-CL"/>
-              </w:rPr>
-              <w:t>En caso</w:t>
-            </w:r>
-            <w:r>
-              <w:rPr>
-                <w:rFonts w:ascii="Calibri" w:hAnsi="Calibri" w:cs="Arial"/>
-                <w:i/>
-                <w:color w:val="548DD4"/>
-                <w:sz w:val="20"/>
-                <w:szCs w:val="20"/>
-                <w:lang w:eastAsia="es-CL"/>
-              </w:rPr>
-              <w:t xml:space="preserve"> de</w:t>
-            </w:r>
-            <w:r>
-              <w:rPr>
-                <w:rFonts w:ascii="Calibri" w:hAnsi="Calibri" w:cs="Arial"/>
-                <w:i/>
-                <w:color w:val="548DD4"/>
-                <w:sz w:val="20"/>
-                <w:szCs w:val="20"/>
-                <w:lang w:eastAsia="es-CL"/>
-              </w:rPr>
-              <w:t xml:space="preserve"> que </w:t>
-            </w:r>
-            <w:r>
-              <w:rPr>
-                <w:rFonts w:ascii="Calibri" w:hAnsi="Calibri" w:cs="Arial"/>
-                <w:b/>
-                <w:i/>
-                <w:color w:val="548DD4"/>
-                <w:sz w:val="20"/>
-                <w:szCs w:val="20"/>
-                <w:lang w:eastAsia="es-CL"/>
-              </w:rPr>
-              <w:t>no ha</w:t>
-            </w:r>
-            <w:r>
-              <w:rPr>
-                <w:rFonts w:ascii="Calibri" w:hAnsi="Calibri" w:cs="Arial"/>
-                <w:b/>
-                <w:i/>
-                <w:color w:val="548DD4"/>
-                <w:sz w:val="20"/>
-                <w:szCs w:val="20"/>
-                <w:lang w:eastAsia="es-CL"/>
-              </w:rPr>
-              <w:t>yas</w:t>
-            </w:r>
-            <w:r>
-              <w:rPr>
-                <w:rFonts w:ascii="Calibri" w:hAnsi="Calibri" w:cs="Arial"/>
-                <w:b/>
-                <w:i/>
-                <w:color w:val="548DD4"/>
-                <w:sz w:val="20"/>
-                <w:szCs w:val="20"/>
-                <w:lang w:eastAsia="es-CL"/>
-              </w:rPr>
-              <w:t xml:space="preserve"> iniciado actividades o est</w:t>
-            </w:r>
-            <w:r>
-              <w:rPr>
-                <w:rFonts w:ascii="Calibri" w:hAnsi="Calibri" w:cs="Arial"/>
-                <w:b/>
-                <w:i/>
-                <w:color w:val="548DD4"/>
-                <w:sz w:val="20"/>
-                <w:szCs w:val="20"/>
-                <w:lang w:eastAsia="es-CL"/>
-              </w:rPr>
-              <w:t>é</w:t>
-            </w:r>
-            <w:r>
-              <w:rPr>
-                <w:rFonts w:ascii="Calibri" w:hAnsi="Calibri" w:cs="Arial"/>
-                <w:b/>
-                <w:i/>
-                <w:color w:val="548DD4"/>
-                <w:sz w:val="20"/>
-                <w:szCs w:val="20"/>
-                <w:lang w:eastAsia="es-CL"/>
-              </w:rPr>
-              <w:t>n retrasadas</w:t>
-            </w:r>
-            <w:r>
-              <w:rPr>
-                <w:rFonts w:ascii="Calibri" w:hAnsi="Calibri" w:cs="Arial"/>
-                <w:i/>
-                <w:color w:val="548DD4"/>
-                <w:sz w:val="20"/>
-                <w:szCs w:val="20"/>
-                <w:lang w:eastAsia="es-CL"/>
-              </w:rPr>
-              <w:t xml:space="preserve"> de acuerdo a tu planificación</w:t>
-            </w:r>
-            <w:r>
-              <w:rPr>
-                <w:rFonts w:ascii="Calibri" w:hAnsi="Calibri" w:cs="Arial"/>
-                <w:i/>
-                <w:color w:val="548DD4"/>
-                <w:sz w:val="20"/>
-                <w:szCs w:val="20"/>
-                <w:lang w:eastAsia="es-CL"/>
-              </w:rPr>
-              <w:t>,</w:t>
-            </w:r>
-            <w:r>
-              <w:rPr>
-                <w:rFonts w:ascii="Calibri" w:hAnsi="Calibri" w:cs="Arial"/>
-                <w:i/>
-                <w:color w:val="548DD4"/>
-                <w:sz w:val="20"/>
-                <w:szCs w:val="20"/>
-                <w:lang w:eastAsia="es-CL"/>
-              </w:rPr>
-              <w:t xml:space="preserve"> señala los motivos por lo</w:t>
-            </w:r>
-            <w:r>
-              <w:rPr>
-                <w:rFonts w:ascii="Calibri" w:hAnsi="Calibri" w:cs="Arial"/>
-                <w:i/>
-                <w:color w:val="548DD4"/>
-                <w:sz w:val="20"/>
-                <w:szCs w:val="20"/>
-                <w:lang w:eastAsia="es-CL"/>
-              </w:rPr>
-              <w:t>s</w:t>
-            </w:r>
-            <w:r>
-              <w:rPr>
-                <w:rFonts w:ascii="Calibri" w:hAnsi="Calibri" w:cs="Arial"/>
-                <w:i/>
-                <w:color w:val="548DD4"/>
-                <w:sz w:val="20"/>
-                <w:szCs w:val="20"/>
-                <w:lang w:eastAsia="es-CL"/>
-              </w:rPr>
-              <w:t xml:space="preserve"> que no has podido cumplir dichos plazos y qué estrategias utilizarás para avanzar en dichas actividades y no afectar tu proyecto APT. </w:t>
-            </w:r>
-          </w:p>
-          <w:p>
-            <w:pPr>
-              <w:jc w:val="both"/>
-              <w:rPr>
-                <w:rFonts w:ascii="Calibri" w:hAnsi="Calibri" w:cs="Arial"/>
-                <w:i/>
-                <w:color w:val="548DD4"/>
-                <w:sz w:val="20"/>
-                <w:szCs w:val="20"/>
-                <w:lang w:eastAsia="es-CL"/>
-              </w:rPr>
-            </w:pPr>
-          </w:p>
-          <w:p>
-            <w:pPr>
-              <w:jc w:val="both"/>
-              <w:rPr>
-                <w:rFonts w:ascii="Calibri" w:hAnsi="Calibri" w:cs="Arial"/>
-                <w:i/>
-                <w:color w:val="548DD4"/>
-                <w:sz w:val="20"/>
-                <w:szCs w:val="20"/>
-                <w:lang w:eastAsia="es-CL"/>
-              </w:rPr>
-            </w:pPr>
-          </w:p>
-          <w:p>
-            <w:pPr>
-              <w:jc w:val="both"/>
-              <w:rPr>
-                <w:rFonts w:ascii="Calibri" w:hAnsi="Calibri" w:cs="Arial"/>
-                <w:i/>
-                <w:color w:val="548DD4"/>
-                <w:sz w:val="20"/>
-                <w:szCs w:val="20"/>
-                <w:lang w:eastAsia="es-CL"/>
-              </w:rPr>
-            </w:pPr>
-          </w:p>
-          <w:p>
-            <w:pPr>
-              <w:jc w:val="both"/>
-              <w:rPr>
-                <w:rFonts w:ascii="Calibri" w:hAnsi="Calibri" w:cs="Arial"/>
-                <w:i/>
-                <w:color w:val="548DD4"/>
-                <w:sz w:val="20"/>
-                <w:szCs w:val="20"/>
-                <w:lang w:eastAsia="es-CL"/>
-              </w:rPr>
-            </w:pPr>
-          </w:p>
-          <w:p>
-            <w:pPr>
-              <w:jc w:val="both"/>
-              <w:rPr>
-                <w:rFonts w:ascii="Calibri" w:hAnsi="Calibri" w:cs="Arial"/>
-                <w:i/>
-                <w:color w:val="548DD4"/>
-                <w:sz w:val="20"/>
-                <w:szCs w:val="20"/>
-                <w:lang w:eastAsia="es-CL"/>
-              </w:rPr>
-            </w:pPr>
-          </w:p>
-          <w:p>
-            <w:pPr>
-              <w:jc w:val="both"/>
-              <w:rPr>
-                <w:rFonts w:ascii="Calibri" w:hAnsi="Calibri" w:cs="Arial"/>
-                <w:i/>
-                <w:color w:val="548DD4"/>
-                <w:sz w:val="20"/>
-                <w:szCs w:val="20"/>
-                <w:lang w:eastAsia="es-CL"/>
-              </w:rPr>
-            </w:pPr>
-          </w:p>
-          <w:p>
-            <w:pPr>
-              <w:jc w:val="both"/>
-              <w:rPr>
-                <w:rFonts w:ascii="Calibri" w:hAnsi="Calibri" w:cs="Arial"/>
-                <w:i/>
-                <w:color w:val="548DD4"/>
-                <w:sz w:val="20"/>
-                <w:szCs w:val="20"/>
-                <w:lang w:eastAsia="es-CL"/>
-              </w:rPr>
-            </w:pPr>
+              <w:spacing w:before="40" w:after="60" w:line="264" w:lineRule="auto"/>
+              <w:jc w:val="left"/>
+            </w:pPr>
+            <w:r/>
+            <w:r>
+              <w:rPr>
+                <w:rFonts w:ascii="Calibri" w:hAnsi="Calibri"/>
+                <w:b w:val="0"/>
+                <w:i w:val="0"/>
+                <w:color w:val="282828"/>
+                <w:sz w:val="19"/>
+              </w:rPr>
+              <w:t>Actividades no iniciadas o reprogramadas:</w:t>
+            </w:r>
+          </w:p>
+          <w:p>
+            <w:pPr>
+              <w:spacing w:before="40" w:after="60" w:line="264" w:lineRule="auto"/>
+              <w:jc w:val="left"/>
+            </w:pPr>
+            <w:r>
+              <w:rPr>
+                <w:rFonts w:ascii="Calibri" w:hAnsi="Calibri"/>
+                <w:b w:val="0"/>
+                <w:i w:val="0"/>
+                <w:color w:val="282828"/>
+                <w:sz w:val="19"/>
+              </w:rPr>
+              <w:t>Estado de actividades y planificación de las 7 semanas restantes (Semanas 12 a 18):</w:t>
+              <w:br/>
+              <w:t>Con un cumplimiento real auditado del 87.50 % al término de la Semana 11, las actividades pendientes se encuentran identificadas y calendarizadas para asegurar una versión 1.0 estable y comprobable:</w:t>
+              <w:br/>
+              <w:t>1. Semana 12: Automatización de alertas de transferencias pendientes y módulo de auditoría rápida en panel administrativo para aprobación de membresías con un solo clic (cierre del módulo F06, restante 20 %).</w:t>
+              <w:br/>
+              <w:t>2. Semanas 13 y 14: Desarrollo del Dashboard consolidado de administración (F09), visualizando métricas de ocupación de salas, tasa de asistencia mensual por disciplina y saldo financiero consolidado.</w:t>
+              <w:br/>
+              <w:t>3. Semanas 15 y 16: Ejecución de pruebas de carga concurrente sobre el motor de reservas (simulación de demanda pico en apertura de horarios semanales) y auditoría final de políticas RLS en PostgreSQL.</w:t>
+              <w:br/>
+              <w:t>4. Semanas 17 y 18: Confección de manuales de usuario para administración y cuerpo docente, capacitación presencial y período de marcha blanca operativa previa a la entrega final del proyecto de título.</w:t>
+            </w:r>
+          </w:p>
+          <w:p>
+            <w:pPr>
+              <w:spacing w:before="40" w:after="60" w:line="264" w:lineRule="auto"/>
+              <w:jc w:val="left"/>
+            </w:pPr>
+            <w:r>
+              <w:rPr>
+                <w:rFonts w:ascii="Calibri" w:hAnsi="Calibri"/>
+                <w:b w:val="0"/>
+                <w:i w:val="0"/>
+                <w:color w:val="282828"/>
+                <w:sz w:val="19"/>
+              </w:rPr>
+              <w:t>Esta planificación garantiza que las últimas semanas no se destinen a programar nuevas funcionalidades desde cero, sino a la estabilización, validación de la experiencia de usuario y cierre documental riguroso.</w:t>
+            </w:r>
           </w:p>
         </w:tc>
       </w:tr>
@@ -3301,8 +3316,8 @@
     </w:p>
     <w:sectPr>
       <w:headerReference w:type="default" r:id="rId10"/>
-      <w:pgSz w:w="11906" w:h="16838"/>
-      <w:pgMar w:top="1417" w:right="1701" w:bottom="1417" w:left="1701" w:header="708" w:footer="708" w:gutter="0"/>
+      <w:pgSz w:w="16834" w:h="11909" w:orient="landscape"/>
+      <w:pgMar w:top="1417" w:right="936" w:bottom="1417" w:left="936" w:header="708" w:footer="708" w:gutter="0"/>
       <w:cols w:space="708"/>
       <w:docGrid w:linePitch="360"/>
     </w:sectPr>
